--- a/ind/docx/006.content.docx
+++ b/ind/docx/006.content.docx
@@ -150,26 +150,6 @@
           <w:lang w:val="id_ID" w:bidi="id_ID"/>
         </w:rPr>
         <w:t>H</w:t>
-      </w:r>
-      <w:r>
-        <w:rPr>
-          <w:lang w:val="id_ID" w:bidi="id_ID"/>
-        </w:rPr>
-      </w:r>
-    </w:p>
-    <w:p>
-      <w:pPr/>
-      <w:r>
-        <w:rPr>
-          <w:lang w:val="id_ID" w:bidi="id_ID"/>
-        </w:rPr>
-      </w:r>
-      <w:r>
-        <w:rPr>
-          <w:i/>
-          <w:lang w:val="id_ID" w:bidi="id_ID"/>
-        </w:rPr>
-        <w:t>Hades, Hakal-Dama / AKELDAMA, Hakal-Dama / AKELDAMA, Hari, Hari Tuhan, Hari Tuhan, Hari-hari Terakhir, Hukum, Konsep Alkitabiah</w:t>
       </w:r>
       <w:r>
         <w:rPr>

--- a/ind/docx/006.content.docx
+++ b/ind/docx/006.content.docx
@@ -19,7 +19,7 @@
         <w:rPr>
           <w:lang w:val="id_ID" w:bidi="id_ID"/>
         </w:rPr>
-        <w:t>Resource: Kamus Alkitab (Tyndale)</w:t>
+        <w:t>Resource: Tyndale Open Bible Dictionary</w:t>
       </w:r>
       <w:r>
         <w:rPr>
@@ -112,7 +112,7 @@
         <w:rPr>
           <w:lang w:val="id_ID" w:bidi="id_ID"/>
         </w:rPr>
-        <w:t>Kamus Alkitab (Tyndale)</w:t>
+        <w:t>Tyndale Open Bible Dictionary</w:t>
       </w:r>
     </w:p>
     <w:p>

--- a/ind/docx/006.content.docx
+++ b/ind/docx/006.content.docx
@@ -19,7 +19,7 @@
         <w:rPr>
           <w:lang w:val="id_ID" w:bidi="id_ID"/>
         </w:rPr>
-        <w:t>Resource: Tyndale Open Bible Dictionary</w:t>
+        <w:t>Resource: Aquifer Open Bible Dictionary</w:t>
       </w:r>
       <w:r>
         <w:rPr>
@@ -112,7 +112,7 @@
         <w:rPr>
           <w:lang w:val="id_ID" w:bidi="id_ID"/>
         </w:rPr>
-        <w:t>Tyndale Open Bible Dictionary</w:t>
+        <w:t>Aquifer Open Bible Dictionary</w:t>
       </w:r>
     </w:p>
     <w:p>

--- a/ind/docx/006.content.docx
+++ b/ind/docx/006.content.docx
@@ -287,108 +287,72 @@
         </w:rPr>
         <w:t>" ke dalam bahasa Yunani. Ini adalah terjemahan yang sangat cocok untuk kata Ibrani yang digunakan oleh penerjemah Perjanjian Baru Yunani, Septuaginta. Kedua kata tersebut dapat berarti kuburan fisik atau kematian (</w:t>
       </w:r>
-      <w:hyperlink r:id="rId13">
-        <w:r>
-          <w:rPr>
-            <w:lang w:val="id_ID" w:bidi="id_ID"/>
-          </w:rPr>
-          <w:rPr>
-            <w:color w:val="0000EE"/>
-            <w:u w:val="single"/>
-          </w:rPr>
-          <w:t>Kej. 37:35</w:t>
-        </w:r>
-      </w:hyperlink>
-      <w:r>
-        <w:rPr>
-          <w:lang w:val="id_ID" w:bidi="id_ID"/>
-        </w:rPr>
-        <w:t xml:space="preserve">; </w:t>
-      </w:r>
-      <w:hyperlink r:id="rId14">
-        <w:r>
-          <w:rPr>
-            <w:lang w:val="id_ID" w:bidi="id_ID"/>
-          </w:rPr>
-          <w:rPr>
-            <w:color w:val="0000EE"/>
-            <w:u w:val="single"/>
-          </w:rPr>
-          <w:t>Ams. 5:5</w:t>
-        </w:r>
-      </w:hyperlink>
-      <w:r>
-        <w:rPr>
-          <w:lang w:val="id_ID" w:bidi="id_ID"/>
-        </w:rPr>
-        <w:t xml:space="preserve">; </w:t>
-      </w:r>
-      <w:hyperlink r:id="rId15">
-        <w:r>
-          <w:rPr>
-            <w:lang w:val="id_ID" w:bidi="id_ID"/>
-          </w:rPr>
-          <w:rPr>
-            <w:color w:val="0000EE"/>
-            <w:u w:val="single"/>
-          </w:rPr>
-          <w:t>7:27</w:t>
-        </w:r>
-      </w:hyperlink>
+      <w:r>
+        <w:rPr>
+          <w:lang w:val="id_ID" w:bidi="id_ID"/>
+        </w:rPr>
+        <w:t>Kej. 37:35</w:t>
+      </w:r>
+      <w:r>
+        <w:rPr>
+          <w:lang w:val="id_ID" w:bidi="id_ID"/>
+        </w:rPr>
+        <w:t xml:space="preserve">; </w:t>
+      </w:r>
+      <w:r>
+        <w:rPr>
+          <w:lang w:val="id_ID" w:bidi="id_ID"/>
+        </w:rPr>
+        <w:t>Ams. 5:5</w:t>
+      </w:r>
+      <w:r>
+        <w:rPr>
+          <w:lang w:val="id_ID" w:bidi="id_ID"/>
+        </w:rPr>
+        <w:t xml:space="preserve">; </w:t>
+      </w:r>
+      <w:r>
+        <w:rPr>
+          <w:lang w:val="id_ID" w:bidi="id_ID"/>
+        </w:rPr>
+        <w:t>7:27</w:t>
+      </w:r>
       <w:r>
         <w:rPr>
           <w:lang w:val="id_ID" w:bidi="id_ID"/>
         </w:rPr>
         <w:t>). Kedua kata tersebut merujuk pada dunia bawah yang gelap di mana keberadaan paling baik adalah bayangan (</w:t>
       </w:r>
-      <w:hyperlink r:id="rId16">
-        <w:r>
-          <w:rPr>
-            <w:lang w:val="id_ID" w:bidi="id_ID"/>
-          </w:rPr>
-          <w:rPr>
-            <w:color w:val="0000EE"/>
-            <w:u w:val="single"/>
-          </w:rPr>
-          <w:t>Ayb. 10:21–22</w:t>
-        </w:r>
-      </w:hyperlink>
+      <w:r>
+        <w:rPr>
+          <w:lang w:val="id_ID" w:bidi="id_ID"/>
+        </w:rPr>
+        <w:t>Ayb. 10:21–22</w:t>
+      </w:r>
       <w:r>
         <w:rPr>
           <w:lang w:val="id_ID" w:bidi="id_ID"/>
         </w:rPr>
         <w:t>;</w:t>
       </w:r>
-      <w:hyperlink r:id="rId17">
-        <w:r>
-          <w:rPr>
-            <w:lang w:val="id_ID" w:bidi="id_ID"/>
-          </w:rPr>
-          <w:rPr>
-            <w:color w:val="0000EE"/>
-            <w:u w:val="single"/>
-          </w:rPr>
-          <w:t xml:space="preserve"> 38:17</w:t>
-        </w:r>
-      </w:hyperlink>
-      <w:r>
-        <w:rPr>
-          <w:lang w:val="id_ID" w:bidi="id_ID"/>
-        </w:rPr>
-        <w:t xml:space="preserve">; </w:t>
-      </w:r>
-      <w:hyperlink r:id="rId18">
-        <w:r>
-          <w:rPr>
-            <w:lang w:val="id_ID" w:bidi="id_ID"/>
-          </w:rPr>
-          <w:rPr>
-            <w:color w:val="0000EE"/>
-            <w:u w:val="single"/>
-          </w:rPr>
-          <w:t>Yes. 14:9</w:t>
-        </w:r>
-      </w:hyperlink>
+      <w:r>
+        <w:rPr>
+          <w:lang w:val="id_ID" w:bidi="id_ID"/>
+        </w:rPr>
+        <w:t xml:space="preserve"> 38:17</w:t>
+      </w:r>
+      <w:r>
+        <w:rPr>
+          <w:lang w:val="id_ID" w:bidi="id_ID"/>
+        </w:rPr>
+        <w:t xml:space="preserve">; </w:t>
+      </w:r>
+      <w:r>
+        <w:rPr>
+          <w:lang w:val="id_ID" w:bidi="id_ID"/>
+        </w:rPr>
+        <w:t>Yes. 14:9</w:t>
+      </w:r>
       <w:r>
         <w:rPr>
           <w:lang w:val="id_ID" w:bidi="id_ID"/>
@@ -409,72 +373,48 @@
         </w:rPr>
         <w:t>Sheol digambarkan berada di bawah laut dan memiliki palang dan gerbang (</w:t>
       </w:r>
-      <w:hyperlink r:id="rId19">
-        <w:r>
-          <w:rPr>
-            <w:lang w:val="id_ID" w:bidi="id_ID"/>
-          </w:rPr>
-          <w:rPr>
-            <w:color w:val="0000EE"/>
-            <w:u w:val="single"/>
-          </w:rPr>
-          <w:t>Ayb. 26:5–6</w:t>
-        </w:r>
-      </w:hyperlink>
+      <w:r>
+        <w:rPr>
+          <w:lang w:val="id_ID" w:bidi="id_ID"/>
+        </w:rPr>
+        <w:t>Ayb. 26:5–6</w:t>
+      </w:r>
       <w:r>
         <w:rPr>
           <w:lang w:val="id_ID" w:bidi="id_ID"/>
         </w:rPr>
         <w:t>;</w:t>
       </w:r>
-      <w:hyperlink r:id="rId20">
-        <w:r>
-          <w:rPr>
-            <w:lang w:val="id_ID" w:bidi="id_ID"/>
-          </w:rPr>
-          <w:rPr>
-            <w:color w:val="0000EE"/>
-            <w:u w:val="single"/>
-          </w:rPr>
-          <w:t xml:space="preserve"> 17:16</w:t>
-        </w:r>
-      </w:hyperlink>
-      <w:r>
-        <w:rPr>
-          <w:lang w:val="id_ID" w:bidi="id_ID"/>
-        </w:rPr>
-        <w:t xml:space="preserve">; </w:t>
-      </w:r>
-      <w:hyperlink r:id="rId21">
-        <w:r>
-          <w:rPr>
-            <w:lang w:val="id_ID" w:bidi="id_ID"/>
-          </w:rPr>
-          <w:rPr>
-            <w:color w:val="0000EE"/>
-            <w:u w:val="single"/>
-          </w:rPr>
-          <w:t>Yun. 2:2–3</w:t>
-        </w:r>
-      </w:hyperlink>
+      <w:r>
+        <w:rPr>
+          <w:lang w:val="id_ID" w:bidi="id_ID"/>
+        </w:rPr>
+        <w:t xml:space="preserve"> 17:16</w:t>
+      </w:r>
+      <w:r>
+        <w:rPr>
+          <w:lang w:val="id_ID" w:bidi="id_ID"/>
+        </w:rPr>
+        <w:t xml:space="preserve">; </w:t>
+      </w:r>
+      <w:r>
+        <w:rPr>
+          <w:lang w:val="id_ID" w:bidi="id_ID"/>
+        </w:rPr>
+        <w:t>Yun. 2:2–3</w:t>
+      </w:r>
       <w:r>
         <w:rPr>
           <w:lang w:val="id_ID" w:bidi="id_ID"/>
         </w:rPr>
         <w:t>). Semua orang pergi ke sana baik mereka yang baik maupun mereka yang jahat (</w:t>
       </w:r>
-      <w:hyperlink r:id="rId22">
-        <w:r>
-          <w:rPr>
-            <w:lang w:val="id_ID" w:bidi="id_ID"/>
-          </w:rPr>
-          <w:rPr>
-            <w:color w:val="0000EE"/>
-            <w:u w:val="single"/>
-          </w:rPr>
-          <w:t>Mzm. 89:48</w:t>
-        </w:r>
-      </w:hyperlink>
+      <w:r>
+        <w:rPr>
+          <w:lang w:val="id_ID" w:bidi="id_ID"/>
+        </w:rPr>
+        <w:t>Mzm. 89:48</w:t>
+      </w:r>
       <w:r>
         <w:rPr>
           <w:lang w:val="id_ID" w:bidi="id_ID"/>
@@ -589,43 +529,7 @@
         <w:rPr>
           <w:lang w:val="id_ID" w:bidi="id_ID"/>
         </w:rPr>
-        <w:t xml:space="preserve">Dalam literatur Yahudi lainnya, Hades adalah tempat penyiksaan bagi orang jahat. Orang benar masuk surga (Mazmur Salomo 14; </w:t>
-      </w:r>
-      <w:hyperlink r:id="rId23">
-        <w:r>
-          <w:rPr>
-            <w:lang w:val="id_ID" w:bidi="id_ID"/>
-          </w:rPr>
-          <w:rPr>
-            <w:color w:val="0000EE"/>
-            <w:u w:val="single"/>
-          </w:rPr>
-          <w:t>Kebijaksanaan Salomo 2:1</w:t>
-        </w:r>
-      </w:hyperlink>
-      <w:r>
-        <w:rPr>
-          <w:lang w:val="id_ID" w:bidi="id_ID"/>
-        </w:rPr>
-        <w:t xml:space="preserve">; </w:t>
-      </w:r>
-      <w:hyperlink r:id="rId24">
-        <w:r>
-          <w:rPr>
-            <w:lang w:val="id_ID" w:bidi="id_ID"/>
-          </w:rPr>
-          <w:rPr>
-            <w:color w:val="0000EE"/>
-            <w:u w:val="single"/>
-          </w:rPr>
-          <w:t>3:1</w:t>
-        </w:r>
-      </w:hyperlink>
-      <w:r>
-        <w:rPr>
-          <w:lang w:val="id_ID" w:bidi="id_ID"/>
-        </w:rPr>
-        <w:t>). Jadi, pada awal periode Perjanjian Baru, Hades memiliki tiga makna:</w:t>
+        <w:t>Dalam literatur Yahudi lainnya, Hades adalah tempat penyiksaan bagi orang jahat. Orang benar masuk surga (Mazmur Salomo 14; Kebijaksanaan Salomo 2:1; 3:1). Jadi, pada awal periode Perjanjian Baru, Hades memiliki tiga makna:</w:t>
       </w:r>
     </w:p>
     <w:p>
@@ -713,36 +617,24 @@
         </w:rPr>
         <w:t xml:space="preserve">Semua makna ini muncul dalam Perjanjian Baru. Dalam Injil </w:t>
       </w:r>
-      <w:hyperlink r:id="rId25">
-        <w:r>
-          <w:rPr>
-            <w:lang w:val="id_ID" w:bidi="id_ID"/>
-          </w:rPr>
-          <w:rPr>
-            <w:color w:val="0000EE"/>
-            <w:u w:val="single"/>
-          </w:rPr>
-          <w:t>Mat. 11:23</w:t>
-        </w:r>
-      </w:hyperlink>
+      <w:r>
+        <w:rPr>
+          <w:lang w:val="id_ID" w:bidi="id_ID"/>
+        </w:rPr>
+        <w:t>Mat. 11:23</w:t>
+      </w:r>
       <w:r>
         <w:rPr>
           <w:lang w:val="id_ID" w:bidi="id_ID"/>
         </w:rPr>
         <w:t xml:space="preserve"> dan </w:t>
       </w:r>
-      <w:hyperlink r:id="rId26">
-        <w:r>
-          <w:rPr>
-            <w:lang w:val="id_ID" w:bidi="id_ID"/>
-          </w:rPr>
-          <w:rPr>
-            <w:color w:val="0000EE"/>
-            <w:u w:val="single"/>
-          </w:rPr>
-          <w:t>Luk. 10:15</w:t>
-        </w:r>
-      </w:hyperlink>
+      <w:r>
+        <w:rPr>
+          <w:lang w:val="id_ID" w:bidi="id_ID"/>
+        </w:rPr>
+        <w:t>Luk. 10:15</w:t>
+      </w:r>
       <w:r>
         <w:rPr>
           <w:lang w:val="id_ID" w:bidi="id_ID"/>
@@ -783,126 +675,84 @@
           <w:lang w:val="id_ID" w:bidi="id_ID"/>
         </w:rPr>
       </w:r>
-      <w:hyperlink r:id="rId27">
-        <w:r>
-          <w:rPr>
-            <w:lang w:val="id_ID" w:bidi="id_ID"/>
-          </w:rPr>
-          <w:rPr>
-            <w:color w:val="0000EE"/>
-            <w:u w:val="single"/>
-          </w:rPr>
-          <w:t>Kitab Why. 6:8</w:t>
-        </w:r>
-      </w:hyperlink>
+      <w:r>
+        <w:rPr>
+          <w:lang w:val="id_ID" w:bidi="id_ID"/>
+        </w:rPr>
+        <w:t>Kitab Why. 6:8</w:t>
+      </w:r>
       <w:r>
         <w:rPr>
           <w:lang w:val="id_ID" w:bidi="id_ID"/>
         </w:rPr>
         <w:t xml:space="preserve"> juga mencontohkan hal ini: Maut datang dengan menunggang kuda, dan hades (simbol kematian) mengikutinya dari belakangnya. Personifikasi hades mungkin berasal dari Perjanjian Lama, di mana hades/Sheol dipandang sebagai monster yang melahap manusia (</w:t>
       </w:r>
-      <w:hyperlink r:id="rId28">
-        <w:r>
-          <w:rPr>
-            <w:lang w:val="id_ID" w:bidi="id_ID"/>
-          </w:rPr>
-          <w:rPr>
-            <w:color w:val="0000EE"/>
-            <w:u w:val="single"/>
-          </w:rPr>
-          <w:t>Ams. 1:12</w:t>
-        </w:r>
-      </w:hyperlink>
-      <w:r>
-        <w:rPr>
-          <w:lang w:val="id_ID" w:bidi="id_ID"/>
-        </w:rPr>
-        <w:t xml:space="preserve">; </w:t>
-      </w:r>
-      <w:hyperlink r:id="rId29">
-        <w:r>
-          <w:rPr>
-            <w:lang w:val="id_ID" w:bidi="id_ID"/>
-          </w:rPr>
-          <w:rPr>
-            <w:color w:val="0000EE"/>
-            <w:u w:val="single"/>
-          </w:rPr>
-          <w:t>27:20</w:t>
-        </w:r>
-      </w:hyperlink>
-      <w:r>
-        <w:rPr>
-          <w:lang w:val="id_ID" w:bidi="id_ID"/>
-        </w:rPr>
-        <w:t xml:space="preserve">; </w:t>
-      </w:r>
-      <w:hyperlink r:id="rId30">
-        <w:r>
-          <w:rPr>
-            <w:lang w:val="id_ID" w:bidi="id_ID"/>
-          </w:rPr>
-          <w:rPr>
-            <w:color w:val="0000EE"/>
-            <w:u w:val="single"/>
-          </w:rPr>
-          <w:t>30:16</w:t>
-        </w:r>
-      </w:hyperlink>
-      <w:r>
-        <w:rPr>
-          <w:lang w:val="id_ID" w:bidi="id_ID"/>
-        </w:rPr>
-        <w:t xml:space="preserve">; </w:t>
-      </w:r>
-      <w:hyperlink r:id="rId31">
-        <w:r>
-          <w:rPr>
-            <w:lang w:val="id_ID" w:bidi="id_ID"/>
-          </w:rPr>
-          <w:rPr>
-            <w:color w:val="0000EE"/>
-            <w:u w:val="single"/>
-          </w:rPr>
-          <w:t>Yes. 5:14</w:t>
-        </w:r>
-      </w:hyperlink>
-      <w:r>
-        <w:rPr>
-          <w:lang w:val="id_ID" w:bidi="id_ID"/>
-        </w:rPr>
-        <w:t xml:space="preserve">; </w:t>
-      </w:r>
-      <w:hyperlink r:id="rId32">
-        <w:r>
-          <w:rPr>
-            <w:lang w:val="id_ID" w:bidi="id_ID"/>
-          </w:rPr>
-          <w:rPr>
-            <w:color w:val="0000EE"/>
-            <w:u w:val="single"/>
-          </w:rPr>
-          <w:t>28:15, 18</w:t>
-        </w:r>
-      </w:hyperlink>
-      <w:r>
-        <w:rPr>
-          <w:lang w:val="id_ID" w:bidi="id_ID"/>
-        </w:rPr>
-        <w:t xml:space="preserve">; </w:t>
-      </w:r>
-      <w:hyperlink r:id="rId33">
-        <w:r>
-          <w:rPr>
-            <w:lang w:val="id_ID" w:bidi="id_ID"/>
-          </w:rPr>
-          <w:rPr>
-            <w:color w:val="0000EE"/>
-            <w:u w:val="single"/>
-          </w:rPr>
-          <w:t>Hab. 2:5</w:t>
-        </w:r>
-      </w:hyperlink>
+      <w:r>
+        <w:rPr>
+          <w:lang w:val="id_ID" w:bidi="id_ID"/>
+        </w:rPr>
+        <w:t>Ams. 1:12</w:t>
+      </w:r>
+      <w:r>
+        <w:rPr>
+          <w:lang w:val="id_ID" w:bidi="id_ID"/>
+        </w:rPr>
+        <w:t xml:space="preserve">; </w:t>
+      </w:r>
+      <w:r>
+        <w:rPr>
+          <w:lang w:val="id_ID" w:bidi="id_ID"/>
+        </w:rPr>
+        <w:t>27:20</w:t>
+      </w:r>
+      <w:r>
+        <w:rPr>
+          <w:lang w:val="id_ID" w:bidi="id_ID"/>
+        </w:rPr>
+        <w:t xml:space="preserve">; </w:t>
+      </w:r>
+      <w:r>
+        <w:rPr>
+          <w:lang w:val="id_ID" w:bidi="id_ID"/>
+        </w:rPr>
+        <w:t>30:16</w:t>
+      </w:r>
+      <w:r>
+        <w:rPr>
+          <w:lang w:val="id_ID" w:bidi="id_ID"/>
+        </w:rPr>
+        <w:t xml:space="preserve">; </w:t>
+      </w:r>
+      <w:r>
+        <w:rPr>
+          <w:lang w:val="id_ID" w:bidi="id_ID"/>
+        </w:rPr>
+        <w:t>Yes. 5:14</w:t>
+      </w:r>
+      <w:r>
+        <w:rPr>
+          <w:lang w:val="id_ID" w:bidi="id_ID"/>
+        </w:rPr>
+        <w:t xml:space="preserve">; </w:t>
+      </w:r>
+      <w:r>
+        <w:rPr>
+          <w:lang w:val="id_ID" w:bidi="id_ID"/>
+        </w:rPr>
+        <w:t>28:15, 18</w:t>
+      </w:r>
+      <w:r>
+        <w:rPr>
+          <w:lang w:val="id_ID" w:bidi="id_ID"/>
+        </w:rPr>
+        <w:t xml:space="preserve">; </w:t>
+      </w:r>
+      <w:r>
+        <w:rPr>
+          <w:lang w:val="id_ID" w:bidi="id_ID"/>
+        </w:rPr>
+        <w:t>Hab. 2:5</w:t>
+      </w:r>
       <w:r>
         <w:rPr>
           <w:lang w:val="id_ID" w:bidi="id_ID"/>
@@ -917,18 +767,12 @@
           <w:lang w:val="id_ID" w:bidi="id_ID"/>
         </w:rPr>
       </w:r>
-      <w:hyperlink r:id="rId34">
-        <w:r>
-          <w:rPr>
-            <w:lang w:val="id_ID" w:bidi="id_ID"/>
-          </w:rPr>
-          <w:rPr>
-            <w:color w:val="0000EE"/>
-            <w:u w:val="single"/>
-          </w:rPr>
-          <w:t>Mat. 16:18</w:t>
-        </w:r>
-      </w:hyperlink>
+      <w:r>
+        <w:rPr>
+          <w:lang w:val="id_ID" w:bidi="id_ID"/>
+        </w:rPr>
+        <w:t>Mat. 16:18</w:t>
+      </w:r>
       <w:r>
         <w:rPr>
           <w:lang w:val="id_ID" w:bidi="id_ID"/>
@@ -949,54 +793,36 @@
         </w:rPr>
         <w:t xml:space="preserve">Ini juga merupakan makna dari </w:t>
       </w:r>
-      <w:hyperlink r:id="rId35">
-        <w:r>
-          <w:rPr>
-            <w:lang w:val="id_ID" w:bidi="id_ID"/>
-          </w:rPr>
-          <w:rPr>
-            <w:color w:val="0000EE"/>
-            <w:u w:val="single"/>
-          </w:rPr>
-          <w:t>Kisah 2:27</w:t>
-        </w:r>
-      </w:hyperlink>
+      <w:r>
+        <w:rPr>
+          <w:lang w:val="id_ID" w:bidi="id_ID"/>
+        </w:rPr>
+        <w:t>Kisah 2:27</w:t>
+      </w:r>
       <w:r>
         <w:rPr>
           <w:lang w:val="id_ID" w:bidi="id_ID"/>
         </w:rPr>
         <w:t xml:space="preserve"> (mengutip </w:t>
       </w:r>
-      <w:hyperlink r:id="rId36">
-        <w:r>
-          <w:rPr>
-            <w:lang w:val="id_ID" w:bidi="id_ID"/>
-          </w:rPr>
-          <w:rPr>
-            <w:color w:val="0000EE"/>
-            <w:u w:val="single"/>
-          </w:rPr>
-          <w:t>Mzm. 16:10</w:t>
-        </w:r>
-      </w:hyperlink>
+      <w:r>
+        <w:rPr>
+          <w:lang w:val="id_ID" w:bidi="id_ID"/>
+        </w:rPr>
+        <w:t>Mzm. 16:10</w:t>
+      </w:r>
       <w:r>
         <w:rPr>
           <w:lang w:val="id_ID" w:bidi="id_ID"/>
         </w:rPr>
         <w:t xml:space="preserve">). Kristus tidak tetap mati dan hidupnya tidak berada di Hades. Tidak seperti Daud, Ia bangkit dari kematian. Dalam kedua kasus ini hades bisa saja hanya menjadi simbol kematian. Atau bisa berarti bahwa Kristus dan orang-orang Kristen benar-benar pergi ke tempat orang mati yang disebut hades. Mungkin yang pertama yang dimaksudkan. Bagaimanapun, karena Kristus bangkit, Ia telah menaklukkan kematian dan Hades. Ia muncul dalam </w:t>
       </w:r>
-      <w:hyperlink r:id="rId37">
-        <w:r>
-          <w:rPr>
-            <w:lang w:val="id_ID" w:bidi="id_ID"/>
-          </w:rPr>
-          <w:rPr>
-            <w:color w:val="0000EE"/>
-            <w:u w:val="single"/>
-          </w:rPr>
-          <w:t>Why. 1:18</w:t>
-        </w:r>
-      </w:hyperlink>
+      <w:r>
+        <w:rPr>
+          <w:lang w:val="id_ID" w:bidi="id_ID"/>
+        </w:rPr>
+        <w:t>Why. 1:18</w:t>
+      </w:r>
       <w:r>
         <w:rPr>
           <w:lang w:val="id_ID" w:bidi="id_ID"/>
@@ -1017,72 +843,48 @@
         </w:rPr>
         <w:t xml:space="preserve">Dua bagian dalam Perjanjian Baru merujuk pada Hades sebagai tempat di mana orang mati berada: </w:t>
       </w:r>
-      <w:hyperlink r:id="rId38">
-        <w:r>
-          <w:rPr>
-            <w:lang w:val="id_ID" w:bidi="id_ID"/>
-          </w:rPr>
-          <w:rPr>
-            <w:color w:val="0000EE"/>
-            <w:u w:val="single"/>
-          </w:rPr>
-          <w:t>Why. 20:13–14</w:t>
-        </w:r>
-      </w:hyperlink>
+      <w:r>
+        <w:rPr>
+          <w:lang w:val="id_ID" w:bidi="id_ID"/>
+        </w:rPr>
+        <w:t>Why. 20:13–14</w:t>
+      </w:r>
       <w:r>
         <w:rPr>
           <w:lang w:val="id_ID" w:bidi="id_ID"/>
         </w:rPr>
         <w:t xml:space="preserve"> dan </w:t>
       </w:r>
-      <w:hyperlink r:id="rId39">
-        <w:r>
-          <w:rPr>
-            <w:lang w:val="id_ID" w:bidi="id_ID"/>
-          </w:rPr>
-          <w:rPr>
-            <w:color w:val="0000EE"/>
-            <w:u w:val="single"/>
-          </w:rPr>
-          <w:t>Luk. 16:23</w:t>
-        </w:r>
-      </w:hyperlink>
+      <w:r>
+        <w:rPr>
+          <w:lang w:val="id_ID" w:bidi="id_ID"/>
+        </w:rPr>
+        <w:t>Luk. 16:23</w:t>
+      </w:r>
       <w:r>
         <w:rPr>
           <w:lang w:val="id_ID" w:bidi="id_ID"/>
         </w:rPr>
         <w:t xml:space="preserve">. Dalam </w:t>
       </w:r>
-      <w:hyperlink r:id="rId40">
-        <w:r>
-          <w:rPr>
-            <w:lang w:val="id_ID" w:bidi="id_ID"/>
-          </w:rPr>
-          <w:rPr>
-            <w:color w:val="0000EE"/>
-            <w:u w:val="single"/>
-          </w:rPr>
-          <w:t>Why. 20</w:t>
-        </w:r>
-      </w:hyperlink>
+      <w:r>
+        <w:rPr>
+          <w:lang w:val="id_ID" w:bidi="id_ID"/>
+        </w:rPr>
+        <w:t>Why. 20</w:t>
+      </w:r>
       <w:r>
         <w:rPr>
           <w:lang w:val="id_ID" w:bidi="id_ID"/>
         </w:rPr>
         <w:t xml:space="preserve"> Hades dikosongkan (baik dari semua orang mati atau orang mati yang jahat, tergantung pada eskatologi seseorang), membuat kebangkitan lengkap. Ketika orang jahat dihakimi dan dilemparkan ke dalam lautan api (Gehenna), Hades juga dilemparkan ke dalamnya. </w:t>
       </w:r>
-      <w:hyperlink r:id="rId39">
-        <w:r>
-          <w:rPr>
-            <w:lang w:val="id_ID" w:bidi="id_ID"/>
-          </w:rPr>
-          <w:rPr>
-            <w:color w:val="0000EE"/>
-            <w:u w:val="single"/>
-          </w:rPr>
-          <w:t>Luk. 16:23</w:t>
-        </w:r>
-      </w:hyperlink>
+      <w:r>
+        <w:rPr>
+          <w:lang w:val="id_ID" w:bidi="id_ID"/>
+        </w:rPr>
+        <w:t>Luk. 16:23</w:t>
+      </w:r>
       <w:r>
         <w:rPr>
           <w:lang w:val="id_ID" w:bidi="id_ID"/>
@@ -1161,18 +963,12 @@
         </w:rPr>
         <w:t>Ini berarti, akhirnya, tempat di mana orang jahat yang mati disiksa sebelum penghakiman terakhir. Ini adalah makna tersempitnya, hanya digunakan sekali dalam Perjanjian Baru (</w:t>
       </w:r>
-      <w:hyperlink r:id="rId39">
-        <w:r>
-          <w:rPr>
-            <w:lang w:val="id_ID" w:bidi="id_ID"/>
-          </w:rPr>
-          <w:rPr>
-            <w:color w:val="0000EE"/>
-            <w:u w:val="single"/>
-          </w:rPr>
-          <w:t>Luk. 16:23</w:t>
-        </w:r>
-      </w:hyperlink>
+      <w:r>
+        <w:rPr>
+          <w:lang w:val="id_ID" w:bidi="id_ID"/>
+        </w:rPr>
+        <w:t>Luk. 16:23</w:t>
+      </w:r>
       <w:r>
         <w:rPr>
           <w:lang w:val="id_ID" w:bidi="id_ID"/>
@@ -1309,18 +1105,12 @@
         </w:rPr>
         <w:t xml:space="preserve">Aceldama adalah bentuk versi KJV dari Hakal-Dama/Akel-Dama, yang berarti "Tanah Darah," dalam </w:t>
       </w:r>
-      <w:hyperlink r:id="rId41">
-        <w:r>
-          <w:rPr>
-            <w:lang w:val="id_ID" w:bidi="id_ID"/>
-          </w:rPr>
-          <w:rPr>
-            <w:color w:val="0000EE"/>
-            <w:u w:val="single"/>
-          </w:rPr>
-          <w:t>Kisah 1:19</w:t>
-        </w:r>
-      </w:hyperlink>
+      <w:r>
+        <w:rPr>
+          <w:lang w:val="id_ID" w:bidi="id_ID"/>
+        </w:rPr>
+        <w:t>Kisah 1:19</w:t>
+      </w:r>
       <w:r>
         <w:rPr>
           <w:lang w:val="id_ID" w:bidi="id_ID"/>
@@ -1400,18 +1190,12 @@
         </w:rPr>
         <w:t>Sebutan yang diberikan pada tanah di mana Yudas bunuh diri setelah mengkhianati Yesus. Ini diterjemahkan sebagai "Tanah Darah (</w:t>
       </w:r>
-      <w:hyperlink r:id="rId41">
-        <w:r>
-          <w:rPr>
-            <w:lang w:val="id_ID" w:bidi="id_ID"/>
-          </w:rPr>
-          <w:rPr>
-            <w:color w:val="0000EE"/>
-            <w:u w:val="single"/>
-          </w:rPr>
-          <w:t>Kisah 1:19</w:t>
-        </w:r>
-      </w:hyperlink>
+      <w:r>
+        <w:rPr>
+          <w:lang w:val="id_ID" w:bidi="id_ID"/>
+        </w:rPr>
+        <w:t>Kisah 1:19</w:t>
+      </w:r>
       <w:r>
         <w:rPr>
           <w:lang w:val="id_ID" w:bidi="id_ID"/>
@@ -1515,18 +1299,12 @@
         </w:rPr>
         <w:t xml:space="preserve">Secara harfiah, suatu periode waktu yang dibatasi oleh rotasi bumi pada porosnya, atau periode di antara dua kali matahari terbit; juga, bagian dari periode tersebut di mana matahari tampak, sedangkan bagian lainnya ketika matahari tidak tampak disebut "malam." Kata "hari" muncul lebih dari 2,000 kali dalam Perjanjian Lama, dan lebih dari 350 kali dalam Perjanjian Baru. Kata Ibrani untuk "hari" digunakan dalam berbagai cara, tidak hanya dalam pengertian secara harfiah. Hari dalam kalender Ibrani dimulai pada malam hari dan berlanjut hingga malam berikutnya, perhitungan yang mungkin berdasarkan pada Taurat (bdk. </w:t>
       </w:r>
-      <w:hyperlink r:id="rId42">
-        <w:r>
-          <w:rPr>
-            <w:lang w:val="id_ID" w:bidi="id_ID"/>
-          </w:rPr>
-          <w:rPr>
-            <w:color w:val="0000EE"/>
-            <w:u w:val="single"/>
-          </w:rPr>
-          <w:t>Kej. 1:14, 19</w:t>
-        </w:r>
-      </w:hyperlink>
+      <w:r>
+        <w:rPr>
+          <w:lang w:val="id_ID" w:bidi="id_ID"/>
+        </w:rPr>
+        <w:t>Kej. 1:14, 19</w:t>
+      </w:r>
       <w:r>
         <w:rPr>
           <w:lang w:val="id_ID" w:bidi="id_ID"/>
@@ -1558,108 +1336,72 @@
         </w:rPr>
         <w:t>Satuan yang umumnya dikenal dalam hari yang terlihat (12 jam) adalah pagi, tengah hari, dan petang (</w:t>
       </w:r>
-      <w:hyperlink r:id="rId43">
-        <w:r>
-          <w:rPr>
-            <w:lang w:val="id_ID" w:bidi="id_ID"/>
-          </w:rPr>
-          <w:rPr>
-            <w:color w:val="0000EE"/>
-            <w:u w:val="single"/>
-          </w:rPr>
-          <w:t>Mzm. 55:17</w:t>
-        </w:r>
-      </w:hyperlink>
+      <w:r>
+        <w:rPr>
+          <w:lang w:val="id_ID" w:bidi="id_ID"/>
+        </w:rPr>
+        <w:t>Mzm. 55:17</w:t>
+      </w:r>
       <w:r>
         <w:rPr>
           <w:lang w:val="id_ID" w:bidi="id_ID"/>
         </w:rPr>
         <w:t>). Pembagian tersebut terkadang didefinisikan dengan istilah untuk fajar (</w:t>
       </w:r>
-      <w:hyperlink r:id="rId44">
-        <w:r>
-          <w:rPr>
-            <w:lang w:val="id_ID" w:bidi="id_ID"/>
-          </w:rPr>
-          <w:rPr>
-            <w:color w:val="0000EE"/>
-            <w:u w:val="single"/>
-          </w:rPr>
-          <w:t>Ayb. 3:9</w:t>
-        </w:r>
-      </w:hyperlink>
+      <w:r>
+        <w:rPr>
+          <w:lang w:val="id_ID" w:bidi="id_ID"/>
+        </w:rPr>
+        <w:t>Ayb. 3:9</w:t>
+      </w:r>
       <w:r>
         <w:rPr>
           <w:lang w:val="id_ID" w:bidi="id_ID"/>
         </w:rPr>
         <w:t>), hari yang panas (</w:t>
       </w:r>
-      <w:hyperlink r:id="rId45">
-        <w:r>
-          <w:rPr>
-            <w:lang w:val="id_ID" w:bidi="id_ID"/>
-          </w:rPr>
-          <w:rPr>
-            <w:color w:val="0000EE"/>
-            <w:u w:val="single"/>
-          </w:rPr>
-          <w:t>1Sam. 11:11</w:t>
-        </w:r>
-      </w:hyperlink>
+      <w:r>
+        <w:rPr>
+          <w:lang w:val="id_ID" w:bidi="id_ID"/>
+        </w:rPr>
+        <w:t>1Sam. 11:11</w:t>
+      </w:r>
       <w:r>
         <w:rPr>
           <w:lang w:val="id_ID" w:bidi="id_ID"/>
         </w:rPr>
         <w:t>), tengah hari (</w:t>
       </w:r>
-      <w:hyperlink r:id="rId46">
-        <w:r>
-          <w:rPr>
-            <w:lang w:val="id_ID" w:bidi="id_ID"/>
-          </w:rPr>
-          <w:rPr>
-            <w:color w:val="0000EE"/>
-            <w:u w:val="single"/>
-          </w:rPr>
-          <w:t>Kej. 43:16</w:t>
-        </w:r>
-      </w:hyperlink>
+      <w:r>
+        <w:rPr>
+          <w:lang w:val="id_ID" w:bidi="id_ID"/>
+        </w:rPr>
+        <w:t>Kej. 43:16</w:t>
+      </w:r>
       <w:r>
         <w:rPr>
           <w:lang w:val="id_ID" w:bidi="id_ID"/>
         </w:rPr>
         <w:t>), hari sejuk (</w:t>
       </w:r>
-      <w:hyperlink r:id="rId47">
-        <w:r>
-          <w:rPr>
-            <w:lang w:val="id_ID" w:bidi="id_ID"/>
-          </w:rPr>
-          <w:rPr>
-            <w:color w:val="0000EE"/>
-            <w:u w:val="single"/>
-          </w:rPr>
-          <w:t>Kej. 3:8</w:t>
-        </w:r>
-      </w:hyperlink>
+      <w:r>
+        <w:rPr>
+          <w:lang w:val="id_ID" w:bidi="id_ID"/>
+        </w:rPr>
+        <w:t>Kej. 3:8</w:t>
+      </w:r>
       <w:r>
         <w:rPr>
           <w:lang w:val="id_ID" w:bidi="id_ID"/>
         </w:rPr>
         <w:t>), dan petang (</w:t>
       </w:r>
-      <w:hyperlink r:id="rId48">
-        <w:r>
-          <w:rPr>
-            <w:lang w:val="id_ID" w:bidi="id_ID"/>
-          </w:rPr>
-          <w:rPr>
-            <w:color w:val="0000EE"/>
-            <w:u w:val="single"/>
-          </w:rPr>
-          <w:t>Rut 2:17</w:t>
-        </w:r>
-      </w:hyperlink>
+      <w:r>
+        <w:rPr>
+          <w:lang w:val="id_ID" w:bidi="id_ID"/>
+        </w:rPr>
+        <w:t>Rut 2:17</w:t>
+      </w:r>
       <w:r>
         <w:rPr>
           <w:lang w:val="id_ID" w:bidi="id_ID"/>
@@ -1678,54 +1420,36 @@
         </w:rPr>
         <w:t>" (</w:t>
       </w:r>
-      <w:hyperlink r:id="rId49">
-        <w:r>
-          <w:rPr>
-            <w:lang w:val="id_ID" w:bidi="id_ID"/>
-          </w:rPr>
-          <w:rPr>
-            <w:color w:val="0000EE"/>
-            <w:u w:val="single"/>
-          </w:rPr>
-          <w:t>Kel. 12:6</w:t>
-        </w:r>
-      </w:hyperlink>
+      <w:r>
+        <w:rPr>
+          <w:lang w:val="id_ID" w:bidi="id_ID"/>
+        </w:rPr>
+        <w:t>Kel. 12:6</w:t>
+      </w:r>
       <w:r>
         <w:rPr>
           <w:lang w:val="id_ID" w:bidi="id_ID"/>
         </w:rPr>
         <w:t>, TB) mungkin merujuk pada senja, bagian yang gelap dari senja (</w:t>
       </w:r>
-      <w:hyperlink r:id="rId50">
-        <w:r>
-          <w:rPr>
-            <w:lang w:val="id_ID" w:bidi="id_ID"/>
-          </w:rPr>
-          <w:rPr>
-            <w:color w:val="0000EE"/>
-            <w:u w:val="single"/>
-          </w:rPr>
-          <w:t>Kel. 16:12</w:t>
-        </w:r>
-      </w:hyperlink>
+      <w:r>
+        <w:rPr>
+          <w:lang w:val="id_ID" w:bidi="id_ID"/>
+        </w:rPr>
+        <w:t>Kel. 16:12</w:t>
+      </w:r>
       <w:r>
         <w:rPr>
           <w:lang w:val="id_ID" w:bidi="id_ID"/>
         </w:rPr>
         <w:t>). Pembagian hari menjadi jam-jam yang berurutan tidak terjadi sampai pada zaman Kristus. Perkiraan terdekat dalam Perjanjian Lama terhadap satuan seperti itu adalah pembagian hari menjadi seperempat hari (</w:t>
       </w:r>
-      <w:hyperlink r:id="rId51">
-        <w:r>
-          <w:rPr>
-            <w:lang w:val="id_ID" w:bidi="id_ID"/>
-          </w:rPr>
-          <w:rPr>
-            <w:color w:val="0000EE"/>
-            <w:u w:val="single"/>
-          </w:rPr>
-          <w:t>Neh. 9:3</w:t>
-        </w:r>
-      </w:hyperlink>
+      <w:r>
+        <w:rPr>
+          <w:lang w:val="id_ID" w:bidi="id_ID"/>
+        </w:rPr>
+        <w:t>Neh. 9:3</w:t>
+      </w:r>
       <w:r>
         <w:rPr>
           <w:lang w:val="id_ID" w:bidi="id_ID"/>
@@ -1746,18 +1470,12 @@
         </w:rPr>
         <w:t>Orang Ibrani kuno tidak menyebutkan nama-nama hari dalam seminggu selain hari Sabat. Sebaliknya, mereka menyebutnya dalam bentuk angka, sebuah praktik yang diteruskan ke zaman Perjanjian Baru (</w:t>
       </w:r>
-      <w:hyperlink r:id="rId52">
-        <w:r>
-          <w:rPr>
-            <w:lang w:val="id_ID" w:bidi="id_ID"/>
-          </w:rPr>
-          <w:rPr>
-            <w:color w:val="0000EE"/>
-            <w:u w:val="single"/>
-          </w:rPr>
-          <w:t>Luk. 24:1</w:t>
-        </w:r>
-      </w:hyperlink>
+      <w:r>
+        <w:rPr>
+          <w:lang w:val="id_ID" w:bidi="id_ID"/>
+        </w:rPr>
+        <w:t>Luk. 24:1</w:t>
+      </w:r>
       <w:r>
         <w:rPr>
           <w:lang w:val="id_ID" w:bidi="id_ID"/>
@@ -1828,162 +1546,108 @@
         </w:rPr>
         <w:t>Dalam Perjanjian Lama, "hari" seringkali memiliki arti kiasan—contohnya, "hari Tuhan" (</w:t>
       </w:r>
-      <w:hyperlink r:id="rId53">
-        <w:r>
-          <w:rPr>
-            <w:lang w:val="id_ID" w:bidi="id_ID"/>
-          </w:rPr>
-          <w:rPr>
-            <w:color w:val="0000EE"/>
-            <w:u w:val="single"/>
-          </w:rPr>
-          <w:t>Yl. 1:15</w:t>
-        </w:r>
-      </w:hyperlink>
-      <w:r>
-        <w:rPr>
-          <w:lang w:val="id_ID" w:bidi="id_ID"/>
-        </w:rPr>
-        <w:t xml:space="preserve">; </w:t>
-      </w:r>
-      <w:hyperlink r:id="rId54">
-        <w:r>
-          <w:rPr>
-            <w:lang w:val="id_ID" w:bidi="id_ID"/>
-          </w:rPr>
-          <w:rPr>
-            <w:color w:val="0000EE"/>
-            <w:u w:val="single"/>
-          </w:rPr>
-          <w:t>Am. 5:18</w:t>
-        </w:r>
-      </w:hyperlink>
+      <w:r>
+        <w:rPr>
+          <w:lang w:val="id_ID" w:bidi="id_ID"/>
+        </w:rPr>
+        <w:t>Yl. 1:15</w:t>
+      </w:r>
+      <w:r>
+        <w:rPr>
+          <w:lang w:val="id_ID" w:bidi="id_ID"/>
+        </w:rPr>
+        <w:t xml:space="preserve">; </w:t>
+      </w:r>
+      <w:r>
+        <w:rPr>
+          <w:lang w:val="id_ID" w:bidi="id_ID"/>
+        </w:rPr>
+        <w:t>Am. 5:18</w:t>
+      </w:r>
       <w:r>
         <w:rPr>
           <w:lang w:val="id_ID" w:bidi="id_ID"/>
         </w:rPr>
         <w:t>), "waktu/hari kesesakan" (</w:t>
       </w:r>
-      <w:hyperlink r:id="rId55">
-        <w:r>
-          <w:rPr>
-            <w:lang w:val="id_ID" w:bidi="id_ID"/>
-          </w:rPr>
-          <w:rPr>
-            <w:color w:val="0000EE"/>
-            <w:u w:val="single"/>
-          </w:rPr>
-          <w:t>Mzm. 20:1</w:t>
-        </w:r>
-      </w:hyperlink>
+      <w:r>
+        <w:rPr>
+          <w:lang w:val="id_ID" w:bidi="id_ID"/>
+        </w:rPr>
+        <w:t>Mzm. 20:1</w:t>
+      </w:r>
       <w:r>
         <w:rPr>
           <w:lang w:val="id_ID" w:bidi="id_ID"/>
         </w:rPr>
         <w:t>), dan "hari murka-Nya" (</w:t>
       </w:r>
-      <w:hyperlink r:id="rId56">
-        <w:r>
-          <w:rPr>
-            <w:lang w:val="id_ID" w:bidi="id_ID"/>
-          </w:rPr>
-          <w:rPr>
-            <w:color w:val="0000EE"/>
-            <w:u w:val="single"/>
-          </w:rPr>
-          <w:t>Ayb. 20:28</w:t>
-        </w:r>
-      </w:hyperlink>
+      <w:r>
+        <w:rPr>
+          <w:lang w:val="id_ID" w:bidi="id_ID"/>
+        </w:rPr>
+        <w:t>Ayb. 20:28</w:t>
+      </w:r>
       <w:r>
         <w:rPr>
           <w:lang w:val="id_ID" w:bidi="id_ID"/>
         </w:rPr>
         <w:t>). Bentuk jamak terkadang digunakan untuk menggambarkan masa pemerintahan seorang raja (</w:t>
       </w:r>
-      <w:hyperlink r:id="rId57">
-        <w:r>
-          <w:rPr>
-            <w:lang w:val="id_ID" w:bidi="id_ID"/>
-          </w:rPr>
-          <w:rPr>
-            <w:color w:val="0000EE"/>
-            <w:u w:val="single"/>
-          </w:rPr>
-          <w:t>1Raj. 10:21</w:t>
-        </w:r>
-      </w:hyperlink>
+      <w:r>
+        <w:rPr>
+          <w:lang w:val="id_ID" w:bidi="id_ID"/>
+        </w:rPr>
+        <w:t>1Raj. 10:21</w:t>
+      </w:r>
       <w:r>
         <w:rPr>
           <w:lang w:val="id_ID" w:bidi="id_ID"/>
         </w:rPr>
         <w:t>) atau masa hidup seseorang (</w:t>
       </w:r>
-      <w:hyperlink r:id="rId58">
-        <w:r>
-          <w:rPr>
-            <w:lang w:val="id_ID" w:bidi="id_ID"/>
-          </w:rPr>
-          <w:rPr>
-            <w:color w:val="0000EE"/>
-            <w:u w:val="single"/>
-          </w:rPr>
-          <w:t>Kej. 5:4</w:t>
-        </w:r>
-      </w:hyperlink>
-      <w:r>
-        <w:rPr>
-          <w:lang w:val="id_ID" w:bidi="id_ID"/>
-        </w:rPr>
-        <w:t xml:space="preserve">; </w:t>
-      </w:r>
-      <w:hyperlink r:id="rId59">
-        <w:r>
-          <w:rPr>
-            <w:lang w:val="id_ID" w:bidi="id_ID"/>
-          </w:rPr>
-          <w:rPr>
-            <w:color w:val="0000EE"/>
-            <w:u w:val="single"/>
-          </w:rPr>
-          <w:t>1Raj. 3:14</w:t>
-        </w:r>
-      </w:hyperlink>
-      <w:r>
-        <w:rPr>
-          <w:lang w:val="id_ID" w:bidi="id_ID"/>
-        </w:rPr>
-        <w:t xml:space="preserve">; </w:t>
-      </w:r>
-      <w:hyperlink r:id="rId60">
-        <w:r>
-          <w:rPr>
-            <w:lang w:val="id_ID" w:bidi="id_ID"/>
-          </w:rPr>
-          <w:rPr>
-            <w:color w:val="0000EE"/>
-            <w:u w:val="single"/>
-          </w:rPr>
-          <w:t>Mzm. 90:12</w:t>
-        </w:r>
-      </w:hyperlink>
+      <w:r>
+        <w:rPr>
+          <w:lang w:val="id_ID" w:bidi="id_ID"/>
+        </w:rPr>
+        <w:t>Kej. 5:4</w:t>
+      </w:r>
+      <w:r>
+        <w:rPr>
+          <w:lang w:val="id_ID" w:bidi="id_ID"/>
+        </w:rPr>
+        <w:t xml:space="preserve">; </w:t>
+      </w:r>
+      <w:r>
+        <w:rPr>
+          <w:lang w:val="id_ID" w:bidi="id_ID"/>
+        </w:rPr>
+        <w:t>1Raj. 3:14</w:t>
+      </w:r>
+      <w:r>
+        <w:rPr>
+          <w:lang w:val="id_ID" w:bidi="id_ID"/>
+        </w:rPr>
+        <w:t xml:space="preserve">; </w:t>
+      </w:r>
+      <w:r>
+        <w:rPr>
+          <w:lang w:val="id_ID" w:bidi="id_ID"/>
+        </w:rPr>
+        <w:t>Mzm. 90:12</w:t>
+      </w:r>
       <w:r>
         <w:rPr>
           <w:lang w:val="id_ID" w:bidi="id_ID"/>
         </w:rPr>
         <w:t>). Allah digambarkan dalam kitab Daniel sebagai "Yang Lanjut Usia" (</w:t>
       </w:r>
-      <w:hyperlink r:id="rId61">
-        <w:r>
-          <w:rPr>
-            <w:lang w:val="id_ID" w:bidi="id_ID"/>
-          </w:rPr>
-          <w:rPr>
-            <w:color w:val="0000EE"/>
-            <w:u w:val="single"/>
-          </w:rPr>
-          <w:t>Dan. 7:9, 13</w:t>
-        </w:r>
-      </w:hyperlink>
+      <w:r>
+        <w:rPr>
+          <w:lang w:val="id_ID" w:bidi="id_ID"/>
+        </w:rPr>
+        <w:t>Dan. 7:9, 13</w:t>
+      </w:r>
       <w:r>
         <w:rPr>
           <w:lang w:val="id_ID" w:bidi="id_ID"/>
@@ -2004,90 +1668,60 @@
         </w:rPr>
         <w:t>Selain hari Sabat (</w:t>
       </w:r>
-      <w:hyperlink r:id="rId62">
-        <w:r>
-          <w:rPr>
-            <w:lang w:val="id_ID" w:bidi="id_ID"/>
-          </w:rPr>
-          <w:rPr>
-            <w:color w:val="0000EE"/>
-            <w:u w:val="single"/>
-          </w:rPr>
-          <w:t>Kej. 2:3</w:t>
-        </w:r>
-      </w:hyperlink>
-      <w:r>
-        <w:rPr>
-          <w:lang w:val="id_ID" w:bidi="id_ID"/>
-        </w:rPr>
-        <w:t xml:space="preserve">; </w:t>
-      </w:r>
-      <w:hyperlink r:id="rId63">
-        <w:r>
-          <w:rPr>
-            <w:lang w:val="id_ID" w:bidi="id_ID"/>
-          </w:rPr>
-          <w:rPr>
-            <w:color w:val="0000EE"/>
-            <w:u w:val="single"/>
-          </w:rPr>
-          <w:t>Kel. 20:8–11</w:t>
-        </w:r>
-      </w:hyperlink>
+      <w:r>
+        <w:rPr>
+          <w:lang w:val="id_ID" w:bidi="id_ID"/>
+        </w:rPr>
+        <w:t>Kej. 2:3</w:t>
+      </w:r>
+      <w:r>
+        <w:rPr>
+          <w:lang w:val="id_ID" w:bidi="id_ID"/>
+        </w:rPr>
+        <w:t xml:space="preserve">; </w:t>
+      </w:r>
+      <w:r>
+        <w:rPr>
+          <w:lang w:val="id_ID" w:bidi="id_ID"/>
+        </w:rPr>
+        <w:t>Kel. 20:8–11</w:t>
+      </w:r>
       <w:r>
         <w:rPr>
           <w:lang w:val="id_ID" w:bidi="id_ID"/>
         </w:rPr>
         <w:t>), yang dikhususkan untuk beristirahat dan beribadah, "hari" diterapkan pada perayaan Paskah setiap musim semi (</w:t>
       </w:r>
-      <w:hyperlink r:id="rId64">
-        <w:r>
-          <w:rPr>
-            <w:lang w:val="id_ID" w:bidi="id_ID"/>
-          </w:rPr>
-          <w:rPr>
-            <w:color w:val="0000EE"/>
-            <w:u w:val="single"/>
-          </w:rPr>
-          <w:t>Kel. 12:14</w:t>
-        </w:r>
-      </w:hyperlink>
-      <w:r>
-        <w:rPr>
-          <w:lang w:val="id_ID" w:bidi="id_ID"/>
-        </w:rPr>
-        <w:t xml:space="preserve">; </w:t>
-      </w:r>
-      <w:hyperlink r:id="rId65">
-        <w:r>
-          <w:rPr>
-            <w:lang w:val="id_ID" w:bidi="id_ID"/>
-          </w:rPr>
-          <w:rPr>
-            <w:color w:val="0000EE"/>
-            <w:u w:val="single"/>
-          </w:rPr>
-          <w:t>Im. 23:5</w:t>
-        </w:r>
-      </w:hyperlink>
+      <w:r>
+        <w:rPr>
+          <w:lang w:val="id_ID" w:bidi="id_ID"/>
+        </w:rPr>
+        <w:t>Kel. 12:14</w:t>
+      </w:r>
+      <w:r>
+        <w:rPr>
+          <w:lang w:val="id_ID" w:bidi="id_ID"/>
+        </w:rPr>
+        <w:t xml:space="preserve">; </w:t>
+      </w:r>
+      <w:r>
+        <w:rPr>
+          <w:lang w:val="id_ID" w:bidi="id_ID"/>
+        </w:rPr>
+        <w:t>Im. 23:5</w:t>
+      </w:r>
       <w:r>
         <w:rPr>
           <w:lang w:val="id_ID" w:bidi="id_ID"/>
         </w:rPr>
         <w:t>) dan Hari raya Pendamaian (</w:t>
       </w:r>
-      <w:hyperlink r:id="rId66">
-        <w:r>
-          <w:rPr>
-            <w:lang w:val="id_ID" w:bidi="id_ID"/>
-          </w:rPr>
-          <w:rPr>
-            <w:color w:val="0000EE"/>
-            <w:u w:val="single"/>
-          </w:rPr>
-          <w:t>Im. 16:29–31</w:t>
-        </w:r>
-      </w:hyperlink>
+      <w:r>
+        <w:rPr>
+          <w:lang w:val="id_ID" w:bidi="id_ID"/>
+        </w:rPr>
+        <w:t>Im. 16:29–31</w:t>
+      </w:r>
       <w:r>
         <w:rPr>
           <w:lang w:val="id_ID" w:bidi="id_ID"/>
@@ -2119,18 +1753,12 @@
         </w:rPr>
         <w:t xml:space="preserve">Dalam Perjanjian Baru penggunaan "hari" mengikuti penggunaan Semit hingga batas tertentu, meskipun empat jam jaga malam militer berasal dari Yunani dan Romawi. Hari yang terdiri dari 12 jam pada zaman Perjanjian Baru adalah warisan dari astronomi Babilonia (bdk. </w:t>
       </w:r>
-      <w:hyperlink r:id="rId67">
-        <w:r>
-          <w:rPr>
-            <w:lang w:val="id_ID" w:bidi="id_ID"/>
-          </w:rPr>
-          <w:rPr>
-            <w:color w:val="0000EE"/>
-            <w:u w:val="single"/>
-          </w:rPr>
-          <w:t>Yoh. 11:9</w:t>
-        </w:r>
-      </w:hyperlink>
+      <w:r>
+        <w:rPr>
+          <w:lang w:val="id_ID" w:bidi="id_ID"/>
+        </w:rPr>
+        <w:t>Yoh. 11:9</w:t>
+      </w:r>
       <w:r>
         <w:rPr>
           <w:lang w:val="id_ID" w:bidi="id_ID"/>
@@ -2151,36 +1779,24 @@
         </w:rPr>
         <w:t>Selain penggunaan harfiah dari "hari," penulis Perjanjian Baru terkadang menggunakannya secara kiasan, seperti dalam ungkapan "hari penyelamatan" (</w:t>
       </w:r>
-      <w:hyperlink r:id="rId68">
-        <w:r>
-          <w:rPr>
-            <w:lang w:val="id_ID" w:bidi="id_ID"/>
-          </w:rPr>
-          <w:rPr>
-            <w:color w:val="0000EE"/>
-            <w:u w:val="single"/>
-          </w:rPr>
-          <w:t>2Kor. 6:2</w:t>
-        </w:r>
-      </w:hyperlink>
+      <w:r>
+        <w:rPr>
+          <w:lang w:val="id_ID" w:bidi="id_ID"/>
+        </w:rPr>
+        <w:t>2Kor. 6:2</w:t>
+      </w:r>
       <w:r>
         <w:rPr>
           <w:lang w:val="id_ID" w:bidi="id_ID"/>
         </w:rPr>
         <w:t>) dan "hari Kristus Yesus" (</w:t>
       </w:r>
-      <w:hyperlink r:id="rId69">
-        <w:r>
-          <w:rPr>
-            <w:lang w:val="id_ID" w:bidi="id_ID"/>
-          </w:rPr>
-          <w:rPr>
-            <w:color w:val="0000EE"/>
-            <w:u w:val="single"/>
-          </w:rPr>
-          <w:t>Flp. 1:6</w:t>
-        </w:r>
-      </w:hyperlink>
+      <w:r>
+        <w:rPr>
+          <w:lang w:val="id_ID" w:bidi="id_ID"/>
+        </w:rPr>
+        <w:t>Flp. 1:6</w:t>
+      </w:r>
       <w:r>
         <w:rPr>
           <w:lang w:val="id_ID" w:bidi="id_ID"/>
@@ -2199,36 +1815,24 @@
         </w:rPr>
         <w:t>" (</w:t>
       </w:r>
-      <w:hyperlink r:id="rId70">
-        <w:r>
-          <w:rPr>
-            <w:lang w:val="id_ID" w:bidi="id_ID"/>
-          </w:rPr>
-          <w:rPr>
-            <w:color w:val="0000EE"/>
-            <w:u w:val="single"/>
-          </w:rPr>
-          <w:t>Luk. 1:23</w:t>
-        </w:r>
-      </w:hyperlink>
+      <w:r>
+        <w:rPr>
+          <w:lang w:val="id_ID" w:bidi="id_ID"/>
+        </w:rPr>
+        <w:t>Luk. 1:23</w:t>
+      </w:r>
       <w:r>
         <w:rPr>
           <w:lang w:val="id_ID" w:bidi="id_ID"/>
         </w:rPr>
         <w:t>, TB). Perayaan khusus yang disebutkan termasuk Paskah (</w:t>
       </w:r>
-      <w:hyperlink r:id="rId71">
-        <w:r>
-          <w:rPr>
-            <w:lang w:val="id_ID" w:bidi="id_ID"/>
-          </w:rPr>
-          <w:rPr>
-            <w:color w:val="0000EE"/>
-            <w:u w:val="single"/>
-          </w:rPr>
-          <w:t>Yoh. 12:1</w:t>
-        </w:r>
-      </w:hyperlink>
+      <w:r>
+        <w:rPr>
+          <w:lang w:val="id_ID" w:bidi="id_ID"/>
+        </w:rPr>
+        <w:t>Yoh. 12:1</w:t>
+      </w:r>
       <w:r>
         <w:rPr>
           <w:lang w:val="id_ID" w:bidi="id_ID"/>
@@ -2247,36 +1851,24 @@
         </w:rPr>
         <w:t xml:space="preserve"> (</w:t>
       </w:r>
-      <w:hyperlink r:id="rId72">
-        <w:r>
-          <w:rPr>
-            <w:lang w:val="id_ID" w:bidi="id_ID"/>
-          </w:rPr>
-          <w:rPr>
-            <w:color w:val="0000EE"/>
-            <w:u w:val="single"/>
-          </w:rPr>
-          <w:t>Kisah 12:3</w:t>
-        </w:r>
-      </w:hyperlink>
+      <w:r>
+        <w:rPr>
+          <w:lang w:val="id_ID" w:bidi="id_ID"/>
+        </w:rPr>
+        <w:t>Kisah 12:3</w:t>
+      </w:r>
       <w:r>
         <w:rPr>
           <w:lang w:val="id_ID" w:bidi="id_ID"/>
         </w:rPr>
         <w:t>), dan Hari Pentakosta (</w:t>
       </w:r>
-      <w:hyperlink r:id="rId73">
-        <w:r>
-          <w:rPr>
-            <w:lang w:val="id_ID" w:bidi="id_ID"/>
-          </w:rPr>
-          <w:rPr>
-            <w:color w:val="0000EE"/>
-            <w:u w:val="single"/>
-          </w:rPr>
-          <w:t>Kisah 2:1</w:t>
-        </w:r>
-      </w:hyperlink>
+      <w:r>
+        <w:rPr>
+          <w:lang w:val="id_ID" w:bidi="id_ID"/>
+        </w:rPr>
+        <w:t>Kisah 2:1</w:t>
+      </w:r>
       <w:r>
         <w:rPr>
           <w:lang w:val="id_ID" w:bidi="id_ID"/>
@@ -2297,288 +1889,192 @@
         </w:rPr>
         <w:t>Seperti dalam Perjanjian Lama, periode kehidupan manusia digambarkan sebagai hari-hari (</w:t>
       </w:r>
-      <w:hyperlink r:id="rId74">
-        <w:r>
-          <w:rPr>
-            <w:lang w:val="id_ID" w:bidi="id_ID"/>
-          </w:rPr>
-          <w:rPr>
-            <w:color w:val="0000EE"/>
-            <w:u w:val="single"/>
-          </w:rPr>
-          <w:t>Yoh. 9:4</w:t>
-        </w:r>
-      </w:hyperlink>
+      <w:r>
+        <w:rPr>
+          <w:lang w:val="id_ID" w:bidi="id_ID"/>
+        </w:rPr>
+        <w:t>Yoh. 9:4</w:t>
+      </w:r>
       <w:r>
         <w:rPr>
           <w:lang w:val="id_ID" w:bidi="id_ID"/>
         </w:rPr>
         <w:t>). Orang Kristen disebut "anak-anak terang dan anak-anak siang" (</w:t>
       </w:r>
-      <w:hyperlink r:id="rId75">
-        <w:r>
-          <w:rPr>
-            <w:lang w:val="id_ID" w:bidi="id_ID"/>
-          </w:rPr>
-          <w:rPr>
-            <w:color w:val="0000EE"/>
-            <w:u w:val="single"/>
-          </w:rPr>
-          <w:t>1Tes. 5:5</w:t>
-        </w:r>
-      </w:hyperlink>
+      <w:r>
+        <w:rPr>
+          <w:lang w:val="id_ID" w:bidi="id_ID"/>
+        </w:rPr>
+        <w:t>1Tes. 5:5</w:t>
+      </w:r>
       <w:r>
         <w:rPr>
           <w:lang w:val="id_ID" w:bidi="id_ID"/>
         </w:rPr>
         <w:t>, TB). Periode atau masa yang lebih panjang disebut sebagai hari-hari (</w:t>
       </w:r>
-      <w:hyperlink r:id="rId68">
-        <w:r>
-          <w:rPr>
-            <w:lang w:val="id_ID" w:bidi="id_ID"/>
-          </w:rPr>
-          <w:rPr>
-            <w:color w:val="0000EE"/>
-            <w:u w:val="single"/>
-          </w:rPr>
-          <w:t>2Kor. 6:2</w:t>
-        </w:r>
-      </w:hyperlink>
-      <w:r>
-        <w:rPr>
-          <w:lang w:val="id_ID" w:bidi="id_ID"/>
-        </w:rPr>
-        <w:t xml:space="preserve">; </w:t>
-      </w:r>
-      <w:hyperlink r:id="rId76">
-        <w:r>
-          <w:rPr>
-            <w:lang w:val="id_ID" w:bidi="id_ID"/>
-          </w:rPr>
-          <w:rPr>
-            <w:color w:val="0000EE"/>
-            <w:u w:val="single"/>
-          </w:rPr>
-          <w:t>Ef. 5:16</w:t>
-        </w:r>
-      </w:hyperlink>
-      <w:r>
-        <w:rPr>
-          <w:lang w:val="id_ID" w:bidi="id_ID"/>
-        </w:rPr>
-        <w:t xml:space="preserve">; </w:t>
-      </w:r>
-      <w:hyperlink r:id="rId77">
-        <w:r>
-          <w:rPr>
-            <w:lang w:val="id_ID" w:bidi="id_ID"/>
-          </w:rPr>
-          <w:rPr>
-            <w:color w:val="0000EE"/>
-            <w:u w:val="single"/>
-          </w:rPr>
-          <w:t>6:13</w:t>
-        </w:r>
-      </w:hyperlink>
-      <w:r>
-        <w:rPr>
-          <w:lang w:val="id_ID" w:bidi="id_ID"/>
-        </w:rPr>
-        <w:t xml:space="preserve">; </w:t>
-      </w:r>
-      <w:hyperlink r:id="rId78">
-        <w:r>
-          <w:rPr>
-            <w:lang w:val="id_ID" w:bidi="id_ID"/>
-          </w:rPr>
-          <w:rPr>
-            <w:color w:val="0000EE"/>
-            <w:u w:val="single"/>
-          </w:rPr>
-          <w:t>Ibr. 5:7</w:t>
-        </w:r>
-      </w:hyperlink>
+      <w:r>
+        <w:rPr>
+          <w:lang w:val="id_ID" w:bidi="id_ID"/>
+        </w:rPr>
+        <w:t>2Kor. 6:2</w:t>
+      </w:r>
+      <w:r>
+        <w:rPr>
+          <w:lang w:val="id_ID" w:bidi="id_ID"/>
+        </w:rPr>
+        <w:t xml:space="preserve">; </w:t>
+      </w:r>
+      <w:r>
+        <w:rPr>
+          <w:lang w:val="id_ID" w:bidi="id_ID"/>
+        </w:rPr>
+        <w:t>Ef. 5:16</w:t>
+      </w:r>
+      <w:r>
+        <w:rPr>
+          <w:lang w:val="id_ID" w:bidi="id_ID"/>
+        </w:rPr>
+        <w:t xml:space="preserve">; </w:t>
+      </w:r>
+      <w:r>
+        <w:rPr>
+          <w:lang w:val="id_ID" w:bidi="id_ID"/>
+        </w:rPr>
+        <w:t>6:13</w:t>
+      </w:r>
+      <w:r>
+        <w:rPr>
+          <w:lang w:val="id_ID" w:bidi="id_ID"/>
+        </w:rPr>
+        <w:t xml:space="preserve">; </w:t>
+      </w:r>
+      <w:r>
+        <w:rPr>
+          <w:lang w:val="id_ID" w:bidi="id_ID"/>
+        </w:rPr>
+        <w:t>Ibr. 5:7</w:t>
+      </w:r>
       <w:r>
         <w:rPr>
           <w:lang w:val="id_ID" w:bidi="id_ID"/>
         </w:rPr>
         <w:t>). Pesan-pesan menakutkan yang disampaikan oleh para nabi Ibrani mengenai hari penghakiman sesuai dengan penekanan dalam Perjanjian Baru pada hari penghakiman ilahi terakhir ketika Anak Manusia (Yesus) akan menyatakan diri-Nya sebagai Tuhan (</w:t>
       </w:r>
-      <w:hyperlink r:id="rId79">
-        <w:r>
-          <w:rPr>
-            <w:lang w:val="id_ID" w:bidi="id_ID"/>
-          </w:rPr>
-          <w:rPr>
-            <w:color w:val="0000EE"/>
-            <w:u w:val="single"/>
-          </w:rPr>
-          <w:t>Luk. 17:30</w:t>
-        </w:r>
-      </w:hyperlink>
-      <w:r>
-        <w:rPr>
-          <w:lang w:val="id_ID" w:bidi="id_ID"/>
-        </w:rPr>
-        <w:t xml:space="preserve">; </w:t>
-      </w:r>
-      <w:hyperlink r:id="rId80">
-        <w:r>
-          <w:rPr>
-            <w:lang w:val="id_ID" w:bidi="id_ID"/>
-          </w:rPr>
-          <w:rPr>
-            <w:color w:val="0000EE"/>
-            <w:u w:val="single"/>
-          </w:rPr>
-          <w:t>Yoh. 6:39–44</w:t>
-        </w:r>
-      </w:hyperlink>
-      <w:r>
-        <w:rPr>
-          <w:lang w:val="id_ID" w:bidi="id_ID"/>
-        </w:rPr>
-        <w:t xml:space="preserve">; </w:t>
-      </w:r>
-      <w:hyperlink r:id="rId81">
-        <w:r>
-          <w:rPr>
-            <w:lang w:val="id_ID" w:bidi="id_ID"/>
-          </w:rPr>
-          <w:rPr>
-            <w:color w:val="0000EE"/>
-            <w:u w:val="single"/>
-          </w:rPr>
-          <w:t>1Kor. 5:5</w:t>
-        </w:r>
-      </w:hyperlink>
-      <w:r>
-        <w:rPr>
-          <w:lang w:val="id_ID" w:bidi="id_ID"/>
-        </w:rPr>
-        <w:t xml:space="preserve">; </w:t>
-      </w:r>
-      <w:hyperlink r:id="rId82">
-        <w:r>
-          <w:rPr>
-            <w:lang w:val="id_ID" w:bidi="id_ID"/>
-          </w:rPr>
-          <w:rPr>
-            <w:color w:val="0000EE"/>
-            <w:u w:val="single"/>
-          </w:rPr>
-          <w:t>1Tes. 5:2</w:t>
-        </w:r>
-      </w:hyperlink>
-      <w:r>
-        <w:rPr>
-          <w:lang w:val="id_ID" w:bidi="id_ID"/>
-        </w:rPr>
-        <w:t xml:space="preserve">; </w:t>
-      </w:r>
-      <w:hyperlink r:id="rId83">
-        <w:r>
-          <w:rPr>
-            <w:lang w:val="id_ID" w:bidi="id_ID"/>
-          </w:rPr>
-          <w:rPr>
-            <w:color w:val="0000EE"/>
-            <w:u w:val="single"/>
-          </w:rPr>
-          <w:t>2Ptr. 2:9</w:t>
-        </w:r>
-      </w:hyperlink>
-      <w:r>
-        <w:rPr>
-          <w:lang w:val="id_ID" w:bidi="id_ID"/>
-        </w:rPr>
-        <w:t xml:space="preserve">; </w:t>
-      </w:r>
-      <w:hyperlink r:id="rId84">
-        <w:r>
-          <w:rPr>
-            <w:lang w:val="id_ID" w:bidi="id_ID"/>
-          </w:rPr>
-          <w:rPr>
-            <w:color w:val="0000EE"/>
-            <w:u w:val="single"/>
-          </w:rPr>
-          <w:t>3:7, 12</w:t>
-        </w:r>
-      </w:hyperlink>
-      <w:r>
-        <w:rPr>
-          <w:lang w:val="id_ID" w:bidi="id_ID"/>
-        </w:rPr>
-        <w:t xml:space="preserve">; </w:t>
-      </w:r>
-      <w:hyperlink r:id="rId85">
-        <w:r>
-          <w:rPr>
-            <w:lang w:val="id_ID" w:bidi="id_ID"/>
-          </w:rPr>
-          <w:rPr>
-            <w:color w:val="0000EE"/>
-            <w:u w:val="single"/>
-          </w:rPr>
-          <w:t>1Yoh. 4:17</w:t>
-        </w:r>
-      </w:hyperlink>
-      <w:r>
-        <w:rPr>
-          <w:lang w:val="id_ID" w:bidi="id_ID"/>
-        </w:rPr>
-        <w:t xml:space="preserve">; </w:t>
-      </w:r>
-      <w:hyperlink r:id="rId86">
-        <w:r>
-          <w:rPr>
-            <w:lang w:val="id_ID" w:bidi="id_ID"/>
-          </w:rPr>
-          <w:rPr>
-            <w:color w:val="0000EE"/>
-            <w:u w:val="single"/>
-          </w:rPr>
-          <w:t>Why. 16:14</w:t>
-        </w:r>
-      </w:hyperlink>
+      <w:r>
+        <w:rPr>
+          <w:lang w:val="id_ID" w:bidi="id_ID"/>
+        </w:rPr>
+        <w:t>Luk. 17:30</w:t>
+      </w:r>
+      <w:r>
+        <w:rPr>
+          <w:lang w:val="id_ID" w:bidi="id_ID"/>
+        </w:rPr>
+        <w:t xml:space="preserve">; </w:t>
+      </w:r>
+      <w:r>
+        <w:rPr>
+          <w:lang w:val="id_ID" w:bidi="id_ID"/>
+        </w:rPr>
+        <w:t>Yoh. 6:39–44</w:t>
+      </w:r>
+      <w:r>
+        <w:rPr>
+          <w:lang w:val="id_ID" w:bidi="id_ID"/>
+        </w:rPr>
+        <w:t xml:space="preserve">; </w:t>
+      </w:r>
+      <w:r>
+        <w:rPr>
+          <w:lang w:val="id_ID" w:bidi="id_ID"/>
+        </w:rPr>
+        <w:t>1Kor. 5:5</w:t>
+      </w:r>
+      <w:r>
+        <w:rPr>
+          <w:lang w:val="id_ID" w:bidi="id_ID"/>
+        </w:rPr>
+        <w:t xml:space="preserve">; </w:t>
+      </w:r>
+      <w:r>
+        <w:rPr>
+          <w:lang w:val="id_ID" w:bidi="id_ID"/>
+        </w:rPr>
+        <w:t>1Tes. 5:2</w:t>
+      </w:r>
+      <w:r>
+        <w:rPr>
+          <w:lang w:val="id_ID" w:bidi="id_ID"/>
+        </w:rPr>
+        <w:t xml:space="preserve">; </w:t>
+      </w:r>
+      <w:r>
+        <w:rPr>
+          <w:lang w:val="id_ID" w:bidi="id_ID"/>
+        </w:rPr>
+        <w:t>2Ptr. 2:9</w:t>
+      </w:r>
+      <w:r>
+        <w:rPr>
+          <w:lang w:val="id_ID" w:bidi="id_ID"/>
+        </w:rPr>
+        <w:t xml:space="preserve">; </w:t>
+      </w:r>
+      <w:r>
+        <w:rPr>
+          <w:lang w:val="id_ID" w:bidi="id_ID"/>
+        </w:rPr>
+        <w:t>3:7, 12</w:t>
+      </w:r>
+      <w:r>
+        <w:rPr>
+          <w:lang w:val="id_ID" w:bidi="id_ID"/>
+        </w:rPr>
+        <w:t xml:space="preserve">; </w:t>
+      </w:r>
+      <w:r>
+        <w:rPr>
+          <w:lang w:val="id_ID" w:bidi="id_ID"/>
+        </w:rPr>
+        <w:t>1Yoh. 4:17</w:t>
+      </w:r>
+      <w:r>
+        <w:rPr>
+          <w:lang w:val="id_ID" w:bidi="id_ID"/>
+        </w:rPr>
+        <w:t xml:space="preserve">; </w:t>
+      </w:r>
+      <w:r>
+        <w:rPr>
+          <w:lang w:val="id_ID" w:bidi="id_ID"/>
+        </w:rPr>
+        <w:t>Why. 16:14</w:t>
+      </w:r>
       <w:r>
         <w:rPr>
           <w:lang w:val="id_ID" w:bidi="id_ID"/>
         </w:rPr>
         <w:t>). Hari kekekalan menandakan saat di mana waktu akan menjadi kekal (</w:t>
       </w:r>
-      <w:hyperlink r:id="rId87">
-        <w:r>
-          <w:rPr>
-            <w:lang w:val="id_ID" w:bidi="id_ID"/>
-          </w:rPr>
-          <w:rPr>
-            <w:color w:val="0000EE"/>
-            <w:u w:val="single"/>
-          </w:rPr>
-          <w:t>2Ptr. 3:18</w:t>
-        </w:r>
-      </w:hyperlink>
+      <w:r>
+        <w:rPr>
+          <w:lang w:val="id_ID" w:bidi="id_ID"/>
+        </w:rPr>
+        <w:t>2Ptr. 3:18</w:t>
+      </w:r>
       <w:r>
         <w:rPr>
           <w:lang w:val="id_ID" w:bidi="id_ID"/>
         </w:rPr>
         <w:t>). Yerusalem baru, tempat tinggal umat Allah, digambarkan sebagai tempat dengan siang yang abadi/hari yang kekal (</w:t>
       </w:r>
-      <w:hyperlink r:id="rId88">
-        <w:r>
-          <w:rPr>
-            <w:lang w:val="id_ID" w:bidi="id_ID"/>
-          </w:rPr>
-          <w:rPr>
-            <w:color w:val="0000EE"/>
-            <w:u w:val="single"/>
-          </w:rPr>
-          <w:t>Why. 21:25</w:t>
-        </w:r>
-      </w:hyperlink>
+      <w:r>
+        <w:rPr>
+          <w:lang w:val="id_ID" w:bidi="id_ID"/>
+        </w:rPr>
+        <w:t>Why. 21:25</w:t>
+      </w:r>
       <w:r>
         <w:rPr>
           <w:lang w:val="id_ID" w:bidi="id_ID"/>
@@ -2690,18 +2186,12 @@
         </w:rPr>
         <w:t>Ungkapan yang digunakan oleh para nabi Perjanjian Lama (sejak nabi Amos pada abad kedelapan SM) untuk menandakan waktu di mana Allah secara aktif campur tangan dalam sejarah, terutama untuk menghakimi. Dengan demikian, "hari Tuhan" juga disebut "hari kemurkaan Tuhan" (</w:t>
       </w:r>
-      <w:hyperlink r:id="rId89">
-        <w:r>
-          <w:rPr>
-            <w:lang w:val="id_ID" w:bidi="id_ID"/>
-          </w:rPr>
-          <w:rPr>
-            <w:color w:val="0000EE"/>
-            <w:u w:val="single"/>
-          </w:rPr>
-          <w:t>Zef. 2:2</w:t>
-        </w:r>
-      </w:hyperlink>
+      <w:r>
+        <w:rPr>
+          <w:lang w:val="id_ID" w:bidi="id_ID"/>
+        </w:rPr>
+        <w:t>Zef. 2:2</w:t>
+      </w:r>
       <w:r>
         <w:rPr>
           <w:lang w:val="id_ID" w:bidi="id_ID"/>
@@ -2722,198 +2212,132 @@
         </w:rPr>
         <w:t>Terkadang "hari Tuhan" digunakan dalam Perjanjian Lama untuk berbicara mengenai penghakiman di masa lalu (</w:t>
       </w:r>
-      <w:hyperlink r:id="rId90">
-        <w:r>
-          <w:rPr>
-            <w:lang w:val="id_ID" w:bidi="id_ID"/>
-          </w:rPr>
-          <w:rPr>
-            <w:color w:val="0000EE"/>
-            <w:u w:val="single"/>
-          </w:rPr>
-          <w:t>Rat. 2:22</w:t>
-        </w:r>
-      </w:hyperlink>
+      <w:r>
+        <w:rPr>
+          <w:lang w:val="id_ID" w:bidi="id_ID"/>
+        </w:rPr>
+        <w:t>Rat. 2:22</w:t>
+      </w:r>
       <w:r>
         <w:rPr>
           <w:lang w:val="id_ID" w:bidi="id_ID"/>
         </w:rPr>
         <w:t>). Lebih sering, penghakiman yang akan datang di masa depan yang menjadi perhatian (</w:t>
       </w:r>
-      <w:hyperlink r:id="rId91">
-        <w:r>
-          <w:rPr>
-            <w:lang w:val="id_ID" w:bidi="id_ID"/>
-          </w:rPr>
-          <w:rPr>
-            <w:color w:val="0000EE"/>
-            <w:u w:val="single"/>
-          </w:rPr>
-          <w:t>Yl. 2:1–11</w:t>
-        </w:r>
-      </w:hyperlink>
+      <w:r>
+        <w:rPr>
+          <w:lang w:val="id_ID" w:bidi="id_ID"/>
+        </w:rPr>
+        <w:t>Yl. 2:1–11</w:t>
+      </w:r>
       <w:r>
         <w:rPr>
           <w:lang w:val="id_ID" w:bidi="id_ID"/>
         </w:rPr>
         <w:t>). Meskipun, pada akhirnya, istilah ini merujuk pada puncak penghakiman dunia di masa depan (</w:t>
       </w:r>
-      <w:hyperlink r:id="rId92">
-        <w:r>
-          <w:rPr>
-            <w:lang w:val="id_ID" w:bidi="id_ID"/>
-          </w:rPr>
-          <w:rPr>
-            <w:color w:val="0000EE"/>
-            <w:u w:val="single"/>
-          </w:rPr>
-          <w:t>Yl. 3:14–21</w:t>
-        </w:r>
-      </w:hyperlink>
-      <w:r>
-        <w:rPr>
-          <w:lang w:val="id_ID" w:bidi="id_ID"/>
-        </w:rPr>
-        <w:t xml:space="preserve">; </w:t>
-      </w:r>
-      <w:hyperlink r:id="rId93">
-        <w:r>
-          <w:rPr>
-            <w:lang w:val="id_ID" w:bidi="id_ID"/>
-          </w:rPr>
-          <w:rPr>
-            <w:color w:val="0000EE"/>
-            <w:u w:val="single"/>
-          </w:rPr>
-          <w:t>Mal. 4:5</w:t>
-        </w:r>
-      </w:hyperlink>
+      <w:r>
+        <w:rPr>
+          <w:lang w:val="id_ID" w:bidi="id_ID"/>
+        </w:rPr>
+        <w:t>Yl. 3:14–21</w:t>
+      </w:r>
+      <w:r>
+        <w:rPr>
+          <w:lang w:val="id_ID" w:bidi="id_ID"/>
+        </w:rPr>
+        <w:t xml:space="preserve">; </w:t>
+      </w:r>
+      <w:r>
+        <w:rPr>
+          <w:lang w:val="id_ID" w:bidi="id_ID"/>
+        </w:rPr>
+        <w:t>Mal. 4:5</w:t>
+      </w:r>
       <w:r>
         <w:rPr>
           <w:lang w:val="id_ID" w:bidi="id_ID"/>
         </w:rPr>
         <w:t>). Seringkali, nubuatan mengenai peristiwa yang akan terjadi dimasa depan dan nubuatan akhir zaman digabungkan—penghakiman langsung menjadi gambaran awal dari Hari Tuhan yang terakhir. Nubuatan Yesaya terhadap Babel adalah salah satu contohnya (</w:t>
       </w:r>
-      <w:hyperlink r:id="rId94">
-        <w:r>
-          <w:rPr>
-            <w:lang w:val="id_ID" w:bidi="id_ID"/>
-          </w:rPr>
-          <w:rPr>
-            <w:color w:val="0000EE"/>
-            <w:u w:val="single"/>
-          </w:rPr>
-          <w:t>Yes. 13:5–10</w:t>
-        </w:r>
-      </w:hyperlink>
+      <w:r>
+        <w:rPr>
+          <w:lang w:val="id_ID" w:bidi="id_ID"/>
+        </w:rPr>
+        <w:t>Yes. 13:5–10</w:t>
+      </w:r>
       <w:r>
         <w:rPr>
           <w:lang w:val="id_ID" w:bidi="id_ID"/>
         </w:rPr>
         <w:t>). Yesus menggabungkan peristiwa-peristiwa yang digambarkan di sana dengan nubuatan lainnya untuk menjelaskan kedatangan-Nya yang kedua kali (</w:t>
       </w:r>
-      <w:hyperlink r:id="rId95">
-        <w:r>
-          <w:rPr>
-            <w:lang w:val="id_ID" w:bidi="id_ID"/>
-          </w:rPr>
-          <w:rPr>
-            <w:color w:val="0000EE"/>
-            <w:u w:val="single"/>
-          </w:rPr>
-          <w:t>Mrk. 13:24–37</w:t>
-        </w:r>
-      </w:hyperlink>
+      <w:r>
+        <w:rPr>
+          <w:lang w:val="id_ID" w:bidi="id_ID"/>
+        </w:rPr>
+        <w:t>Mrk. 13:24–37</w:t>
+      </w:r>
       <w:r>
         <w:rPr>
           <w:lang w:val="id_ID" w:bidi="id_ID"/>
         </w:rPr>
         <w:t>). Contoh lainnya adalah nubuatan Yoel mengenai Hari Tuhan (</w:t>
       </w:r>
-      <w:hyperlink r:id="rId96">
-        <w:r>
-          <w:rPr>
-            <w:lang w:val="id_ID" w:bidi="id_ID"/>
-          </w:rPr>
-          <w:rPr>
-            <w:color w:val="0000EE"/>
-            <w:u w:val="single"/>
-          </w:rPr>
-          <w:t>Yl. 1:15–2:11</w:t>
-        </w:r>
-      </w:hyperlink>
+      <w:r>
+        <w:rPr>
+          <w:lang w:val="id_ID" w:bidi="id_ID"/>
+        </w:rPr>
+        <w:t>Yl. 1:15–2:11</w:t>
+      </w:r>
       <w:r>
         <w:rPr>
           <w:lang w:val="id_ID" w:bidi="id_ID"/>
         </w:rPr>
         <w:t>). Meskipun nabi pada awalnya berbicara mengenai hukuman Allah atas Israel melalui tulah belalang, hukuman itu mendorong pernyataan lebih lanjut mengenai Hari Tuhan yang terakhir yang jauh melampaui zaman Yoel (</w:t>
       </w:r>
-      <w:hyperlink r:id="rId97">
-        <w:r>
-          <w:rPr>
-            <w:lang w:val="id_ID" w:bidi="id_ID"/>
-          </w:rPr>
-          <w:rPr>
-            <w:color w:val="0000EE"/>
-            <w:u w:val="single"/>
-          </w:rPr>
-          <w:t>Yl. 2:14–17, 31</w:t>
-        </w:r>
-      </w:hyperlink>
+      <w:r>
+        <w:rPr>
+          <w:lang w:val="id_ID" w:bidi="id_ID"/>
+        </w:rPr>
+        <w:t>Yl. 2:14–17, 31</w:t>
+      </w:r>
       <w:r>
         <w:rPr>
           <w:lang w:val="id_ID" w:bidi="id_ID"/>
         </w:rPr>
         <w:t>). Hari Tuhan bahkan lebih dari pencurahan Roh Kudus pada hari Pentakosta yang dinubuatkan oleh nubuat Yoel (</w:t>
       </w:r>
-      <w:hyperlink r:id="rId98">
-        <w:r>
-          <w:rPr>
-            <w:lang w:val="id_ID" w:bidi="id_ID"/>
-          </w:rPr>
-          <w:rPr>
-            <w:color w:val="0000EE"/>
-            <w:u w:val="single"/>
-          </w:rPr>
-          <w:t>Yl. 2:28–32</w:t>
-        </w:r>
-      </w:hyperlink>
-      <w:r>
-        <w:rPr>
-          <w:lang w:val="id_ID" w:bidi="id_ID"/>
-        </w:rPr>
-        <w:t xml:space="preserve">; </w:t>
-      </w:r>
-      <w:hyperlink r:id="rId99">
-        <w:r>
-          <w:rPr>
-            <w:lang w:val="id_ID" w:bidi="id_ID"/>
-          </w:rPr>
-          <w:rPr>
-            <w:color w:val="0000EE"/>
-            <w:u w:val="single"/>
-          </w:rPr>
-          <w:t>Kisah 2:16–21</w:t>
-        </w:r>
-      </w:hyperlink>
-      <w:r>
-        <w:rPr>
-          <w:lang w:val="id_ID" w:bidi="id_ID"/>
-        </w:rPr>
-        <w:t xml:space="preserve">; </w:t>
-      </w:r>
-      <w:hyperlink r:id="rId100">
-        <w:r>
-          <w:rPr>
-            <w:lang w:val="id_ID" w:bidi="id_ID"/>
-          </w:rPr>
-          <w:rPr>
-            <w:color w:val="0000EE"/>
-            <w:u w:val="single"/>
-          </w:rPr>
-          <w:t>Why. 6:12–13</w:t>
-        </w:r>
-      </w:hyperlink>
+      <w:r>
+        <w:rPr>
+          <w:lang w:val="id_ID" w:bidi="id_ID"/>
+        </w:rPr>
+        <w:t>Yl. 2:28–32</w:t>
+      </w:r>
+      <w:r>
+        <w:rPr>
+          <w:lang w:val="id_ID" w:bidi="id_ID"/>
+        </w:rPr>
+        <w:t xml:space="preserve">; </w:t>
+      </w:r>
+      <w:r>
+        <w:rPr>
+          <w:lang w:val="id_ID" w:bidi="id_ID"/>
+        </w:rPr>
+        <w:t>Kisah 2:16–21</w:t>
+      </w:r>
+      <w:r>
+        <w:rPr>
+          <w:lang w:val="id_ID" w:bidi="id_ID"/>
+        </w:rPr>
+        <w:t xml:space="preserve">; </w:t>
+      </w:r>
+      <w:r>
+        <w:rPr>
+          <w:lang w:val="id_ID" w:bidi="id_ID"/>
+        </w:rPr>
+        <w:t>Why. 6:12–13</w:t>
+      </w:r>
       <w:r>
         <w:rPr>
           <w:lang w:val="id_ID" w:bidi="id_ID"/>
@@ -2934,198 +2358,132 @@
         </w:rPr>
         <w:t>Hari Tuhan yang terakhir digambarkan dalam Alkitab sebagai hari yang suram, gelap, dan penuh penghakiman. Terkait dengan penghakiman Allah adalah bahasa yang menggambarkan perubahan pada alam, terutama matahari, bulan, dan bintang menjadi gelap (</w:t>
       </w:r>
-      <w:hyperlink r:id="rId101">
-        <w:r>
-          <w:rPr>
-            <w:lang w:val="id_ID" w:bidi="id_ID"/>
-          </w:rPr>
-          <w:rPr>
-            <w:color w:val="0000EE"/>
-            <w:u w:val="single"/>
-          </w:rPr>
-          <w:t>Yes. 13:10</w:t>
-        </w:r>
-      </w:hyperlink>
-      <w:r>
-        <w:rPr>
-          <w:lang w:val="id_ID" w:bidi="id_ID"/>
-        </w:rPr>
-        <w:t xml:space="preserve">; </w:t>
-      </w:r>
-      <w:hyperlink r:id="rId102">
-        <w:r>
-          <w:rPr>
-            <w:lang w:val="id_ID" w:bidi="id_ID"/>
-          </w:rPr>
-          <w:rPr>
-            <w:color w:val="0000EE"/>
-            <w:u w:val="single"/>
-          </w:rPr>
-          <w:t>Yl. 2:31</w:t>
-        </w:r>
-      </w:hyperlink>
-      <w:r>
-        <w:rPr>
-          <w:lang w:val="id_ID" w:bidi="id_ID"/>
-        </w:rPr>
-        <w:t xml:space="preserve">; </w:t>
-      </w:r>
-      <w:hyperlink r:id="rId103">
-        <w:r>
-          <w:rPr>
-            <w:lang w:val="id_ID" w:bidi="id_ID"/>
-          </w:rPr>
-          <w:rPr>
-            <w:color w:val="0000EE"/>
-            <w:u w:val="single"/>
-          </w:rPr>
-          <w:t>3:15</w:t>
-        </w:r>
-      </w:hyperlink>
-      <w:r>
-        <w:rPr>
-          <w:lang w:val="id_ID" w:bidi="id_ID"/>
-        </w:rPr>
-        <w:t xml:space="preserve">; </w:t>
-      </w:r>
-      <w:hyperlink r:id="rId104">
-        <w:r>
-          <w:rPr>
-            <w:lang w:val="id_ID" w:bidi="id_ID"/>
-          </w:rPr>
-          <w:rPr>
-            <w:color w:val="0000EE"/>
-            <w:u w:val="single"/>
-          </w:rPr>
-          <w:t>Mat. 24:29</w:t>
-        </w:r>
-      </w:hyperlink>
-      <w:r>
-        <w:rPr>
-          <w:lang w:val="id_ID" w:bidi="id_ID"/>
-        </w:rPr>
-        <w:t xml:space="preserve">; </w:t>
-      </w:r>
-      <w:hyperlink r:id="rId105">
-        <w:r>
-          <w:rPr>
-            <w:lang w:val="id_ID" w:bidi="id_ID"/>
-          </w:rPr>
-          <w:rPr>
-            <w:color w:val="0000EE"/>
-            <w:u w:val="single"/>
-          </w:rPr>
-          <w:t>Why. 6:12</w:t>
-        </w:r>
-      </w:hyperlink>
+      <w:r>
+        <w:rPr>
+          <w:lang w:val="id_ID" w:bidi="id_ID"/>
+        </w:rPr>
+        <w:t>Yes. 13:10</w:t>
+      </w:r>
+      <w:r>
+        <w:rPr>
+          <w:lang w:val="id_ID" w:bidi="id_ID"/>
+        </w:rPr>
+        <w:t xml:space="preserve">; </w:t>
+      </w:r>
+      <w:r>
+        <w:rPr>
+          <w:lang w:val="id_ID" w:bidi="id_ID"/>
+        </w:rPr>
+        <w:t>Yl. 2:31</w:t>
+      </w:r>
+      <w:r>
+        <w:rPr>
+          <w:lang w:val="id_ID" w:bidi="id_ID"/>
+        </w:rPr>
+        <w:t xml:space="preserve">; </w:t>
+      </w:r>
+      <w:r>
+        <w:rPr>
+          <w:lang w:val="id_ID" w:bidi="id_ID"/>
+        </w:rPr>
+        <w:t>3:15</w:t>
+      </w:r>
+      <w:r>
+        <w:rPr>
+          <w:lang w:val="id_ID" w:bidi="id_ID"/>
+        </w:rPr>
+        <w:t xml:space="preserve">; </w:t>
+      </w:r>
+      <w:r>
+        <w:rPr>
+          <w:lang w:val="id_ID" w:bidi="id_ID"/>
+        </w:rPr>
+        <w:t>Mat. 24:29</w:t>
+      </w:r>
+      <w:r>
+        <w:rPr>
+          <w:lang w:val="id_ID" w:bidi="id_ID"/>
+        </w:rPr>
+        <w:t xml:space="preserve">; </w:t>
+      </w:r>
+      <w:r>
+        <w:rPr>
+          <w:lang w:val="id_ID" w:bidi="id_ID"/>
+        </w:rPr>
+        <w:t>Why. 6:12</w:t>
+      </w:r>
       <w:r>
         <w:rPr>
           <w:lang w:val="id_ID" w:bidi="id_ID"/>
         </w:rPr>
         <w:t>). Bangsa-bangsa akan dihakimi karena pemberontakan mereka terhadap umat dan raja yang diurapi Allah (</w:t>
       </w:r>
-      <w:hyperlink r:id="rId106">
-        <w:r>
-          <w:rPr>
-            <w:lang w:val="id_ID" w:bidi="id_ID"/>
-          </w:rPr>
-          <w:rPr>
-            <w:color w:val="0000EE"/>
-            <w:u w:val="single"/>
-          </w:rPr>
-          <w:t>Yl. 3:19</w:t>
-        </w:r>
-      </w:hyperlink>
+      <w:r>
+        <w:rPr>
+          <w:lang w:val="id_ID" w:bidi="id_ID"/>
+        </w:rPr>
+        <w:t>Yl. 3:19</w:t>
+      </w:r>
       <w:r>
         <w:rPr>
           <w:lang w:val="id_ID" w:bidi="id_ID"/>
         </w:rPr>
         <w:t xml:space="preserve">; bdk. </w:t>
       </w:r>
-      <w:hyperlink r:id="rId107">
-        <w:r>
-          <w:rPr>
-            <w:lang w:val="id_ID" w:bidi="id_ID"/>
-          </w:rPr>
-          <w:rPr>
-            <w:color w:val="0000EE"/>
-            <w:u w:val="single"/>
-          </w:rPr>
-          <w:t>Mzm. 2</w:t>
-        </w:r>
-      </w:hyperlink>
+      <w:r>
+        <w:rPr>
+          <w:lang w:val="id_ID" w:bidi="id_ID"/>
+        </w:rPr>
+        <w:t>Mzm. 2</w:t>
+      </w:r>
       <w:r>
         <w:rPr>
           <w:lang w:val="id_ID" w:bidi="id_ID"/>
         </w:rPr>
         <w:t>). Israel diperingatkan untuk tidak terlalu mengharapkan hari itu, karena hari itu juga akan mencakup penghakiman atas bangsa yang dipilih (</w:t>
       </w:r>
-      <w:hyperlink r:id="rId108">
-        <w:r>
-          <w:rPr>
-            <w:lang w:val="id_ID" w:bidi="id_ID"/>
-          </w:rPr>
-          <w:rPr>
-            <w:color w:val="0000EE"/>
-            <w:u w:val="single"/>
-          </w:rPr>
-          <w:t>Am. 5:18–20</w:t>
-        </w:r>
-      </w:hyperlink>
+      <w:r>
+        <w:rPr>
+          <w:lang w:val="id_ID" w:bidi="id_ID"/>
+        </w:rPr>
+        <w:t>Am. 5:18–20</w:t>
+      </w:r>
       <w:r>
         <w:rPr>
           <w:lang w:val="id_ID" w:bidi="id_ID"/>
         </w:rPr>
         <w:t>). Tetapi para nabi berjanji bahwa "setiap orang" yang percaya akan diselamatkan dengan memandang kepada Mesias yang pernah mereka tolak (</w:t>
       </w:r>
-      <w:hyperlink r:id="rId109">
-        <w:r>
-          <w:rPr>
-            <w:lang w:val="id_ID" w:bidi="id_ID"/>
-          </w:rPr>
-          <w:rPr>
-            <w:color w:val="0000EE"/>
-            <w:u w:val="single"/>
-          </w:rPr>
-          <w:t>Yl. 2:32</w:t>
-        </w:r>
-      </w:hyperlink>
-      <w:r>
-        <w:rPr>
-          <w:lang w:val="id_ID" w:bidi="id_ID"/>
-        </w:rPr>
-        <w:t xml:space="preserve">; </w:t>
-      </w:r>
-      <w:hyperlink r:id="rId110">
-        <w:r>
-          <w:rPr>
-            <w:lang w:val="id_ID" w:bidi="id_ID"/>
-          </w:rPr>
-          <w:rPr>
-            <w:color w:val="0000EE"/>
-            <w:u w:val="single"/>
-          </w:rPr>
-          <w:t>Za. 12:10</w:t>
-        </w:r>
-      </w:hyperlink>
+      <w:r>
+        <w:rPr>
+          <w:lang w:val="id_ID" w:bidi="id_ID"/>
+        </w:rPr>
+        <w:t>Yl. 2:32</w:t>
+      </w:r>
+      <w:r>
+        <w:rPr>
+          <w:lang w:val="id_ID" w:bidi="id_ID"/>
+        </w:rPr>
+        <w:t xml:space="preserve">; </w:t>
+      </w:r>
+      <w:r>
+        <w:rPr>
+          <w:lang w:val="id_ID" w:bidi="id_ID"/>
+        </w:rPr>
+        <w:t>Za. 12:10</w:t>
+      </w:r>
       <w:r>
         <w:rPr>
           <w:lang w:val="id_ID" w:bidi="id_ID"/>
         </w:rPr>
         <w:t>). Setelah penghakiman, Hari Tuhan di masa depan akan menjadi masa kemakmuran, pemulihan, dan berkat bagi Israel (</w:t>
       </w:r>
-      <w:hyperlink r:id="rId111">
-        <w:r>
-          <w:rPr>
-            <w:lang w:val="id_ID" w:bidi="id_ID"/>
-          </w:rPr>
-          <w:rPr>
-            <w:color w:val="0000EE"/>
-            <w:u w:val="single"/>
-          </w:rPr>
-          <w:t>Yl. 3:18–21</w:t>
-        </w:r>
-      </w:hyperlink>
+      <w:r>
+        <w:rPr>
+          <w:lang w:val="id_ID" w:bidi="id_ID"/>
+        </w:rPr>
+        <w:t>Yl. 3:18–21</w:t>
+      </w:r>
       <w:r>
         <w:rPr>
           <w:lang w:val="id_ID" w:bidi="id_ID"/>
@@ -3146,144 +2504,96 @@
         </w:rPr>
         <w:t>Ungkapan Perjanjian Baru yang lebih jelas— “hari Tuhan kita Yesus Kristus” (</w:t>
       </w:r>
-      <w:hyperlink r:id="rId112">
-        <w:r>
-          <w:rPr>
-            <w:lang w:val="id_ID" w:bidi="id_ID"/>
-          </w:rPr>
-          <w:rPr>
-            <w:color w:val="0000EE"/>
-            <w:u w:val="single"/>
-          </w:rPr>
-          <w:t>1Kor. 1:8</w:t>
-        </w:r>
-      </w:hyperlink>
+      <w:r>
+        <w:rPr>
+          <w:lang w:val="id_ID" w:bidi="id_ID"/>
+        </w:rPr>
+        <w:t>1Kor. 1:8</w:t>
+      </w:r>
       <w:r>
         <w:rPr>
           <w:lang w:val="id_ID" w:bidi="id_ID"/>
         </w:rPr>
         <w:t>), “hari Tuhan Yesus” (</w:t>
       </w:r>
-      <w:hyperlink r:id="rId81">
-        <w:r>
-          <w:rPr>
-            <w:lang w:val="id_ID" w:bidi="id_ID"/>
-          </w:rPr>
-          <w:rPr>
-            <w:color w:val="0000EE"/>
-            <w:u w:val="single"/>
-          </w:rPr>
-          <w:t>1Kor. 5:5</w:t>
-        </w:r>
-      </w:hyperlink>
-      <w:r>
-        <w:rPr>
-          <w:lang w:val="id_ID" w:bidi="id_ID"/>
-        </w:rPr>
-        <w:t xml:space="preserve">; </w:t>
-      </w:r>
-      <w:hyperlink r:id="rId113">
-        <w:r>
-          <w:rPr>
-            <w:lang w:val="id_ID" w:bidi="id_ID"/>
-          </w:rPr>
-          <w:rPr>
-            <w:color w:val="0000EE"/>
-            <w:u w:val="single"/>
-          </w:rPr>
-          <w:t>2Kor. 1:14</w:t>
-        </w:r>
-      </w:hyperlink>
+      <w:r>
+        <w:rPr>
+          <w:lang w:val="id_ID" w:bidi="id_ID"/>
+        </w:rPr>
+        <w:t>1Kor. 5:5</w:t>
+      </w:r>
+      <w:r>
+        <w:rPr>
+          <w:lang w:val="id_ID" w:bidi="id_ID"/>
+        </w:rPr>
+        <w:t xml:space="preserve">; </w:t>
+      </w:r>
+      <w:r>
+        <w:rPr>
+          <w:lang w:val="id_ID" w:bidi="id_ID"/>
+        </w:rPr>
+        <w:t>2Kor. 1:14</w:t>
+      </w:r>
       <w:r>
         <w:rPr>
           <w:lang w:val="id_ID" w:bidi="id_ID"/>
         </w:rPr>
         <w:t>), dan “hari Kristus” (</w:t>
       </w:r>
-      <w:hyperlink r:id="rId114">
-        <w:r>
-          <w:rPr>
-            <w:lang w:val="id_ID" w:bidi="id_ID"/>
-          </w:rPr>
-          <w:rPr>
-            <w:color w:val="0000EE"/>
-            <w:u w:val="single"/>
-          </w:rPr>
-          <w:t>Flp. 1:10</w:t>
-        </w:r>
-      </w:hyperlink>
-      <w:r>
-        <w:rPr>
-          <w:lang w:val="id_ID" w:bidi="id_ID"/>
-        </w:rPr>
-        <w:t xml:space="preserve">; </w:t>
-      </w:r>
-      <w:hyperlink r:id="rId115">
-        <w:r>
-          <w:rPr>
-            <w:lang w:val="id_ID" w:bidi="id_ID"/>
-          </w:rPr>
-          <w:rPr>
-            <w:color w:val="0000EE"/>
-            <w:u w:val="single"/>
-          </w:rPr>
-          <w:t>2:16</w:t>
-        </w:r>
-      </w:hyperlink>
+      <w:r>
+        <w:rPr>
+          <w:lang w:val="id_ID" w:bidi="id_ID"/>
+        </w:rPr>
+        <w:t>Flp. 1:10</w:t>
+      </w:r>
+      <w:r>
+        <w:rPr>
+          <w:lang w:val="id_ID" w:bidi="id_ID"/>
+        </w:rPr>
+        <w:t xml:space="preserve">; </w:t>
+      </w:r>
+      <w:r>
+        <w:rPr>
+          <w:lang w:val="id_ID" w:bidi="id_ID"/>
+        </w:rPr>
+        <w:t>2:16</w:t>
+      </w:r>
       <w:r>
         <w:rPr>
           <w:lang w:val="id_ID" w:bidi="id_ID"/>
         </w:rPr>
         <w:t>)—lebih bersifat pribadi dan lebih positif. Kata-kata tersebut menunjuk pada peristiwa terakhir yang terkait dengan orang-orang percaya Kristen, yang tidak akan mengalami murka Allah (</w:t>
       </w:r>
-      <w:hyperlink r:id="rId116">
-        <w:r>
-          <w:rPr>
-            <w:lang w:val="id_ID" w:bidi="id_ID"/>
-          </w:rPr>
-          <w:rPr>
-            <w:color w:val="0000EE"/>
-            <w:u w:val="single"/>
-          </w:rPr>
-          <w:t>1Tes. 5:9</w:t>
-        </w:r>
-      </w:hyperlink>
+      <w:r>
+        <w:rPr>
+          <w:lang w:val="id_ID" w:bidi="id_ID"/>
+        </w:rPr>
+        <w:t>1Tes. 5:9</w:t>
+      </w:r>
       <w:r>
         <w:rPr>
           <w:lang w:val="id_ID" w:bidi="id_ID"/>
         </w:rPr>
         <w:t>). Ketika Hari Tuhan datang, bumi akan diperbarui dan disucikan melalui penghakiman api (</w:t>
       </w:r>
-      <w:hyperlink r:id="rId117">
-        <w:r>
-          <w:rPr>
-            <w:lang w:val="id_ID" w:bidi="id_ID"/>
-          </w:rPr>
-          <w:rPr>
-            <w:color w:val="0000EE"/>
-            <w:u w:val="single"/>
-          </w:rPr>
-          <w:t>2Ptr. 3:10–13</w:t>
-        </w:r>
-      </w:hyperlink>
+      <w:r>
+        <w:rPr>
+          <w:lang w:val="id_ID" w:bidi="id_ID"/>
+        </w:rPr>
+        <w:t>2Ptr. 3:10–13</w:t>
+      </w:r>
       <w:r>
         <w:rPr>
           <w:lang w:val="id_ID" w:bidi="id_ID"/>
         </w:rPr>
         <w:t>). Dalam kitab Wahyu penyucian terakhir tampaknya terjadi setelah Milenium—yaitu, pemerintahan Kristus selama 1.000 tahun (</w:t>
       </w:r>
-      <w:hyperlink r:id="rId118">
-        <w:r>
-          <w:rPr>
-            <w:lang w:val="id_ID" w:bidi="id_ID"/>
-          </w:rPr>
-          <w:rPr>
-            <w:color w:val="0000EE"/>
-            <w:u w:val="single"/>
-          </w:rPr>
-          <w:t>Why. 21:1</w:t>
-        </w:r>
-      </w:hyperlink>
+      <w:r>
+        <w:rPr>
+          <w:lang w:val="id_ID" w:bidi="id_ID"/>
+        </w:rPr>
+        <w:t>Why. 21:1</w:t>
+      </w:r>
       <w:r>
         <w:rPr>
           <w:lang w:val="id_ID" w:bidi="id_ID"/>
@@ -3406,18 +2716,12 @@
         </w:rPr>
         <w:t>Istilah yang muncul satu kali dalam PB (</w:t>
       </w:r>
-      <w:hyperlink r:id="rId119">
-        <w:r>
-          <w:rPr>
-            <w:lang w:val="id_ID" w:bidi="id_ID"/>
-          </w:rPr>
-          <w:rPr>
-            <w:color w:val="0000EE"/>
-            <w:u w:val="single"/>
-          </w:rPr>
-          <w:t>Why. 1:10</w:t>
-        </w:r>
-      </w:hyperlink>
+      <w:r>
+        <w:rPr>
+          <w:lang w:val="id_ID" w:bidi="id_ID"/>
+        </w:rPr>
+        <w:t>Why. 1:10</w:t>
+      </w:r>
       <w:r>
         <w:rPr>
           <w:lang w:val="id_ID" w:bidi="id_ID"/>
@@ -3438,18 +2742,12 @@
         </w:rPr>
         <w:t>Referensi paling awal tentang aktivitas Kristen pada hari Minggu muncul dalam singgungan singkat yang dibuat Paulus tentang "hari pertama dalam seminggu" (</w:t>
       </w:r>
-      <w:hyperlink r:id="rId120">
-        <w:r>
-          <w:rPr>
-            <w:lang w:val="id_ID" w:bidi="id_ID"/>
-          </w:rPr>
-          <w:rPr>
-            <w:color w:val="0000EE"/>
-            <w:u w:val="single"/>
-          </w:rPr>
-          <w:t>1Kor. 16:2</w:t>
-        </w:r>
-      </w:hyperlink>
+      <w:r>
+        <w:rPr>
+          <w:lang w:val="id_ID" w:bidi="id_ID"/>
+        </w:rPr>
+        <w:t>1Kor. 16:2</w:t>
+      </w:r>
       <w:r>
         <w:rPr>
           <w:lang w:val="id_ID" w:bidi="id_ID"/>
@@ -3470,72 +2768,48 @@
         </w:rPr>
         <w:t>Mengapa Minggu? Jelas bahwa hari pertama dalam minggu telah mengambil makna khusus di antara orang Kristen di Korintus sebelum Paulus menulis surat ini (55–56 M), dan dia menjelaskan bahwa pengamatannya bukan hanya dalam lingkup lokal (</w:t>
       </w:r>
-      <w:hyperlink r:id="rId121">
-        <w:r>
-          <w:rPr>
-            <w:lang w:val="id_ID" w:bidi="id_ID"/>
-          </w:rPr>
-          <w:rPr>
-            <w:color w:val="0000EE"/>
-            <w:u w:val="single"/>
-          </w:rPr>
-          <w:t>1Kor. 16:1</w:t>
-        </w:r>
-      </w:hyperlink>
+      <w:r>
+        <w:rPr>
+          <w:lang w:val="id_ID" w:bidi="id_ID"/>
+        </w:rPr>
+        <w:t>1Kor. 16:1</w:t>
+      </w:r>
       <w:r>
         <w:rPr>
           <w:lang w:val="id_ID" w:bidi="id_ID"/>
         </w:rPr>
         <w:t xml:space="preserve">). Minggu adalah hari ketika pertemuan gereja khusus berlangsung (Paulus beberapa kali menyebutkan ini dalam 1Kor.—lihat </w:t>
       </w:r>
-      <w:hyperlink r:id="rId122">
-        <w:r>
-          <w:rPr>
-            <w:lang w:val="id_ID" w:bidi="id_ID"/>
-          </w:rPr>
-          <w:rPr>
-            <w:color w:val="0000EE"/>
-            <w:u w:val="single"/>
-          </w:rPr>
-          <w:t>1Kor. 5:4</w:t>
-        </w:r>
-      </w:hyperlink>
-      <w:r>
-        <w:rPr>
-          <w:lang w:val="id_ID" w:bidi="id_ID"/>
-        </w:rPr>
-        <w:t xml:space="preserve">; </w:t>
-      </w:r>
-      <w:hyperlink r:id="rId123">
-        <w:r>
-          <w:rPr>
-            <w:lang w:val="id_ID" w:bidi="id_ID"/>
-          </w:rPr>
-          <w:rPr>
-            <w:color w:val="0000EE"/>
-            <w:u w:val="single"/>
-          </w:rPr>
-          <w:t>11:18–20</w:t>
-        </w:r>
-      </w:hyperlink>
+      <w:r>
+        <w:rPr>
+          <w:lang w:val="id_ID" w:bidi="id_ID"/>
+        </w:rPr>
+        <w:t>1Kor. 5:4</w:t>
+      </w:r>
+      <w:r>
+        <w:rPr>
+          <w:lang w:val="id_ID" w:bidi="id_ID"/>
+        </w:rPr>
+        <w:t xml:space="preserve">; </w:t>
+      </w:r>
+      <w:r>
+        <w:rPr>
+          <w:lang w:val="id_ID" w:bidi="id_ID"/>
+        </w:rPr>
+        <w:t>11:18–20</w:t>
+      </w:r>
       <w:r>
         <w:rPr>
           <w:lang w:val="id_ID" w:bidi="id_ID"/>
         </w:rPr>
         <w:t xml:space="preserve">). Pengumpulan persembahan dilakukan pada kesempatan ini untuk memenuhi kebutuhan lokal (bdk. </w:t>
       </w:r>
-      <w:hyperlink r:id="rId124">
-        <w:r>
-          <w:rPr>
-            <w:lang w:val="id_ID" w:bidi="id_ID"/>
-          </w:rPr>
-          <w:rPr>
-            <w:color w:val="0000EE"/>
-            <w:u w:val="single"/>
-          </w:rPr>
-          <w:t>1Kor. 9:7–14</w:t>
-        </w:r>
-      </w:hyperlink>
+      <w:r>
+        <w:rPr>
+          <w:lang w:val="id_ID" w:bidi="id_ID"/>
+        </w:rPr>
+        <w:t>1Kor. 9:7–14</w:t>
+      </w:r>
       <w:r>
         <w:rPr>
           <w:lang w:val="id_ID" w:bidi="id_ID"/>
@@ -3556,18 +2830,12 @@
         </w:rPr>
         <w:t xml:space="preserve">Ada catatan yang lebih rinci tentang pertemuan mingguan Kristen dalam </w:t>
       </w:r>
-      <w:hyperlink r:id="rId125">
-        <w:r>
-          <w:rPr>
-            <w:lang w:val="id_ID" w:bidi="id_ID"/>
-          </w:rPr>
-          <w:rPr>
-            <w:color w:val="0000EE"/>
-            <w:u w:val="single"/>
-          </w:rPr>
-          <w:t>Kisah 20:6–12</w:t>
-        </w:r>
-      </w:hyperlink>
+      <w:r>
+        <w:rPr>
+          <w:lang w:val="id_ID" w:bidi="id_ID"/>
+        </w:rPr>
+        <w:t>Kisah 20:6–12</w:t>
+      </w:r>
       <w:r>
         <w:rPr>
           <w:lang w:val="id_ID" w:bidi="id_ID"/>
@@ -3588,54 +2856,36 @@
         </w:rPr>
         <w:t>Penyebutan hari dalam seminggu oleh Lukas merupakan fakta yang begitu signifikan. Di tempat lain ia jarang mengidentifikasi hari, kecuali itu adalah hari Sabat atau hari raya khusus. Kata "berkumpul" (</w:t>
       </w:r>
-      <w:hyperlink r:id="rId126">
-        <w:r>
-          <w:rPr>
-            <w:lang w:val="id_ID" w:bidi="id_ID"/>
-          </w:rPr>
-          <w:rPr>
-            <w:color w:val="0000EE"/>
-            <w:u w:val="single"/>
-          </w:rPr>
-          <w:t>Kisah 20:7</w:t>
-        </w:r>
-      </w:hyperlink>
+      <w:r>
+        <w:rPr>
+          <w:lang w:val="id_ID" w:bidi="id_ID"/>
+        </w:rPr>
+        <w:t>Kisah 20:7</w:t>
+      </w:r>
       <w:r>
         <w:rPr>
           <w:lang w:val="id_ID" w:bidi="id_ID"/>
         </w:rPr>
         <w:t>) juga penting. Ini adalah istilah semiteknis yang digunakan PB untuk orang-orang Kristen yang berkumpul untuk beribadah (</w:t>
       </w:r>
-      <w:hyperlink r:id="rId122">
-        <w:r>
-          <w:rPr>
-            <w:lang w:val="id_ID" w:bidi="id_ID"/>
-          </w:rPr>
-          <w:rPr>
-            <w:color w:val="0000EE"/>
-            <w:u w:val="single"/>
-          </w:rPr>
-          <w:t>1Kor. 5:4</w:t>
-        </w:r>
-      </w:hyperlink>
+      <w:r>
+        <w:rPr>
+          <w:lang w:val="id_ID" w:bidi="id_ID"/>
+        </w:rPr>
+        <w:t>1Kor. 5:4</w:t>
+      </w:r>
       <w:r>
         <w:rPr>
           <w:lang w:val="id_ID" w:bidi="id_ID"/>
         </w:rPr>
         <w:t>). Jadi, ini bukan pertemuan khusus yang diadakan untuk mendengarkan Paulus (yang sudah berada di kota selama enam hari) tetapi acara mingguan rutin. Gereja di Troas mungkin bertemu setiap hari, seperti gereja di Yerusalem (</w:t>
       </w:r>
-      <w:hyperlink r:id="rId127">
-        <w:r>
-          <w:rPr>
-            <w:lang w:val="id_ID" w:bidi="id_ID"/>
-          </w:rPr>
-          <w:rPr>
-            <w:color w:val="0000EE"/>
-            <w:u w:val="single"/>
-          </w:rPr>
-          <w:t>Kisah 2:42, 46</w:t>
-        </w:r>
-      </w:hyperlink>
+      <w:r>
+        <w:rPr>
+          <w:lang w:val="id_ID" w:bidi="id_ID"/>
+        </w:rPr>
+        <w:t>Kisah 2:42, 46</w:t>
+      </w:r>
       <w:r>
         <w:rPr>
           <w:lang w:val="id_ID" w:bidi="id_ID"/>
@@ -3656,54 +2906,36 @@
         </w:rPr>
         <w:t>Lukas menggunakan kata yang sama untuk menggambarkan pengajaran Paulus (</w:t>
       </w:r>
-      <w:hyperlink r:id="rId126">
-        <w:r>
-          <w:rPr>
-            <w:lang w:val="id_ID" w:bidi="id_ID"/>
-          </w:rPr>
-          <w:rPr>
-            <w:color w:val="0000EE"/>
-            <w:u w:val="single"/>
-          </w:rPr>
-          <w:t>Kisah 20:7</w:t>
-        </w:r>
-      </w:hyperlink>
+      <w:r>
+        <w:rPr>
+          <w:lang w:val="id_ID" w:bidi="id_ID"/>
+        </w:rPr>
+        <w:t>Kisah 20:7</w:t>
+      </w:r>
       <w:r>
         <w:rPr>
           <w:lang w:val="id_ID" w:bidi="id_ID"/>
         </w:rPr>
         <w:t>) yang dia gunakan sebelumnya untuk pelayanan pengajaran rasul di sinagoge di Efesus dan Korintus (</w:t>
       </w:r>
-      <w:hyperlink r:id="rId128">
-        <w:r>
-          <w:rPr>
-            <w:lang w:val="id_ID" w:bidi="id_ID"/>
-          </w:rPr>
-          <w:rPr>
-            <w:color w:val="0000EE"/>
-            <w:u w:val="single"/>
-          </w:rPr>
-          <w:t>Kisah 18:4</w:t>
-        </w:r>
-      </w:hyperlink>
-      <w:r>
-        <w:rPr>
-          <w:lang w:val="id_ID" w:bidi="id_ID"/>
-        </w:rPr>
-        <w:t xml:space="preserve">; </w:t>
-      </w:r>
-      <w:hyperlink r:id="rId129">
-        <w:r>
-          <w:rPr>
-            <w:lang w:val="id_ID" w:bidi="id_ID"/>
-          </w:rPr>
-          <w:rPr>
-            <w:color w:val="0000EE"/>
-            <w:u w:val="single"/>
-          </w:rPr>
-          <w:t>19:8</w:t>
-        </w:r>
-      </w:hyperlink>
+      <w:r>
+        <w:rPr>
+          <w:lang w:val="id_ID" w:bidi="id_ID"/>
+        </w:rPr>
+        <w:t>Kisah 18:4</w:t>
+      </w:r>
+      <w:r>
+        <w:rPr>
+          <w:lang w:val="id_ID" w:bidi="id_ID"/>
+        </w:rPr>
+        <w:t xml:space="preserve">; </w:t>
+      </w:r>
+      <w:r>
+        <w:rPr>
+          <w:lang w:val="id_ID" w:bidi="id_ID"/>
+        </w:rPr>
+        <w:t>19:8</w:t>
+      </w:r>
       <w:r>
         <w:rPr>
           <w:lang w:val="id_ID" w:bidi="id_ID"/>
@@ -3724,36 +2956,24 @@
         </w:rPr>
         <w:t>Tujuan utama di balik pertemuan gereja pada hari Minggu di Troas, bagaimanapun juga, adalah ciri khas Kristen. Itu adalah “untuk memecah-mecahkan roti” (</w:t>
       </w:r>
-      <w:hyperlink r:id="rId126">
-        <w:r>
-          <w:rPr>
-            <w:lang w:val="id_ID" w:bidi="id_ID"/>
-          </w:rPr>
-          <w:rPr>
-            <w:color w:val="0000EE"/>
-            <w:u w:val="single"/>
-          </w:rPr>
-          <w:t>Kisah 20:7</w:t>
-        </w:r>
-      </w:hyperlink>
+      <w:r>
+        <w:rPr>
+          <w:lang w:val="id_ID" w:bidi="id_ID"/>
+        </w:rPr>
+        <w:t>Kisah 20:7</w:t>
+      </w:r>
       <w:r>
         <w:rPr>
           <w:lang w:val="id_ID" w:bidi="id_ID"/>
         </w:rPr>
         <w:t xml:space="preserve">), istilah PB untuk makan Perjamuan Kudus (dan termasuk, mungkin, persekutuan meja yang kurang formal dari perjamuan kasih—bdk. </w:t>
       </w:r>
-      <w:hyperlink r:id="rId130">
-        <w:r>
-          <w:rPr>
-            <w:lang w:val="id_ID" w:bidi="id_ID"/>
-          </w:rPr>
-          <w:rPr>
-            <w:color w:val="0000EE"/>
-            <w:u w:val="single"/>
-          </w:rPr>
-          <w:t>1Kor. 11:17–34</w:t>
-        </w:r>
-      </w:hyperlink>
+      <w:r>
+        <w:rPr>
+          <w:lang w:val="id_ID" w:bidi="id_ID"/>
+        </w:rPr>
+        <w:t>1Kor. 11:17–34</w:t>
+      </w:r>
       <w:r>
         <w:rPr>
           <w:lang w:val="id_ID" w:bidi="id_ID"/>
@@ -3774,18 +2994,12 @@
         </w:rPr>
         <w:t xml:space="preserve">Referensi ketiga yang jelas tentang hari Minggu di PB (dan satu-satunya yang menyebutnya Hari Tuhan) membawa kita dari daratan Turki ke pulau Aegea, Patmos, kira-kira sekitar 40 tahun setelah kunjungan Paulus ke Troas. Dalam </w:t>
       </w:r>
-      <w:hyperlink r:id="rId119">
-        <w:r>
-          <w:rPr>
-            <w:lang w:val="id_ID" w:bidi="id_ID"/>
-          </w:rPr>
-          <w:rPr>
-            <w:color w:val="0000EE"/>
-            <w:u w:val="single"/>
-          </w:rPr>
-          <w:t>Why. 1:10</w:t>
-        </w:r>
-      </w:hyperlink>
+      <w:r>
+        <w:rPr>
+          <w:lang w:val="id_ID" w:bidi="id_ID"/>
+        </w:rPr>
+        <w:t>Why. 1:10</w:t>
+      </w:r>
       <w:r>
         <w:rPr>
           <w:lang w:val="id_ID" w:bidi="id_ID"/>
@@ -3806,72 +3020,48 @@
         </w:rPr>
         <w:t xml:space="preserve">Konteks langsung dari </w:t>
       </w:r>
-      <w:hyperlink r:id="rId119">
-        <w:r>
-          <w:rPr>
-            <w:lang w:val="id_ID" w:bidi="id_ID"/>
-          </w:rPr>
-          <w:rPr>
-            <w:color w:val="0000EE"/>
-            <w:u w:val="single"/>
-          </w:rPr>
-          <w:t>Why. 1:10</w:t>
-        </w:r>
-      </w:hyperlink>
+      <w:r>
+        <w:rPr>
+          <w:lang w:val="id_ID" w:bidi="id_ID"/>
+        </w:rPr>
+        <w:t>Why. 1:10</w:t>
+      </w:r>
       <w:r>
         <w:rPr>
           <w:lang w:val="id_ID" w:bidi="id_ID"/>
         </w:rPr>
         <w:t xml:space="preserve"> menjelaskan bahwa Yohanes melihat hari Minggu sebagai Hari Tuhan karena pada hari itu orang Kristen bersama-sama menyatakan komitmen total mereka kepada Yesus sebagai Tuhan dan Guru/Tuan (</w:t>
       </w:r>
-      <w:hyperlink r:id="rId131">
-        <w:r>
-          <w:rPr>
-            <w:lang w:val="id_ID" w:bidi="id_ID"/>
-          </w:rPr>
-          <w:rPr>
-            <w:color w:val="0000EE"/>
-            <w:u w:val="single"/>
-          </w:rPr>
-          <w:t>Why. 1:8</w:t>
-        </w:r>
-      </w:hyperlink>
+      <w:r>
+        <w:rPr>
+          <w:lang w:val="id_ID" w:bidi="id_ID"/>
+        </w:rPr>
+        <w:t>Why. 1:8</w:t>
+      </w:r>
       <w:r>
         <w:rPr>
           <w:lang w:val="id_ID" w:bidi="id_ID"/>
         </w:rPr>
         <w:t xml:space="preserve">). Kebangkitan Yesus pada hari pertama minggu itu menunjukkan keTuhanan-Nya dengan sangat jelas (lihat </w:t>
       </w:r>
-      <w:hyperlink r:id="rId37">
-        <w:r>
-          <w:rPr>
-            <w:lang w:val="id_ID" w:bidi="id_ID"/>
-          </w:rPr>
-          <w:rPr>
-            <w:color w:val="0000EE"/>
-            <w:u w:val="single"/>
-          </w:rPr>
-          <w:t>Why. 1:18</w:t>
-        </w:r>
-      </w:hyperlink>
+      <w:r>
+        <w:rPr>
+          <w:lang w:val="id_ID" w:bidi="id_ID"/>
+        </w:rPr>
+        <w:t>Why. 1:18</w:t>
+      </w:r>
       <w:r>
         <w:rPr>
           <w:lang w:val="id_ID" w:bidi="id_ID"/>
         </w:rPr>
         <w:t xml:space="preserve"> dan </w:t>
       </w:r>
-      <w:hyperlink r:id="rId132">
-        <w:r>
-          <w:rPr>
-            <w:lang w:val="id_ID" w:bidi="id_ID"/>
-          </w:rPr>
-          <w:rPr>
-            <w:color w:val="0000EE"/>
-            <w:u w:val="single"/>
-          </w:rPr>
-          <w:t>Yoh. 20:25–28</w:t>
-        </w:r>
-      </w:hyperlink>
+      <w:r>
+        <w:rPr>
+          <w:lang w:val="id_ID" w:bidi="id_ID"/>
+        </w:rPr>
+        <w:t>Yoh. 20:25–28</w:t>
+      </w:r>
       <w:r>
         <w:rPr>
           <w:lang w:val="id_ID" w:bidi="id_ID"/>
@@ -3890,36 +3080,24 @@
         </w:rPr>
         <w:t>" (</w:t>
       </w:r>
-      <w:hyperlink r:id="rId133">
-        <w:r>
-          <w:rPr>
-            <w:lang w:val="id_ID" w:bidi="id_ID"/>
-          </w:rPr>
-          <w:rPr>
-            <w:color w:val="0000EE"/>
-            <w:u w:val="single"/>
-          </w:rPr>
-          <w:t>Why. 19:16</w:t>
-        </w:r>
-      </w:hyperlink>
+      <w:r>
+        <w:rPr>
+          <w:lang w:val="id_ID" w:bidi="id_ID"/>
+        </w:rPr>
+        <w:t>Why. 19:16</w:t>
+      </w:r>
       <w:r>
         <w:rPr>
           <w:lang w:val="id_ID" w:bidi="id_ID"/>
         </w:rPr>
         <w:t xml:space="preserve">; bdk. </w:t>
       </w:r>
-      <w:hyperlink r:id="rId134">
-        <w:r>
-          <w:rPr>
-            <w:lang w:val="id_ID" w:bidi="id_ID"/>
-          </w:rPr>
-          <w:rPr>
-            <w:color w:val="0000EE"/>
-            <w:u w:val="single"/>
-          </w:rPr>
-          <w:t>Flp. 2:11</w:t>
-        </w:r>
-      </w:hyperlink>
+      <w:r>
+        <w:rPr>
+          <w:lang w:val="id_ID" w:bidi="id_ID"/>
+        </w:rPr>
+        <w:t>Flp. 2:11</w:t>
+      </w:r>
       <w:r>
         <w:rPr>
           <w:lang w:val="id_ID" w:bidi="id_ID"/>
@@ -3974,54 +3152,36 @@
         </w:rPr>
         <w:t xml:space="preserve">Ungkapan yang digunakan dalam Alkitab untuk menggambarkan periode terakhir dunia seperti yang kita kenal. Dalam Perjanjian Lama, hari-hari terakhir dilihat sebagai waktu ketika janji-janji Mesias akan menjadi kenyataan (lihat </w:t>
       </w:r>
-      <w:hyperlink r:id="rId135">
-        <w:r>
-          <w:rPr>
-            <w:lang w:val="id_ID" w:bidi="id_ID"/>
-          </w:rPr>
-          <w:rPr>
-            <w:color w:val="0000EE"/>
-            <w:u w:val="single"/>
-          </w:rPr>
-          <w:t>Yes. 2:2</w:t>
-        </w:r>
-      </w:hyperlink>
-      <w:r>
-        <w:rPr>
-          <w:lang w:val="id_ID" w:bidi="id_ID"/>
-        </w:rPr>
-        <w:t xml:space="preserve">; </w:t>
-      </w:r>
-      <w:hyperlink r:id="rId136">
-        <w:r>
-          <w:rPr>
-            <w:lang w:val="id_ID" w:bidi="id_ID"/>
-          </w:rPr>
-          <w:rPr>
-            <w:color w:val="0000EE"/>
-            <w:u w:val="single"/>
-          </w:rPr>
-          <w:t>Mi. 4:1</w:t>
-        </w:r>
-      </w:hyperlink>
+      <w:r>
+        <w:rPr>
+          <w:lang w:val="id_ID" w:bidi="id_ID"/>
+        </w:rPr>
+        <w:t>Yes. 2:2</w:t>
+      </w:r>
+      <w:r>
+        <w:rPr>
+          <w:lang w:val="id_ID" w:bidi="id_ID"/>
+        </w:rPr>
+        <w:t xml:space="preserve">; </w:t>
+      </w:r>
+      <w:r>
+        <w:rPr>
+          <w:lang w:val="id_ID" w:bidi="id_ID"/>
+        </w:rPr>
+        <w:t>Mi. 4:1</w:t>
+      </w:r>
       <w:r>
         <w:rPr>
           <w:lang w:val="id_ID" w:bidi="id_ID"/>
         </w:rPr>
         <w:t xml:space="preserve">). Dalam Perjanjian Baru, para penulis percaya bahwa mereka sudah hidup di hari-hari terakhir, yang mereka lihat sebagai era injil. Misalnya, Petrus menjelaskan bahwa peristiwa pada Hari Pentakosta memenuhi nubuat dari </w:t>
       </w:r>
-      <w:hyperlink r:id="rId137">
-        <w:r>
-          <w:rPr>
-            <w:lang w:val="id_ID" w:bidi="id_ID"/>
-          </w:rPr>
-          <w:rPr>
-            <w:color w:val="0000EE"/>
-            <w:u w:val="single"/>
-          </w:rPr>
-          <w:t>Yl. 2:28</w:t>
-        </w:r>
-      </w:hyperlink>
+      <w:r>
+        <w:rPr>
+          <w:lang w:val="id_ID" w:bidi="id_ID"/>
+        </w:rPr>
+        <w:t>Yl. 2:28</w:t>
+      </w:r>
       <w:r>
         <w:rPr>
           <w:lang w:val="id_ID" w:bidi="id_ID"/>
@@ -4052,18 +3212,12 @@
         </w:rPr>
         <w:t>.” (</w:t>
       </w:r>
-      <w:hyperlink r:id="rId138">
-        <w:r>
-          <w:rPr>
-            <w:lang w:val="id_ID" w:bidi="id_ID"/>
-          </w:rPr>
-          <w:rPr>
-            <w:color w:val="0000EE"/>
-            <w:u w:val="single"/>
-          </w:rPr>
-          <w:t>Kisah 2:17–18</w:t>
-        </w:r>
-      </w:hyperlink>
+      <w:r>
+        <w:rPr>
+          <w:lang w:val="id_ID" w:bidi="id_ID"/>
+        </w:rPr>
+        <w:t>Kisah 2:17–18</w:t>
+      </w:r>
       <w:r>
         <w:rPr>
           <w:lang w:val="id_ID" w:bidi="id_ID"/>
@@ -4094,18 +3248,12 @@
         </w:rPr>
         <w:t>” (</w:t>
       </w:r>
-      <w:hyperlink r:id="rId139">
-        <w:r>
-          <w:rPr>
-            <w:lang w:val="id_ID" w:bidi="id_ID"/>
-          </w:rPr>
-          <w:rPr>
-            <w:color w:val="0000EE"/>
-            <w:u w:val="single"/>
-          </w:rPr>
-          <w:t>Ibr. 1:1–2</w:t>
-        </w:r>
-      </w:hyperlink>
+      <w:r>
+        <w:rPr>
+          <w:lang w:val="id_ID" w:bidi="id_ID"/>
+        </w:rPr>
+        <w:t>Ibr. 1:1–2</w:t>
+      </w:r>
       <w:r>
         <w:rPr>
           <w:lang w:val="id_ID" w:bidi="id_ID"/>
@@ -4152,54 +3300,36 @@
         </w:rPr>
         <w:t>” (</w:t>
       </w:r>
-      <w:hyperlink r:id="rId140">
-        <w:r>
-          <w:rPr>
-            <w:lang w:val="id_ID" w:bidi="id_ID"/>
-          </w:rPr>
-          <w:rPr>
-            <w:color w:val="0000EE"/>
-            <w:u w:val="single"/>
-          </w:rPr>
-          <w:t>1Yoh. 2:18</w:t>
-        </w:r>
-      </w:hyperlink>
+      <w:r>
+        <w:rPr>
+          <w:lang w:val="id_ID" w:bidi="id_ID"/>
+        </w:rPr>
+        <w:t>1Yoh. 2:18</w:t>
+      </w:r>
       <w:r>
         <w:rPr>
           <w:lang w:val="id_ID" w:bidi="id_ID"/>
         </w:rPr>
         <w:t>). Akhir dari hari-hari terakhir ini selalu dekat, dan itu pasti akan datang suatu hari nanti. Inilah mengapa Kristus mendesak kita untuk berjaga-jaga. Kita tidak tahu hari atau jam kedatangan-Nya yang mulia. Itu akan menutup hari-hari terakhir ini (</w:t>
       </w:r>
-      <w:hyperlink r:id="rId141">
-        <w:r>
-          <w:rPr>
-            <w:lang w:val="id_ID" w:bidi="id_ID"/>
-          </w:rPr>
-          <w:rPr>
-            <w:color w:val="0000EE"/>
-            <w:u w:val="single"/>
-          </w:rPr>
-          <w:t>Mat. 24:44</w:t>
-        </w:r>
-      </w:hyperlink>
-      <w:r>
-        <w:rPr>
-          <w:lang w:val="id_ID" w:bidi="id_ID"/>
-        </w:rPr>
-        <w:t xml:space="preserve">; </w:t>
-      </w:r>
-      <w:hyperlink r:id="rId142">
-        <w:r>
-          <w:rPr>
-            <w:lang w:val="id_ID" w:bidi="id_ID"/>
-          </w:rPr>
-          <w:rPr>
-            <w:color w:val="0000EE"/>
-            <w:u w:val="single"/>
-          </w:rPr>
-          <w:t>25:13</w:t>
-        </w:r>
-      </w:hyperlink>
+      <w:r>
+        <w:rPr>
+          <w:lang w:val="id_ID" w:bidi="id_ID"/>
+        </w:rPr>
+        <w:t>Mat. 24:44</w:t>
+      </w:r>
+      <w:r>
+        <w:rPr>
+          <w:lang w:val="id_ID" w:bidi="id_ID"/>
+        </w:rPr>
+        <w:t xml:space="preserve">; </w:t>
+      </w:r>
+      <w:r>
+        <w:rPr>
+          <w:lang w:val="id_ID" w:bidi="id_ID"/>
+        </w:rPr>
+        <w:t>25:13</w:t>
+      </w:r>
       <w:r>
         <w:rPr>
           <w:lang w:val="id_ID" w:bidi="id_ID"/>
@@ -4220,180 +3350,120 @@
         </w:rPr>
         <w:t xml:space="preserve">Gagasan ini secara alami mengarah pada ajaran bahwa hari-hari terakhir akan mencapai puncaknya pada "Hari itu." Hari-hari terakhir akan berakhir dengan hari terakhir. Penggunaan "hari" dalam bentuk tunggal di Perjanjian Baru sesuai dengan konsep "Hari Tuhan" di Perjanjian Lama. Ini adalah hari penghakiman yang menakutkan bagi yang tidak bertobat. Namun, itu menjanjikan keselamatan bagi umat Allah (lihat misalnya </w:t>
       </w:r>
-      <w:hyperlink r:id="rId143">
-        <w:r>
-          <w:rPr>
-            <w:lang w:val="id_ID" w:bidi="id_ID"/>
-          </w:rPr>
-          <w:rPr>
-            <w:color w:val="0000EE"/>
-            <w:u w:val="single"/>
-          </w:rPr>
-          <w:t>Yes. 2:12–22</w:t>
-        </w:r>
-      </w:hyperlink>
-      <w:r>
-        <w:rPr>
-          <w:lang w:val="id_ID" w:bidi="id_ID"/>
-        </w:rPr>
-        <w:t xml:space="preserve">; </w:t>
-      </w:r>
-      <w:hyperlink r:id="rId144">
-        <w:r>
-          <w:rPr>
-            <w:lang w:val="id_ID" w:bidi="id_ID"/>
-          </w:rPr>
-          <w:rPr>
-            <w:color w:val="0000EE"/>
-            <w:u w:val="single"/>
-          </w:rPr>
-          <w:t>Yeh. 13:5</w:t>
-        </w:r>
-      </w:hyperlink>
-      <w:r>
-        <w:rPr>
-          <w:lang w:val="id_ID" w:bidi="id_ID"/>
-        </w:rPr>
-        <w:t xml:space="preserve">; </w:t>
-      </w:r>
-      <w:hyperlink r:id="rId53">
-        <w:r>
-          <w:rPr>
-            <w:lang w:val="id_ID" w:bidi="id_ID"/>
-          </w:rPr>
-          <w:rPr>
-            <w:color w:val="0000EE"/>
-            <w:u w:val="single"/>
-          </w:rPr>
-          <w:t>Yl. 1:15</w:t>
-        </w:r>
-      </w:hyperlink>
-      <w:r>
-        <w:rPr>
-          <w:lang w:val="id_ID" w:bidi="id_ID"/>
-        </w:rPr>
-        <w:t xml:space="preserve">; </w:t>
-      </w:r>
-      <w:hyperlink r:id="rId145">
-        <w:r>
-          <w:rPr>
-            <w:lang w:val="id_ID" w:bidi="id_ID"/>
-          </w:rPr>
-          <w:rPr>
-            <w:color w:val="0000EE"/>
-            <w:u w:val="single"/>
-          </w:rPr>
-          <w:t>2:1, 11</w:t>
-        </w:r>
-      </w:hyperlink>
-      <w:r>
-        <w:rPr>
-          <w:lang w:val="id_ID" w:bidi="id_ID"/>
-        </w:rPr>
-        <w:t xml:space="preserve">; </w:t>
-      </w:r>
-      <w:hyperlink r:id="rId146">
-        <w:r>
-          <w:rPr>
-            <w:lang w:val="id_ID" w:bidi="id_ID"/>
-          </w:rPr>
-          <w:rPr>
-            <w:color w:val="0000EE"/>
-            <w:u w:val="single"/>
-          </w:rPr>
-          <w:t>Am. 5:18–24</w:t>
-        </w:r>
-      </w:hyperlink>
-      <w:r>
-        <w:rPr>
-          <w:lang w:val="id_ID" w:bidi="id_ID"/>
-        </w:rPr>
-        <w:t xml:space="preserve">; </w:t>
-      </w:r>
-      <w:hyperlink r:id="rId147">
-        <w:r>
-          <w:rPr>
-            <w:lang w:val="id_ID" w:bidi="id_ID"/>
-          </w:rPr>
-          <w:rPr>
-            <w:color w:val="0000EE"/>
-            <w:u w:val="single"/>
-          </w:rPr>
-          <w:t>Zef. 1:7, 14</w:t>
-        </w:r>
-      </w:hyperlink>
+      <w:r>
+        <w:rPr>
+          <w:lang w:val="id_ID" w:bidi="id_ID"/>
+        </w:rPr>
+        <w:t>Yes. 2:12–22</w:t>
+      </w:r>
+      <w:r>
+        <w:rPr>
+          <w:lang w:val="id_ID" w:bidi="id_ID"/>
+        </w:rPr>
+        <w:t xml:space="preserve">; </w:t>
+      </w:r>
+      <w:r>
+        <w:rPr>
+          <w:lang w:val="id_ID" w:bidi="id_ID"/>
+        </w:rPr>
+        <w:t>Yeh. 13:5</w:t>
+      </w:r>
+      <w:r>
+        <w:rPr>
+          <w:lang w:val="id_ID" w:bidi="id_ID"/>
+        </w:rPr>
+        <w:t xml:space="preserve">; </w:t>
+      </w:r>
+      <w:r>
+        <w:rPr>
+          <w:lang w:val="id_ID" w:bidi="id_ID"/>
+        </w:rPr>
+        <w:t>Yl. 1:15</w:t>
+      </w:r>
+      <w:r>
+        <w:rPr>
+          <w:lang w:val="id_ID" w:bidi="id_ID"/>
+        </w:rPr>
+        <w:t xml:space="preserve">; </w:t>
+      </w:r>
+      <w:r>
+        <w:rPr>
+          <w:lang w:val="id_ID" w:bidi="id_ID"/>
+        </w:rPr>
+        <w:t>2:1, 11</w:t>
+      </w:r>
+      <w:r>
+        <w:rPr>
+          <w:lang w:val="id_ID" w:bidi="id_ID"/>
+        </w:rPr>
+        <w:t xml:space="preserve">; </w:t>
+      </w:r>
+      <w:r>
+        <w:rPr>
+          <w:lang w:val="id_ID" w:bidi="id_ID"/>
+        </w:rPr>
+        <w:t>Am. 5:18–24</w:t>
+      </w:r>
+      <w:r>
+        <w:rPr>
+          <w:lang w:val="id_ID" w:bidi="id_ID"/>
+        </w:rPr>
+        <w:t xml:space="preserve">; </w:t>
+      </w:r>
+      <w:r>
+        <w:rPr>
+          <w:lang w:val="id_ID" w:bidi="id_ID"/>
+        </w:rPr>
+        <w:t>Zef. 1:7, 14</w:t>
+      </w:r>
       <w:r>
         <w:rPr>
           <w:lang w:val="id_ID" w:bidi="id_ID"/>
         </w:rPr>
         <w:t>). Klimaks dari hari-hari terakhir ini, dan dengan demikian dari seluruh sejarah, akan menjadi "hari Tuhan," yang akan datang secara tiba-tiba ke dunia (</w:t>
       </w:r>
-      <w:hyperlink r:id="rId82">
-        <w:r>
-          <w:rPr>
-            <w:lang w:val="id_ID" w:bidi="id_ID"/>
-          </w:rPr>
-          <w:rPr>
-            <w:color w:val="0000EE"/>
-            <w:u w:val="single"/>
-          </w:rPr>
-          <w:t>1Tes. 5:2</w:t>
-        </w:r>
-      </w:hyperlink>
+      <w:r>
+        <w:rPr>
+          <w:lang w:val="id_ID" w:bidi="id_ID"/>
+        </w:rPr>
+        <w:t>1Tes. 5:2</w:t>
+      </w:r>
       <w:r>
         <w:rPr>
           <w:lang w:val="id_ID" w:bidi="id_ID"/>
         </w:rPr>
         <w:t>). Hari terakhir ini akan menjadi hari penghakiman terakhir bagi mereka yang menolak Injil. Ini juga akan menjadi hari ketika dunia kita yang jatuh disucikan dan tatanan ciptaan dipulihkan. Di langit baru dan bumi baru, semua tujuan Allah dalam penciptaan akan terpenuhi. Ketika penebusan kita selesai, kita akan menjadi seperti Penebus kita. Kemudian, kita akan menikmati kemuliaan-Nya yang kekal (</w:t>
       </w:r>
-      <w:hyperlink r:id="rId148">
-        <w:r>
-          <w:rPr>
-            <w:lang w:val="id_ID" w:bidi="id_ID"/>
-          </w:rPr>
-          <w:rPr>
-            <w:color w:val="0000EE"/>
-            <w:u w:val="single"/>
-          </w:rPr>
-          <w:t>Rm. 8:19–25</w:t>
-        </w:r>
-      </w:hyperlink>
-      <w:r>
-        <w:rPr>
-          <w:lang w:val="id_ID" w:bidi="id_ID"/>
-        </w:rPr>
-        <w:t xml:space="preserve">; </w:t>
-      </w:r>
-      <w:hyperlink r:id="rId149">
-        <w:r>
-          <w:rPr>
-            <w:lang w:val="id_ID" w:bidi="id_ID"/>
-          </w:rPr>
-          <w:rPr>
-            <w:color w:val="0000EE"/>
-            <w:u w:val="single"/>
-          </w:rPr>
-          <w:t>1Yoh. 3:2</w:t>
-        </w:r>
-      </w:hyperlink>
-      <w:r>
-        <w:rPr>
-          <w:lang w:val="id_ID" w:bidi="id_ID"/>
-        </w:rPr>
-        <w:t xml:space="preserve">; </w:t>
-      </w:r>
-      <w:hyperlink r:id="rId150">
-        <w:r>
-          <w:rPr>
-            <w:lang w:val="id_ID" w:bidi="id_ID"/>
-          </w:rPr>
-          <w:rPr>
-            <w:color w:val="0000EE"/>
-            <w:u w:val="single"/>
-          </w:rPr>
-          <w:t>Why. 21:1–8</w:t>
-        </w:r>
-      </w:hyperlink>
+      <w:r>
+        <w:rPr>
+          <w:lang w:val="id_ID" w:bidi="id_ID"/>
+        </w:rPr>
+        <w:t>Rm. 8:19–25</w:t>
+      </w:r>
+      <w:r>
+        <w:rPr>
+          <w:lang w:val="id_ID" w:bidi="id_ID"/>
+        </w:rPr>
+        <w:t xml:space="preserve">; </w:t>
+      </w:r>
+      <w:r>
+        <w:rPr>
+          <w:lang w:val="id_ID" w:bidi="id_ID"/>
+        </w:rPr>
+        <w:t>1Yoh. 3:2</w:t>
+      </w:r>
+      <w:r>
+        <w:rPr>
+          <w:lang w:val="id_ID" w:bidi="id_ID"/>
+        </w:rPr>
+        <w:t xml:space="preserve">; </w:t>
+      </w:r>
+      <w:r>
+        <w:rPr>
+          <w:lang w:val="id_ID" w:bidi="id_ID"/>
+        </w:rPr>
+        <w:t>Why. 21:1–8</w:t>
+      </w:r>
       <w:r>
         <w:rPr>
           <w:lang w:val="id_ID" w:bidi="id_ID"/>
@@ -4414,18 +3484,12 @@
         </w:rPr>
         <w:t xml:space="preserve">Rasul Paulus mengingatkan orang Kristen. Pada hari terakhir, "Hari Tuhan," kehidupan mereka akan terungkap. Apa yang telah mereka lakukan akan diketahui. Ini tidak mempengaruhi keamanan keselamatan mereka dalam Kristus. Sebaliknya, ini menentukan apakah mereka akan bertemu dengan-Nya dengan percaya diri atau dengan sungkan/malu pada kedatangan-Nya (lihat </w:t>
       </w:r>
-      <w:hyperlink r:id="rId151">
-        <w:r>
-          <w:rPr>
-            <w:lang w:val="id_ID" w:bidi="id_ID"/>
-          </w:rPr>
-          <w:rPr>
-            <w:color w:val="0000EE"/>
-            <w:u w:val="single"/>
-          </w:rPr>
-          <w:t>1Yoh. 2:28)</w:t>
-        </w:r>
-      </w:hyperlink>
+      <w:r>
+        <w:rPr>
+          <w:lang w:val="id_ID" w:bidi="id_ID"/>
+        </w:rPr>
+        <w:t>1Yoh. 2:28)</w:t>
+      </w:r>
       <w:r>
         <w:rPr>
           <w:lang w:val="id_ID" w:bidi="id_ID"/>
@@ -4444,18 +3508,12 @@
         </w:rPr>
         <w:t>” (</w:t>
       </w:r>
-      <w:hyperlink r:id="rId152">
-        <w:r>
-          <w:rPr>
-            <w:lang w:val="id_ID" w:bidi="id_ID"/>
-          </w:rPr>
-          <w:rPr>
-            <w:color w:val="0000EE"/>
-            <w:u w:val="single"/>
-          </w:rPr>
-          <w:t>1Kor. 3:13–15</w:t>
-        </w:r>
-      </w:hyperlink>
+      <w:r>
+        <w:rPr>
+          <w:lang w:val="id_ID" w:bidi="id_ID"/>
+        </w:rPr>
+        <w:t>1Kor. 3:13–15</w:t>
+      </w:r>
       <w:r>
         <w:rPr>
           <w:lang w:val="id_ID" w:bidi="id_ID"/>
@@ -4476,90 +3534,60 @@
         </w:rPr>
         <w:t>Hari-hari terakhir akan berakhir. Kemudian, kerajaan Kristus akan dimulai. Allah akan menjadi segalanya dalam segalanya (</w:t>
       </w:r>
-      <w:hyperlink r:id="rId153">
-        <w:r>
-          <w:rPr>
-            <w:lang w:val="id_ID" w:bidi="id_ID"/>
-          </w:rPr>
-          <w:rPr>
-            <w:color w:val="0000EE"/>
-            <w:u w:val="single"/>
-          </w:rPr>
-          <w:t>1Kor. 15:28</w:t>
-        </w:r>
-      </w:hyperlink>
-      <w:r>
-        <w:rPr>
-          <w:lang w:val="id_ID" w:bidi="id_ID"/>
-        </w:rPr>
-        <w:t xml:space="preserve">; </w:t>
-      </w:r>
-      <w:hyperlink r:id="rId154">
-        <w:r>
-          <w:rPr>
-            <w:lang w:val="id_ID" w:bidi="id_ID"/>
-          </w:rPr>
-          <w:rPr>
-            <w:color w:val="0000EE"/>
-            <w:u w:val="single"/>
-          </w:rPr>
-          <w:t>Flp. 3:20–21</w:t>
-        </w:r>
-      </w:hyperlink>
+      <w:r>
+        <w:rPr>
+          <w:lang w:val="id_ID" w:bidi="id_ID"/>
+        </w:rPr>
+        <w:t>1Kor. 15:28</w:t>
+      </w:r>
+      <w:r>
+        <w:rPr>
+          <w:lang w:val="id_ID" w:bidi="id_ID"/>
+        </w:rPr>
+        <w:t xml:space="preserve">; </w:t>
+      </w:r>
+      <w:r>
+        <w:rPr>
+          <w:lang w:val="id_ID" w:bidi="id_ID"/>
+        </w:rPr>
+        <w:t>Flp. 3:20–21</w:t>
+      </w:r>
       <w:r>
         <w:rPr>
           <w:lang w:val="id_ID" w:bidi="id_ID"/>
         </w:rPr>
         <w:t>). Hari terakhir juga merupakan hari kemenangan dan kebangkitan. Kristus telah berjanji untuk membangkitkan semua orang yang percaya kepadanya (</w:t>
       </w:r>
-      <w:hyperlink r:id="rId80">
-        <w:r>
-          <w:rPr>
-            <w:lang w:val="id_ID" w:bidi="id_ID"/>
-          </w:rPr>
-          <w:rPr>
-            <w:color w:val="0000EE"/>
-            <w:u w:val="single"/>
-          </w:rPr>
-          <w:t>Yoh. 6:39–44, 54</w:t>
-        </w:r>
-      </w:hyperlink>
+      <w:r>
+        <w:rPr>
+          <w:lang w:val="id_ID" w:bidi="id_ID"/>
+        </w:rPr>
+        <w:t>Yoh. 6:39–44, 54</w:t>
+      </w:r>
       <w:r>
         <w:rPr>
           <w:lang w:val="id_ID" w:bidi="id_ID"/>
         </w:rPr>
         <w:t xml:space="preserve">). Hari-hari terakhir seperti malam jika dibandingkan dengan kemuliaan yang akan diungkapkan pada kedatangan Kristus, jadi akhir dari hari-hari terakhir ini juga akan menjadi awal dari hari Allah yang tak berujung (lihat </w:t>
       </w:r>
-      <w:hyperlink r:id="rId155">
-        <w:r>
-          <w:rPr>
-            <w:lang w:val="id_ID" w:bidi="id_ID"/>
-          </w:rPr>
-          <w:rPr>
-            <w:color w:val="0000EE"/>
-            <w:u w:val="single"/>
-          </w:rPr>
-          <w:t>Rm. 13:11–12</w:t>
-        </w:r>
-      </w:hyperlink>
+      <w:r>
+        <w:rPr>
+          <w:lang w:val="id_ID" w:bidi="id_ID"/>
+        </w:rPr>
+        <w:t>Rm. 13:11–12</w:t>
+      </w:r>
       <w:r>
         <w:rPr>
           <w:lang w:val="id_ID" w:bidi="id_ID"/>
         </w:rPr>
         <w:t xml:space="preserve">). Mengetahui bahwa kita berada di hari-hari terakhir dan bahwa hari terakhir semakin mendekat seharusnya sangat mempengaruhi bagaimana kita menjalani hidup kita hari ini (lihat </w:t>
       </w:r>
-      <w:hyperlink r:id="rId156">
-        <w:r>
-          <w:rPr>
-            <w:lang w:val="id_ID" w:bidi="id_ID"/>
-          </w:rPr>
-          <w:rPr>
-            <w:color w:val="0000EE"/>
-            <w:u w:val="single"/>
-          </w:rPr>
-          <w:t>2Ptr. 3:11–14</w:t>
-        </w:r>
-      </w:hyperlink>
+      <w:r>
+        <w:rPr>
+          <w:lang w:val="id_ID" w:bidi="id_ID"/>
+        </w:rPr>
+        <w:t>2Ptr. 3:11–14</w:t>
+      </w:r>
       <w:r>
         <w:rPr>
           <w:lang w:val="id_ID" w:bidi="id_ID"/>
@@ -4580,144 +3608,96 @@
         </w:rPr>
         <w:t>Singkatnya, hari-hari terakhir adalah hari-hari Injil Tuhan kita Yesus Kristus. Kita dipersiapkan untuk hari terakhir. Itu akan menjadi penghakiman terakhir bagi orang yang tidak percaya. Bagi orang percaya, itu akan menjadi awal kemuliaan abadi. Bagi pengikut setia Kristus, ini adalah hari-hari sukacita dan berkat. Tapi kita masih menunggu penebusan penuh. Ini adalah hari-hari ujian dan penderitaan bagi gereja, tetapi Allah telah meyakinkan kita tentang Roh-Nya di hati kita. Roh ini adalah petunjuk dari bagaimana rasanya menghadiri pesta besar yang akan datang. Ini adalah uang muka yang menjanjikan pembayaran penuh di masa depan (</w:t>
       </w:r>
-      <w:hyperlink r:id="rId157">
-        <w:r>
-          <w:rPr>
-            <w:lang w:val="id_ID" w:bidi="id_ID"/>
-          </w:rPr>
-          <w:rPr>
-            <w:color w:val="0000EE"/>
-            <w:u w:val="single"/>
-          </w:rPr>
-          <w:t>Rm. 8:23</w:t>
-        </w:r>
-      </w:hyperlink>
-      <w:r>
-        <w:rPr>
-          <w:lang w:val="id_ID" w:bidi="id_ID"/>
-        </w:rPr>
-        <w:t xml:space="preserve">; </w:t>
-      </w:r>
-      <w:hyperlink r:id="rId158">
-        <w:r>
-          <w:rPr>
-            <w:lang w:val="id_ID" w:bidi="id_ID"/>
-          </w:rPr>
-          <w:rPr>
-            <w:color w:val="0000EE"/>
-            <w:u w:val="single"/>
-          </w:rPr>
-          <w:t>2Kor. 1:22</w:t>
-        </w:r>
-      </w:hyperlink>
-      <w:r>
-        <w:rPr>
-          <w:lang w:val="id_ID" w:bidi="id_ID"/>
-        </w:rPr>
-        <w:t xml:space="preserve">; </w:t>
-      </w:r>
-      <w:hyperlink r:id="rId159">
-        <w:r>
-          <w:rPr>
-            <w:lang w:val="id_ID" w:bidi="id_ID"/>
-          </w:rPr>
-          <w:rPr>
-            <w:color w:val="0000EE"/>
-            <w:u w:val="single"/>
-          </w:rPr>
-          <w:t>5:5</w:t>
-        </w:r>
-      </w:hyperlink>
-      <w:r>
-        <w:rPr>
-          <w:lang w:val="id_ID" w:bidi="id_ID"/>
-        </w:rPr>
-        <w:t xml:space="preserve">; </w:t>
-      </w:r>
-      <w:hyperlink r:id="rId160">
-        <w:r>
-          <w:rPr>
-            <w:lang w:val="id_ID" w:bidi="id_ID"/>
-          </w:rPr>
-          <w:rPr>
-            <w:color w:val="0000EE"/>
-            <w:u w:val="single"/>
-          </w:rPr>
-          <w:t>Ef. 1:14</w:t>
-        </w:r>
-      </w:hyperlink>
+      <w:r>
+        <w:rPr>
+          <w:lang w:val="id_ID" w:bidi="id_ID"/>
+        </w:rPr>
+        <w:t>Rm. 8:23</w:t>
+      </w:r>
+      <w:r>
+        <w:rPr>
+          <w:lang w:val="id_ID" w:bidi="id_ID"/>
+        </w:rPr>
+        <w:t xml:space="preserve">; </w:t>
+      </w:r>
+      <w:r>
+        <w:rPr>
+          <w:lang w:val="id_ID" w:bidi="id_ID"/>
+        </w:rPr>
+        <w:t>2Kor. 1:22</w:t>
+      </w:r>
+      <w:r>
+        <w:rPr>
+          <w:lang w:val="id_ID" w:bidi="id_ID"/>
+        </w:rPr>
+        <w:t xml:space="preserve">; </w:t>
+      </w:r>
+      <w:r>
+        <w:rPr>
+          <w:lang w:val="id_ID" w:bidi="id_ID"/>
+        </w:rPr>
+        <w:t>5:5</w:t>
+      </w:r>
+      <w:r>
+        <w:rPr>
+          <w:lang w:val="id_ID" w:bidi="id_ID"/>
+        </w:rPr>
+        <w:t xml:space="preserve">; </w:t>
+      </w:r>
+      <w:r>
+        <w:rPr>
+          <w:lang w:val="id_ID" w:bidi="id_ID"/>
+        </w:rPr>
+        <w:t>Ef. 1:14</w:t>
+      </w:r>
       <w:r>
         <w:rPr>
           <w:lang w:val="id_ID" w:bidi="id_ID"/>
         </w:rPr>
         <w:t>). Sementara itu, kita bisa sepakat dengan rasul Paulus bahwa penderitaan hari-hari terakhir ini tidak sebanding dengan kemuliaan yang akan dinyatakan kepada kita (</w:t>
       </w:r>
-      <w:hyperlink r:id="rId161">
-        <w:r>
-          <w:rPr>
-            <w:lang w:val="id_ID" w:bidi="id_ID"/>
-          </w:rPr>
-          <w:rPr>
-            <w:color w:val="0000EE"/>
-            <w:u w:val="single"/>
-          </w:rPr>
-          <w:t>Rm. 8:18</w:t>
-        </w:r>
-      </w:hyperlink>
+      <w:r>
+        <w:rPr>
+          <w:lang w:val="id_ID" w:bidi="id_ID"/>
+        </w:rPr>
+        <w:t>Rm. 8:18</w:t>
+      </w:r>
       <w:r>
         <w:rPr>
           <w:lang w:val="id_ID" w:bidi="id_ID"/>
         </w:rPr>
         <w:t>). Hari-hari sekarang juga merupakan waktu untuk mengambil tanggung jawab dan perlu dimanfaatkan. Orang Kristen memiliki tanggung jawab untuk memberitakan Injil ke seluruh dunia (</w:t>
       </w:r>
-      <w:hyperlink r:id="rId162">
-        <w:r>
-          <w:rPr>
-            <w:lang w:val="id_ID" w:bidi="id_ID"/>
-          </w:rPr>
-          <w:rPr>
-            <w:color w:val="0000EE"/>
-            <w:u w:val="single"/>
-          </w:rPr>
-          <w:t>Mat. 28:19–20</w:t>
-        </w:r>
-      </w:hyperlink>
-      <w:r>
-        <w:rPr>
-          <w:lang w:val="id_ID" w:bidi="id_ID"/>
-        </w:rPr>
-        <w:t xml:space="preserve">; </w:t>
-      </w:r>
-      <w:hyperlink r:id="rId163">
-        <w:r>
-          <w:rPr>
-            <w:lang w:val="id_ID" w:bidi="id_ID"/>
-          </w:rPr>
-          <w:rPr>
-            <w:color w:val="0000EE"/>
-            <w:u w:val="single"/>
-          </w:rPr>
-          <w:t>Kisah 1:8</w:t>
-        </w:r>
-      </w:hyperlink>
+      <w:r>
+        <w:rPr>
+          <w:lang w:val="id_ID" w:bidi="id_ID"/>
+        </w:rPr>
+        <w:t>Mat. 28:19–20</w:t>
+      </w:r>
+      <w:r>
+        <w:rPr>
+          <w:lang w:val="id_ID" w:bidi="id_ID"/>
+        </w:rPr>
+        <w:t xml:space="preserve">; </w:t>
+      </w:r>
+      <w:r>
+        <w:rPr>
+          <w:lang w:val="id_ID" w:bidi="id_ID"/>
+        </w:rPr>
+        <w:t>Kisah 1:8</w:t>
+      </w:r>
       <w:r>
         <w:rPr>
           <w:lang w:val="id_ID" w:bidi="id_ID"/>
         </w:rPr>
         <w:t>), dan Allah memerintahkan semua orang di mana saja untuk bertobat (</w:t>
       </w:r>
-      <w:hyperlink r:id="rId164">
-        <w:r>
-          <w:rPr>
-            <w:lang w:val="id_ID" w:bidi="id_ID"/>
-          </w:rPr>
-          <w:rPr>
-            <w:color w:val="0000EE"/>
-            <w:u w:val="single"/>
-          </w:rPr>
-          <w:t>Kisah 17:30</w:t>
-        </w:r>
-      </w:hyperlink>
+      <w:r>
+        <w:rPr>
+          <w:lang w:val="id_ID" w:bidi="id_ID"/>
+        </w:rPr>
+        <w:t>Kisah 17:30</w:t>
+      </w:r>
       <w:r>
         <w:rPr>
           <w:lang w:val="id_ID" w:bidi="id_ID"/>
@@ -4926,126 +3906,84 @@
         </w:rPr>
         <w:t>Ketika manusia diciptakan menurut gambar Allah, ia menerima kemuliaan, kekuasaan, dan pemeliharaan untuk kebutuhan sehari-harinya dari Sang Pencipta-Raja (</w:t>
       </w:r>
-      <w:hyperlink r:id="rId165">
-        <w:r>
-          <w:rPr>
-            <w:lang w:val="id_ID" w:bidi="id_ID"/>
-          </w:rPr>
-          <w:rPr>
-            <w:color w:val="0000EE"/>
-            <w:u w:val="single"/>
-          </w:rPr>
-          <w:t>Kej. 1:27–30</w:t>
-        </w:r>
-      </w:hyperlink>
+      <w:r>
+        <w:rPr>
+          <w:lang w:val="id_ID" w:bidi="id_ID"/>
+        </w:rPr>
+        <w:t>Kej. 1:27–30</w:t>
+      </w:r>
       <w:r>
         <w:rPr>
           <w:lang w:val="id_ID" w:bidi="id_ID"/>
         </w:rPr>
         <w:t>). Namun, dalam statusnya yang tinggi sebagai penguasa atas ciptaan Allah di bumi, manusia harus membuktikan kesetiaannya kepada Tuhan. Untuk tujuan ini, Allah mengadakan ujian sederhana: pohon pengetahuan tentang yang baik dan yang jahat. Manusia dilarang memakan buah dari pohon itu (</w:t>
       </w:r>
-      <w:hyperlink r:id="rId166">
-        <w:r>
-          <w:rPr>
-            <w:lang w:val="id_ID" w:bidi="id_ID"/>
-          </w:rPr>
-          <w:rPr>
-            <w:color w:val="0000EE"/>
-            <w:u w:val="single"/>
-          </w:rPr>
-          <w:t>2:17</w:t>
-        </w:r>
-      </w:hyperlink>
+      <w:r>
+        <w:rPr>
+          <w:lang w:val="id_ID" w:bidi="id_ID"/>
+        </w:rPr>
+        <w:t>2:17</w:t>
+      </w:r>
       <w:r>
         <w:rPr>
           <w:lang w:val="id_ID" w:bidi="id_ID"/>
         </w:rPr>
         <w:t>). Ketidaktaatannya membuatnya tidak layak untuk bersekutu dengan Raja yang agung. Dia memberontak dan secara alami penuh dengan pengkhianatan, seperti yang ditunjukkan oleh kisah berikutnya tentang Kain (</w:t>
       </w:r>
-      <w:hyperlink r:id="rId167">
-        <w:r>
-          <w:rPr>
-            <w:lang w:val="id_ID" w:bidi="id_ID"/>
-          </w:rPr>
-          <w:rPr>
-            <w:color w:val="0000EE"/>
-            <w:u w:val="single"/>
-          </w:rPr>
-          <w:t>Kej. 4:1–16</w:t>
-        </w:r>
-      </w:hyperlink>
+      <w:r>
+        <w:rPr>
+          <w:lang w:val="id_ID" w:bidi="id_ID"/>
+        </w:rPr>
+        <w:t>Kej. 4:1–16</w:t>
+      </w:r>
       <w:r>
         <w:rPr>
           <w:lang w:val="id_ID" w:bidi="id_ID"/>
         </w:rPr>
         <w:t>), generasi Air Bah (</w:t>
       </w:r>
-      <w:hyperlink r:id="rId168">
-        <w:r>
-          <w:rPr>
-            <w:lang w:val="id_ID" w:bidi="id_ID"/>
-          </w:rPr>
-          <w:rPr>
-            <w:color w:val="0000EE"/>
-            <w:u w:val="single"/>
-          </w:rPr>
-          <w:t>Kej. 6:1–13</w:t>
-        </w:r>
-      </w:hyperlink>
+      <w:r>
+        <w:rPr>
+          <w:lang w:val="id_ID" w:bidi="id_ID"/>
+        </w:rPr>
+        <w:t>Kej. 6:1–13</w:t>
+      </w:r>
       <w:r>
         <w:rPr>
           <w:lang w:val="id_ID" w:bidi="id_ID"/>
         </w:rPr>
         <w:t>), Ham dan Kanaan (</w:t>
       </w:r>
-      <w:hyperlink r:id="rId169">
-        <w:r>
-          <w:rPr>
-            <w:lang w:val="id_ID" w:bidi="id_ID"/>
-          </w:rPr>
-          <w:rPr>
-            <w:color w:val="0000EE"/>
-            <w:u w:val="single"/>
-          </w:rPr>
-          <w:t>Kej. 9:18–26</w:t>
-        </w:r>
-      </w:hyperlink>
-      <w:r>
-        <w:rPr>
-          <w:lang w:val="id_ID" w:bidi="id_ID"/>
-        </w:rPr>
-        <w:t xml:space="preserve">; </w:t>
-      </w:r>
-      <w:hyperlink r:id="rId170">
-        <w:r>
-          <w:rPr>
-            <w:lang w:val="id_ID" w:bidi="id_ID"/>
-          </w:rPr>
-          <w:rPr>
-            <w:color w:val="0000EE"/>
-            <w:u w:val="single"/>
-          </w:rPr>
-          <w:t>10:6–20</w:t>
-        </w:r>
-      </w:hyperlink>
+      <w:r>
+        <w:rPr>
+          <w:lang w:val="id_ID" w:bidi="id_ID"/>
+        </w:rPr>
+        <w:t>Kej. 9:18–26</w:t>
+      </w:r>
+      <w:r>
+        <w:rPr>
+          <w:lang w:val="id_ID" w:bidi="id_ID"/>
+        </w:rPr>
+        <w:t xml:space="preserve">; </w:t>
+      </w:r>
+      <w:r>
+        <w:rPr>
+          <w:lang w:val="id_ID" w:bidi="id_ID"/>
+        </w:rPr>
+        <w:t>10:6–20</w:t>
+      </w:r>
       <w:r>
         <w:rPr>
           <w:lang w:val="id_ID" w:bidi="id_ID"/>
         </w:rPr>
         <w:t>), dan Menara Babel (</w:t>
       </w:r>
-      <w:hyperlink r:id="rId171">
-        <w:r>
-          <w:rPr>
-            <w:lang w:val="id_ID" w:bidi="id_ID"/>
-          </w:rPr>
-          <w:rPr>
-            <w:color w:val="0000EE"/>
-            <w:u w:val="single"/>
-          </w:rPr>
-          <w:t>Kej. 11:1–9</w:t>
-        </w:r>
-      </w:hyperlink>
+      <w:r>
+        <w:rPr>
+          <w:lang w:val="id_ID" w:bidi="id_ID"/>
+        </w:rPr>
+        <w:t>Kej. 11:1–9</w:t>
+      </w:r>
       <w:r>
         <w:rPr>
           <w:lang w:val="id_ID" w:bidi="id_ID"/>
@@ -5066,186 +4004,114 @@
         </w:rPr>
         <w:t>Namun, di tengah semua ini Tuhan dengan murah hati memanggil Abraham. Dia berjanji untuk memberkatinya, keturunannya, dan keluarga-keluarga di bumi yang akan tergabung dalam ekspresi iman yang sama (</w:t>
       </w:r>
-      <w:hyperlink r:id="rId172">
-        <w:r>
-          <w:rPr>
-            <w:lang w:val="id_ID" w:bidi="id_ID"/>
-          </w:rPr>
-          <w:rPr>
-            <w:color w:val="0000EE"/>
-            <w:u w:val="single"/>
-          </w:rPr>
-          <w:t>Kej. 12:2–3</w:t>
-        </w:r>
-      </w:hyperlink>
-      <w:r>
-        <w:rPr>
-          <w:lang w:val="id_ID" w:bidi="id_ID"/>
-        </w:rPr>
-        <w:t xml:space="preserve">; </w:t>
-      </w:r>
-      <w:hyperlink r:id="rId173">
-        <w:r>
-          <w:rPr>
-            <w:lang w:val="id_ID" w:bidi="id_ID"/>
-          </w:rPr>
-          <w:rPr>
-            <w:color w:val="0000EE"/>
-            <w:u w:val="single"/>
-          </w:rPr>
-          <w:t>17:4–7</w:t>
-        </w:r>
-      </w:hyperlink>
+      <w:r>
+        <w:rPr>
+          <w:lang w:val="id_ID" w:bidi="id_ID"/>
+        </w:rPr>
+        <w:t>Kej. 12:2–3</w:t>
+      </w:r>
+      <w:r>
+        <w:rPr>
+          <w:lang w:val="id_ID" w:bidi="id_ID"/>
+        </w:rPr>
+        <w:t xml:space="preserve">; </w:t>
+      </w:r>
+      <w:r>
+        <w:rPr>
+          <w:lang w:val="id_ID" w:bidi="id_ID"/>
+        </w:rPr>
+        <w:t>17:4–7</w:t>
+      </w:r>
       <w:r>
         <w:rPr>
           <w:lang w:val="id_ID" w:bidi="id_ID"/>
         </w:rPr>
         <w:t>). Abraham menanggapi Allah dengan iman (</w:t>
       </w:r>
-      <w:hyperlink r:id="rId172">
-        <w:r>
-          <w:rPr>
-            <w:lang w:val="id_ID" w:bidi="id_ID"/>
-          </w:rPr>
-          <w:rPr>
-            <w:color w:val="0000EE"/>
-            <w:u w:val="single"/>
-          </w:rPr>
-          <w:t xml:space="preserve">Kej. </w:t>
-        </w:r>
-      </w:hyperlink>
-      <w:hyperlink r:id="rId174">
-        <w:r>
-          <w:rPr>
-            <w:lang w:val="id_ID" w:bidi="id_ID"/>
-          </w:rPr>
-          <w:rPr>
-            <w:color w:val="0000EE"/>
-            <w:u w:val="single"/>
-          </w:rPr>
-          <w:t>15:6</w:t>
-        </w:r>
-      </w:hyperlink>
+      <w:r>
+        <w:rPr>
+          <w:lang w:val="id_ID" w:bidi="id_ID"/>
+        </w:rPr>
+        <w:t xml:space="preserve">Kej. </w:t>
+      </w:r>
+      <w:r>
+        <w:rPr>
+          <w:lang w:val="id_ID" w:bidi="id_ID"/>
+        </w:rPr>
+        <w:t>15:6</w:t>
+      </w:r>
       <w:r>
         <w:rPr>
           <w:lang w:val="id_ID" w:bidi="id_ID"/>
         </w:rPr>
         <w:t>), dengan sukarela menjalankan ritual sunat sebagai tanda perjanjian (</w:t>
       </w:r>
-      <w:hyperlink r:id="rId172">
-        <w:r>
-          <w:rPr>
-            <w:lang w:val="id_ID" w:bidi="id_ID"/>
-          </w:rPr>
-          <w:rPr>
-            <w:color w:val="0000EE"/>
-            <w:u w:val="single"/>
-          </w:rPr>
-          <w:t xml:space="preserve">Kej. </w:t>
-        </w:r>
-      </w:hyperlink>
-      <w:hyperlink r:id="rId175">
-        <w:r>
-          <w:rPr>
-            <w:lang w:val="id_ID" w:bidi="id_ID"/>
-          </w:rPr>
-          <w:rPr>
-            <w:color w:val="0000EE"/>
-            <w:u w:val="single"/>
-          </w:rPr>
-          <w:t>17:10</w:t>
-        </w:r>
-      </w:hyperlink>
+      <w:r>
+        <w:rPr>
+          <w:lang w:val="id_ID" w:bidi="id_ID"/>
+        </w:rPr>
+        <w:t xml:space="preserve">Kej. </w:t>
+      </w:r>
+      <w:r>
+        <w:rPr>
+          <w:lang w:val="id_ID" w:bidi="id_ID"/>
+        </w:rPr>
+        <w:t>17:10</w:t>
+      </w:r>
       <w:r>
         <w:rPr>
           <w:lang w:val="id_ID" w:bidi="id_ID"/>
         </w:rPr>
         <w:t xml:space="preserve">; bdk. </w:t>
       </w:r>
-      <w:hyperlink r:id="rId172">
-        <w:r>
-          <w:rPr>
-            <w:lang w:val="id_ID" w:bidi="id_ID"/>
-          </w:rPr>
-          <w:rPr>
-            <w:color w:val="0000EE"/>
-            <w:u w:val="single"/>
-          </w:rPr>
-          <w:t xml:space="preserve">Kej. </w:t>
-        </w:r>
-      </w:hyperlink>
-      <w:hyperlink r:id="rId176">
-        <w:r>
-          <w:rPr>
-            <w:lang w:val="id_ID" w:bidi="id_ID"/>
-          </w:rPr>
-          <w:rPr>
-            <w:color w:val="0000EE"/>
-            <w:u w:val="single"/>
-          </w:rPr>
-          <w:t>21:4</w:t>
-        </w:r>
-      </w:hyperlink>
+      <w:r>
+        <w:rPr>
+          <w:lang w:val="id_ID" w:bidi="id_ID"/>
+        </w:rPr>
+        <w:t xml:space="preserve">Kej. </w:t>
+      </w:r>
+      <w:r>
+        <w:rPr>
+          <w:lang w:val="id_ID" w:bidi="id_ID"/>
+        </w:rPr>
+        <w:t>21:4</w:t>
+      </w:r>
       <w:r>
         <w:rPr>
           <w:lang w:val="id_ID" w:bidi="id_ID"/>
         </w:rPr>
         <w:t>), dan berjalan di hadapan Allah dengan tulus hati / tidak bercela (</w:t>
       </w:r>
-      <w:hyperlink r:id="rId172">
-        <w:r>
-          <w:rPr>
-            <w:lang w:val="id_ID" w:bidi="id_ID"/>
-          </w:rPr>
-          <w:rPr>
-            <w:color w:val="0000EE"/>
-            <w:u w:val="single"/>
-          </w:rPr>
-          <w:t xml:space="preserve">Kej. </w:t>
-        </w:r>
-      </w:hyperlink>
-      <w:hyperlink r:id="rId177">
-        <w:r>
-          <w:rPr>
-            <w:lang w:val="id_ID" w:bidi="id_ID"/>
-          </w:rPr>
-          <w:rPr>
-            <w:color w:val="0000EE"/>
-            <w:u w:val="single"/>
-          </w:rPr>
-          <w:t>17:1</w:t>
-        </w:r>
-      </w:hyperlink>
+      <w:r>
+        <w:rPr>
+          <w:lang w:val="id_ID" w:bidi="id_ID"/>
+        </w:rPr>
+        <w:t xml:space="preserve">Kej. </w:t>
+      </w:r>
+      <w:r>
+        <w:rPr>
+          <w:lang w:val="id_ID" w:bidi="id_ID"/>
+        </w:rPr>
+        <w:t>17:1</w:t>
+      </w:r>
       <w:r>
         <w:rPr>
           <w:lang w:val="id_ID" w:bidi="id_ID"/>
         </w:rPr>
         <w:t>). Abraham kemudian belajar bahwa Allah telah memilihnya secara berdaulat dan murah hati dengan tujuan agar keluarga Abraham menjadi berbeda dari bangsa-bangsa lain "dengan melakukan kebenaran dan keadilan" (</w:t>
       </w:r>
-      <w:hyperlink r:id="rId172">
-        <w:r>
-          <w:rPr>
-            <w:lang w:val="id_ID" w:bidi="id_ID"/>
-          </w:rPr>
-          <w:rPr>
-            <w:color w:val="0000EE"/>
-            <w:u w:val="single"/>
-          </w:rPr>
-          <w:t xml:space="preserve">Kej. </w:t>
-        </w:r>
-      </w:hyperlink>
-      <w:hyperlink r:id="rId178">
-        <w:r>
-          <w:rPr>
-            <w:lang w:val="id_ID" w:bidi="id_ID"/>
-          </w:rPr>
-          <w:rPr>
-            <w:color w:val="0000EE"/>
-            <w:u w:val="single"/>
-          </w:rPr>
-          <w:t>18:19</w:t>
-        </w:r>
-      </w:hyperlink>
+      <w:r>
+        <w:rPr>
+          <w:lang w:val="id_ID" w:bidi="id_ID"/>
+        </w:rPr>
+        <w:t xml:space="preserve">Kej. </w:t>
+      </w:r>
+      <w:r>
+        <w:rPr>
+          <w:lang w:val="id_ID" w:bidi="id_ID"/>
+        </w:rPr>
+        <w:t>18:19</w:t>
+      </w:r>
       <w:r>
         <w:rPr>
           <w:lang w:val="id_ID" w:bidi="id_ID"/>
@@ -5278,36 +4144,24 @@
         </w:rPr>
         <w:t>” (</w:t>
       </w:r>
-      <w:hyperlink r:id="rId179">
-        <w:r>
-          <w:rPr>
-            <w:lang w:val="id_ID" w:bidi="id_ID"/>
-          </w:rPr>
-          <w:rPr>
-            <w:color w:val="0000EE"/>
-            <w:u w:val="single"/>
-          </w:rPr>
-          <w:t>Kej. 26:5</w:t>
-        </w:r>
-      </w:hyperlink>
+      <w:r>
+        <w:rPr>
+          <w:lang w:val="id_ID" w:bidi="id_ID"/>
+        </w:rPr>
+        <w:t>Kej. 26:5</w:t>
+      </w:r>
       <w:r>
         <w:rPr>
           <w:lang w:val="id_ID" w:bidi="id_ID"/>
         </w:rPr>
         <w:t>). Imannya menghasilkan buah-buah kebenaran (</w:t>
       </w:r>
-      <w:hyperlink r:id="rId180">
-        <w:r>
-          <w:rPr>
-            <w:lang w:val="id_ID" w:bidi="id_ID"/>
-          </w:rPr>
-          <w:rPr>
-            <w:color w:val="0000EE"/>
-            <w:u w:val="single"/>
-          </w:rPr>
-          <w:t>Yak. 2:21–24</w:t>
-        </w:r>
-      </w:hyperlink>
+      <w:r>
+        <w:rPr>
+          <w:lang w:val="id_ID" w:bidi="id_ID"/>
+        </w:rPr>
+        <w:t>Yak. 2:21–24</w:t>
+      </w:r>
       <w:r>
         <w:rPr>
           <w:lang w:val="id_ID" w:bidi="id_ID"/>
@@ -5328,162 +4182,108 @@
         </w:rPr>
         <w:t>Namun, Israel, walaupun diberkati oleh Tuhan dengan banyak keturunan, peristiwa keluaran, penyeberangan Laut Merah, dan kehadiran-Nya, mereka tidak menanggapi Dia dengan iman. Mereka mengeluh dan bersungut-sungut di Gunung Sinai, di Kadesh-barnea, dan di dataran Moab. Mereka membuktikan diri sebagai bangsa yang pemberontak dan keras kepala (</w:t>
       </w:r>
-      <w:hyperlink r:id="rId181">
-        <w:r>
-          <w:rPr>
-            <w:lang w:val="id_ID" w:bidi="id_ID"/>
-          </w:rPr>
-          <w:rPr>
-            <w:color w:val="0000EE"/>
-            <w:u w:val="single"/>
-          </w:rPr>
-          <w:t>Kel. 32:9</w:t>
-        </w:r>
-      </w:hyperlink>
-      <w:r>
-        <w:rPr>
-          <w:lang w:val="id_ID" w:bidi="id_ID"/>
-        </w:rPr>
-        <w:t xml:space="preserve">; </w:t>
-      </w:r>
-      <w:hyperlink r:id="rId182">
-        <w:r>
-          <w:rPr>
-            <w:lang w:val="id_ID" w:bidi="id_ID"/>
-          </w:rPr>
-          <w:rPr>
-            <w:color w:val="0000EE"/>
-            <w:u w:val="single"/>
-          </w:rPr>
-          <w:t>33:3, 5</w:t>
-        </w:r>
-      </w:hyperlink>
-      <w:r>
-        <w:rPr>
-          <w:lang w:val="id_ID" w:bidi="id_ID"/>
-        </w:rPr>
-        <w:t xml:space="preserve">; </w:t>
-      </w:r>
-      <w:hyperlink r:id="rId183">
-        <w:r>
-          <w:rPr>
-            <w:lang w:val="id_ID" w:bidi="id_ID"/>
-          </w:rPr>
-          <w:rPr>
-            <w:color w:val="0000EE"/>
-            <w:u w:val="single"/>
-          </w:rPr>
-          <w:t>34:9</w:t>
-        </w:r>
-      </w:hyperlink>
-      <w:r>
-        <w:rPr>
-          <w:lang w:val="id_ID" w:bidi="id_ID"/>
-        </w:rPr>
-        <w:t xml:space="preserve">; </w:t>
-      </w:r>
-      <w:hyperlink r:id="rId184">
-        <w:r>
-          <w:rPr>
-            <w:lang w:val="id_ID" w:bidi="id_ID"/>
-          </w:rPr>
-          <w:rPr>
-            <w:color w:val="0000EE"/>
-            <w:u w:val="single"/>
-          </w:rPr>
-          <w:t>Ul. 9:6, 13</w:t>
-        </w:r>
-      </w:hyperlink>
+      <w:r>
+        <w:rPr>
+          <w:lang w:val="id_ID" w:bidi="id_ID"/>
+        </w:rPr>
+        <w:t>Kel. 32:9</w:t>
+      </w:r>
+      <w:r>
+        <w:rPr>
+          <w:lang w:val="id_ID" w:bidi="id_ID"/>
+        </w:rPr>
+        <w:t xml:space="preserve">; </w:t>
+      </w:r>
+      <w:r>
+        <w:rPr>
+          <w:lang w:val="id_ID" w:bidi="id_ID"/>
+        </w:rPr>
+        <w:t>33:3, 5</w:t>
+      </w:r>
+      <w:r>
+        <w:rPr>
+          <w:lang w:val="id_ID" w:bidi="id_ID"/>
+        </w:rPr>
+        <w:t xml:space="preserve">; </w:t>
+      </w:r>
+      <w:r>
+        <w:rPr>
+          <w:lang w:val="id_ID" w:bidi="id_ID"/>
+        </w:rPr>
+        <w:t>34:9</w:t>
+      </w:r>
+      <w:r>
+        <w:rPr>
+          <w:lang w:val="id_ID" w:bidi="id_ID"/>
+        </w:rPr>
+        <w:t xml:space="preserve">; </w:t>
+      </w:r>
+      <w:r>
+        <w:rPr>
+          <w:lang w:val="id_ID" w:bidi="id_ID"/>
+        </w:rPr>
+        <w:t>Ul. 9:6, 13</w:t>
+      </w:r>
       <w:r>
         <w:rPr>
           <w:lang w:val="id_ID" w:bidi="id_ID"/>
         </w:rPr>
         <w:t>). Meskipun mereka telah menunjukkan karakter mereka, Tuhan setia kepada Abraham dengan mengikat perjanjian dengan mereka. Israel menjadi umat-Nya, imamat rajani-Nya, bangsa kudus-Nya (</w:t>
       </w:r>
-      <w:hyperlink r:id="rId185">
-        <w:r>
-          <w:rPr>
-            <w:lang w:val="id_ID" w:bidi="id_ID"/>
-          </w:rPr>
-          <w:rPr>
-            <w:color w:val="0000EE"/>
-            <w:u w:val="single"/>
-          </w:rPr>
-          <w:t>Kel. 19:5–6</w:t>
-        </w:r>
-      </w:hyperlink>
-      <w:r>
-        <w:rPr>
-          <w:lang w:val="id_ID" w:bidi="id_ID"/>
-        </w:rPr>
-        <w:t xml:space="preserve">; </w:t>
-      </w:r>
-      <w:hyperlink r:id="rId186">
-        <w:r>
-          <w:rPr>
-            <w:lang w:val="id_ID" w:bidi="id_ID"/>
-          </w:rPr>
-          <w:rPr>
-            <w:color w:val="0000EE"/>
-            <w:u w:val="single"/>
-          </w:rPr>
-          <w:t>Ul. 26:18–19</w:t>
-        </w:r>
-      </w:hyperlink>
+      <w:r>
+        <w:rPr>
+          <w:lang w:val="id_ID" w:bidi="id_ID"/>
+        </w:rPr>
+        <w:t>Kel. 19:5–6</w:t>
+      </w:r>
+      <w:r>
+        <w:rPr>
+          <w:lang w:val="id_ID" w:bidi="id_ID"/>
+        </w:rPr>
+        <w:t xml:space="preserve">; </w:t>
+      </w:r>
+      <w:r>
+        <w:rPr>
+          <w:lang w:val="id_ID" w:bidi="id_ID"/>
+        </w:rPr>
+        <w:t>Ul. 26:18–19</w:t>
+      </w:r>
       <w:r>
         <w:rPr>
           <w:lang w:val="id_ID" w:bidi="id_ID"/>
         </w:rPr>
         <w:t>). Dia memberikan Israel Sepuluh Perintah, hukum, dan perjanjian, yang dilambangkan oleh dua loh batu kesaksian (</w:t>
       </w:r>
-      <w:hyperlink r:id="rId187">
-        <w:r>
-          <w:rPr>
-            <w:lang w:val="id_ID" w:bidi="id_ID"/>
-          </w:rPr>
-          <w:rPr>
-            <w:color w:val="0000EE"/>
-            <w:u w:val="single"/>
-          </w:rPr>
-          <w:t>Kel. 32:15–16</w:t>
-        </w:r>
-      </w:hyperlink>
+      <w:r>
+        <w:rPr>
+          <w:lang w:val="id_ID" w:bidi="id_ID"/>
+        </w:rPr>
+        <w:t>Kel. 32:15–16</w:t>
+      </w:r>
       <w:r>
         <w:rPr>
           <w:lang w:val="id_ID" w:bidi="id_ID"/>
         </w:rPr>
         <w:t>). Bahkan setelah Musa memecahkannya dalam kemarahan karena penyembahan berhala umat terhadap anak lembu emas, Tuhan memperbarui perjanjian-Nya dengan menulis kembali kata-kata perjanjian (</w:t>
       </w:r>
-      <w:hyperlink r:id="rId188">
-        <w:r>
-          <w:rPr>
-            <w:lang w:val="id_ID" w:bidi="id_ID"/>
-          </w:rPr>
-          <w:rPr>
-            <w:color w:val="0000EE"/>
-            <w:u w:val="single"/>
-          </w:rPr>
-          <w:t>Kel. 34:28</w:t>
-        </w:r>
-      </w:hyperlink>
+      <w:r>
+        <w:rPr>
+          <w:lang w:val="id_ID" w:bidi="id_ID"/>
+        </w:rPr>
+        <w:t>Kel. 34:28</w:t>
+      </w:r>
       <w:r>
         <w:rPr>
           <w:lang w:val="id_ID" w:bidi="id_ID"/>
         </w:rPr>
         <w:t xml:space="preserve">). Di satu sisi, konteks di mana hukum diberikan mencerminkan kasih karunia dan kesabaran Tuhan terhadap dosa-dosa Israel (ay. </w:t>
       </w:r>
-      <w:hyperlink r:id="rId189">
-        <w:r>
-          <w:rPr>
-            <w:lang w:val="id_ID" w:bidi="id_ID"/>
-          </w:rPr>
-          <w:rPr>
-            <w:color w:val="0000EE"/>
-            <w:u w:val="single"/>
-          </w:rPr>
-          <w:t>6–7</w:t>
-        </w:r>
-      </w:hyperlink>
+      <w:r>
+        <w:rPr>
+          <w:lang w:val="id_ID" w:bidi="id_ID"/>
+        </w:rPr>
+        <w:t>6–7</w:t>
+      </w:r>
       <w:r>
         <w:rPr>
           <w:lang w:val="id_ID" w:bidi="id_ID"/>
@@ -5528,54 +4328,36 @@
         </w:rPr>
         <w:t xml:space="preserve"> yang berarti instruksi dari segala jenis: agama dan sekuler, tertulis dan lisan, ilahi dan manusia. Hukum di Israel adalah hukum Tuhan, disampaikan melalui Musa (</w:t>
       </w:r>
-      <w:hyperlink r:id="rId190">
-        <w:r>
-          <w:rPr>
-            <w:lang w:val="id_ID" w:bidi="id_ID"/>
-          </w:rPr>
-          <w:rPr>
-            <w:color w:val="0000EE"/>
-            <w:u w:val="single"/>
-          </w:rPr>
-          <w:t>Kel. 20:19</w:t>
-        </w:r>
-      </w:hyperlink>
-      <w:r>
-        <w:rPr>
-          <w:lang w:val="id_ID" w:bidi="id_ID"/>
-        </w:rPr>
-        <w:t xml:space="preserve">; </w:t>
-      </w:r>
-      <w:hyperlink r:id="rId191">
-        <w:r>
-          <w:rPr>
-            <w:lang w:val="id_ID" w:bidi="id_ID"/>
-          </w:rPr>
-          <w:rPr>
-            <w:color w:val="0000EE"/>
-            <w:u w:val="single"/>
-          </w:rPr>
-          <w:t>Ul. 5:23–27</w:t>
-        </w:r>
-      </w:hyperlink>
+      <w:r>
+        <w:rPr>
+          <w:lang w:val="id_ID" w:bidi="id_ID"/>
+        </w:rPr>
+        <w:t>Kel. 20:19</w:t>
+      </w:r>
+      <w:r>
+        <w:rPr>
+          <w:lang w:val="id_ID" w:bidi="id_ID"/>
+        </w:rPr>
+        <w:t xml:space="preserve">; </w:t>
+      </w:r>
+      <w:r>
+        <w:rPr>
+          <w:lang w:val="id_ID" w:bidi="id_ID"/>
+        </w:rPr>
+        <w:t>Ul. 5:23–27</w:t>
+      </w:r>
       <w:r>
         <w:rPr>
           <w:lang w:val="id_ID" w:bidi="id_ID"/>
         </w:rPr>
         <w:t>). Karena Israel menolak wahyu langsung dari firman Tuhan, hukum disampaikan melalui Musa hamba-Nya (</w:t>
       </w:r>
-      <w:hyperlink r:id="rId192">
-        <w:r>
-          <w:rPr>
-            <w:lang w:val="id_ID" w:bidi="id_ID"/>
-          </w:rPr>
-          <w:rPr>
-            <w:color w:val="0000EE"/>
-            <w:u w:val="single"/>
-          </w:rPr>
-          <w:t>Yoh. 1:17</w:t>
-        </w:r>
-      </w:hyperlink>
+      <w:r>
+        <w:rPr>
+          <w:lang w:val="id_ID" w:bidi="id_ID"/>
+        </w:rPr>
+        <w:t>Yoh. 1:17</w:t>
+      </w:r>
       <w:r>
         <w:rPr>
           <w:lang w:val="id_ID" w:bidi="id_ID"/>
@@ -5596,342 +4378,228 @@
         </w:rPr>
         <w:t xml:space="preserve">Sinonim untuk hukum adalah, dalam berbagai terjemahan, kata (bdk. </w:t>
       </w:r>
-      <w:hyperlink r:id="rId193">
-        <w:r>
-          <w:rPr>
-            <w:lang w:val="id_ID" w:bidi="id_ID"/>
-          </w:rPr>
-          <w:rPr>
-            <w:color w:val="0000EE"/>
-            <w:u w:val="single"/>
-          </w:rPr>
-          <w:t>Kel. 24:3</w:t>
-        </w:r>
-      </w:hyperlink>
-      <w:r>
-        <w:rPr>
-          <w:lang w:val="id_ID" w:bidi="id_ID"/>
-        </w:rPr>
-        <w:t xml:space="preserve">; </w:t>
-      </w:r>
-      <w:hyperlink r:id="rId194">
-        <w:r>
-          <w:rPr>
-            <w:lang w:val="id_ID" w:bidi="id_ID"/>
-          </w:rPr>
-          <w:rPr>
-            <w:color w:val="0000EE"/>
-            <w:u w:val="single"/>
-          </w:rPr>
-          <w:t>34:27</w:t>
-        </w:r>
-      </w:hyperlink>
+      <w:r>
+        <w:rPr>
+          <w:lang w:val="id_ID" w:bidi="id_ID"/>
+        </w:rPr>
+        <w:t>Kel. 24:3</w:t>
+      </w:r>
+      <w:r>
+        <w:rPr>
+          <w:lang w:val="id_ID" w:bidi="id_ID"/>
+        </w:rPr>
+        <w:t xml:space="preserve">; </w:t>
+      </w:r>
+      <w:r>
+        <w:rPr>
+          <w:lang w:val="id_ID" w:bidi="id_ID"/>
+        </w:rPr>
+        <w:t>34:27</w:t>
+      </w:r>
       <w:r>
         <w:rPr>
           <w:lang w:val="id_ID" w:bidi="id_ID"/>
         </w:rPr>
         <w:t xml:space="preserve">), penghakiman (bdk. </w:t>
       </w:r>
-      <w:hyperlink r:id="rId193">
-        <w:r>
-          <w:rPr>
-            <w:lang w:val="id_ID" w:bidi="id_ID"/>
-          </w:rPr>
-          <w:rPr>
-            <w:color w:val="0000EE"/>
-            <w:u w:val="single"/>
-          </w:rPr>
-          <w:t>Kel. 24:3</w:t>
-        </w:r>
-      </w:hyperlink>
+      <w:r>
+        <w:rPr>
+          <w:lang w:val="id_ID" w:bidi="id_ID"/>
+        </w:rPr>
+        <w:t>Kel. 24:3</w:t>
+      </w:r>
       <w:r>
         <w:rPr>
           <w:lang w:val="id_ID" w:bidi="id_ID"/>
         </w:rPr>
         <w:t xml:space="preserve">), dekrit (bdk. </w:t>
       </w:r>
-      <w:hyperlink r:id="rId195">
-        <w:r>
-          <w:rPr>
-            <w:lang w:val="id_ID" w:bidi="id_ID"/>
-          </w:rPr>
-          <w:rPr>
-            <w:color w:val="0000EE"/>
-            <w:u w:val="single"/>
-          </w:rPr>
-          <w:t>Bil. 30:16</w:t>
-        </w:r>
-      </w:hyperlink>
-      <w:r>
-        <w:rPr>
-          <w:lang w:val="id_ID" w:bidi="id_ID"/>
-        </w:rPr>
-        <w:t xml:space="preserve">; </w:t>
-      </w:r>
-      <w:hyperlink r:id="rId196">
-        <w:r>
-          <w:rPr>
-            <w:lang w:val="id_ID" w:bidi="id_ID"/>
-          </w:rPr>
-          <w:rPr>
-            <w:color w:val="0000EE"/>
-            <w:u w:val="single"/>
-          </w:rPr>
-          <w:t>Ul. 4:1</w:t>
-        </w:r>
-      </w:hyperlink>
+      <w:r>
+        <w:rPr>
+          <w:lang w:val="id_ID" w:bidi="id_ID"/>
+        </w:rPr>
+        <w:t>Bil. 30:16</w:t>
+      </w:r>
+      <w:r>
+        <w:rPr>
+          <w:lang w:val="id_ID" w:bidi="id_ID"/>
+        </w:rPr>
+        <w:t xml:space="preserve">; </w:t>
+      </w:r>
+      <w:r>
+        <w:rPr>
+          <w:lang w:val="id_ID" w:bidi="id_ID"/>
+        </w:rPr>
+        <w:t>Ul. 4:1</w:t>
+      </w:r>
       <w:r>
         <w:rPr>
           <w:lang w:val="id_ID" w:bidi="id_ID"/>
         </w:rPr>
         <w:t xml:space="preserve">), ketetapan (bdk. </w:t>
       </w:r>
-      <w:hyperlink r:id="rId197">
-        <w:r>
-          <w:rPr>
-            <w:lang w:val="id_ID" w:bidi="id_ID"/>
-          </w:rPr>
-          <w:rPr>
-            <w:color w:val="0000EE"/>
-            <w:u w:val="single"/>
-          </w:rPr>
-          <w:t>Bil. 9:12, 14</w:t>
-        </w:r>
-      </w:hyperlink>
-      <w:r>
-        <w:rPr>
-          <w:lang w:val="id_ID" w:bidi="id_ID"/>
-        </w:rPr>
-        <w:t xml:space="preserve">; </w:t>
-      </w:r>
-      <w:hyperlink r:id="rId198">
-        <w:r>
-          <w:rPr>
-            <w:lang w:val="id_ID" w:bidi="id_ID"/>
-          </w:rPr>
-          <w:rPr>
-            <w:color w:val="0000EE"/>
-            <w:u w:val="single"/>
-          </w:rPr>
-          <w:t>Ul. 6:2</w:t>
-        </w:r>
-      </w:hyperlink>
+      <w:r>
+        <w:rPr>
+          <w:lang w:val="id_ID" w:bidi="id_ID"/>
+        </w:rPr>
+        <w:t>Bil. 9:12, 14</w:t>
+      </w:r>
+      <w:r>
+        <w:rPr>
+          <w:lang w:val="id_ID" w:bidi="id_ID"/>
+        </w:rPr>
+        <w:t xml:space="preserve">; </w:t>
+      </w:r>
+      <w:r>
+        <w:rPr>
+          <w:lang w:val="id_ID" w:bidi="id_ID"/>
+        </w:rPr>
+        <w:t>Ul. 6:2</w:t>
+      </w:r>
       <w:r>
         <w:rPr>
           <w:lang w:val="id_ID" w:bidi="id_ID"/>
         </w:rPr>
         <w:t xml:space="preserve">), perintah (bdk. </w:t>
       </w:r>
-      <w:hyperlink r:id="rId199">
-        <w:r>
-          <w:rPr>
-            <w:lang w:val="id_ID" w:bidi="id_ID"/>
-          </w:rPr>
-          <w:rPr>
-            <w:color w:val="0000EE"/>
-            <w:u w:val="single"/>
-          </w:rPr>
-          <w:t>Ul. 6:1, 25</w:t>
-        </w:r>
-      </w:hyperlink>
+      <w:r>
+        <w:rPr>
+          <w:lang w:val="id_ID" w:bidi="id_ID"/>
+        </w:rPr>
+        <w:t>Ul. 6:1, 25</w:t>
+      </w:r>
       <w:r>
         <w:rPr>
           <w:lang w:val="id_ID" w:bidi="id_ID"/>
         </w:rPr>
         <w:t>), ketetapan (</w:t>
       </w:r>
-      <w:hyperlink r:id="rId200">
-        <w:r>
-          <w:rPr>
-            <w:lang w:val="id_ID" w:bidi="id_ID"/>
-          </w:rPr>
-          <w:rPr>
-            <w:color w:val="0000EE"/>
-            <w:u w:val="single"/>
-          </w:rPr>
-          <w:t>Im. 3:17</w:t>
-        </w:r>
-      </w:hyperlink>
-      <w:r>
-        <w:rPr>
-          <w:lang w:val="id_ID" w:bidi="id_ID"/>
-        </w:rPr>
-        <w:t xml:space="preserve">; </w:t>
-      </w:r>
-      <w:hyperlink r:id="rId201">
-        <w:r>
-          <w:rPr>
-            <w:lang w:val="id_ID" w:bidi="id_ID"/>
-          </w:rPr>
-          <w:rPr>
-            <w:color w:val="0000EE"/>
-            <w:u w:val="single"/>
-          </w:rPr>
-          <w:t>10:11</w:t>
-        </w:r>
-      </w:hyperlink>
+      <w:r>
+        <w:rPr>
+          <w:lang w:val="id_ID" w:bidi="id_ID"/>
+        </w:rPr>
+        <w:t>Im. 3:17</w:t>
+      </w:r>
+      <w:r>
+        <w:rPr>
+          <w:lang w:val="id_ID" w:bidi="id_ID"/>
+        </w:rPr>
+        <w:t xml:space="preserve">; </w:t>
+      </w:r>
+      <w:r>
+        <w:rPr>
+          <w:lang w:val="id_ID" w:bidi="id_ID"/>
+        </w:rPr>
+        <w:t>10:11</w:t>
+      </w:r>
       <w:r>
         <w:rPr>
           <w:lang w:val="id_ID" w:bidi="id_ID"/>
         </w:rPr>
         <w:t xml:space="preserve">), titah-titah (sebuah kata Ibrani yang hanya digunakan dalam Mazmur; bdk. </w:t>
       </w:r>
-      <w:hyperlink r:id="rId202">
-        <w:r>
-          <w:rPr>
-            <w:lang w:val="id_ID" w:bidi="id_ID"/>
-          </w:rPr>
-          <w:rPr>
-            <w:color w:val="0000EE"/>
-            <w:u w:val="single"/>
-          </w:rPr>
-          <w:t>Mzm. 119:4, 15, 27, 40, 45, 56, 63, 69, 78, 87, 93, 94, 100, 104, 110, 128, 134, 141, 159, 168, 173</w:t>
-        </w:r>
-      </w:hyperlink>
+      <w:r>
+        <w:rPr>
+          <w:lang w:val="id_ID" w:bidi="id_ID"/>
+        </w:rPr>
+        <w:t>Mzm. 119:4, 15, 27, 40, 45, 56, 63, 69, 78, 87, 93, 94, 100, 104, 110, 128, 134, 141, 159, 168, 173</w:t>
+      </w:r>
       <w:r>
         <w:rPr>
           <w:lang w:val="id_ID" w:bidi="id_ID"/>
         </w:rPr>
         <w:t xml:space="preserve">), ketentuan, persyaratan, kesaksian (bdk. </w:t>
       </w:r>
-      <w:hyperlink r:id="rId203">
-        <w:r>
-          <w:rPr>
-            <w:lang w:val="id_ID" w:bidi="id_ID"/>
-          </w:rPr>
-          <w:rPr>
-            <w:color w:val="0000EE"/>
-            <w:u w:val="single"/>
-          </w:rPr>
-          <w:t>Ul. 4:45</w:t>
-        </w:r>
-      </w:hyperlink>
-      <w:r>
-        <w:rPr>
-          <w:lang w:val="id_ID" w:bidi="id_ID"/>
-        </w:rPr>
-        <w:t xml:space="preserve">; </w:t>
-      </w:r>
-      <w:hyperlink r:id="rId204">
-        <w:r>
-          <w:rPr>
-            <w:lang w:val="id_ID" w:bidi="id_ID"/>
-          </w:rPr>
-          <w:rPr>
-            <w:color w:val="0000EE"/>
-            <w:u w:val="single"/>
-          </w:rPr>
-          <w:t>6:20</w:t>
-        </w:r>
-      </w:hyperlink>
-      <w:r>
-        <w:rPr>
-          <w:lang w:val="id_ID" w:bidi="id_ID"/>
-        </w:rPr>
-        <w:t xml:space="preserve">; </w:t>
-      </w:r>
-      <w:hyperlink r:id="rId205">
-        <w:r>
-          <w:rPr>
-            <w:lang w:val="id_ID" w:bidi="id_ID"/>
-          </w:rPr>
-          <w:rPr>
-            <w:color w:val="0000EE"/>
-            <w:u w:val="single"/>
-          </w:rPr>
-          <w:t>1Raj. 2:3</w:t>
-        </w:r>
-      </w:hyperlink>
+      <w:r>
+        <w:rPr>
+          <w:lang w:val="id_ID" w:bidi="id_ID"/>
+        </w:rPr>
+        <w:t>Ul. 4:45</w:t>
+      </w:r>
+      <w:r>
+        <w:rPr>
+          <w:lang w:val="id_ID" w:bidi="id_ID"/>
+        </w:rPr>
+        <w:t xml:space="preserve">; </w:t>
+      </w:r>
+      <w:r>
+        <w:rPr>
+          <w:lang w:val="id_ID" w:bidi="id_ID"/>
+        </w:rPr>
+        <w:t>6:20</w:t>
+      </w:r>
+      <w:r>
+        <w:rPr>
+          <w:lang w:val="id_ID" w:bidi="id_ID"/>
+        </w:rPr>
+        <w:t xml:space="preserve">; </w:t>
+      </w:r>
+      <w:r>
+        <w:rPr>
+          <w:lang w:val="id_ID" w:bidi="id_ID"/>
+        </w:rPr>
+        <w:t>1Raj. 2:3</w:t>
+      </w:r>
       <w:r>
         <w:rPr>
           <w:lang w:val="id_ID" w:bidi="id_ID"/>
         </w:rPr>
         <w:t xml:space="preserve">), titah (sebuah istilah Ibrani yang tidak ada dalam Pentateukh; bdk. </w:t>
       </w:r>
-      <w:hyperlink r:id="rId206">
-        <w:r>
-          <w:rPr>
-            <w:lang w:val="id_ID" w:bidi="id_ID"/>
-          </w:rPr>
-          <w:rPr>
-            <w:color w:val="0000EE"/>
-            <w:u w:val="single"/>
-          </w:rPr>
-          <w:t>Mzm. 119:15</w:t>
-        </w:r>
-      </w:hyperlink>
+      <w:r>
+        <w:rPr>
+          <w:lang w:val="id_ID" w:bidi="id_ID"/>
+        </w:rPr>
+        <w:t>Mzm. 119:15</w:t>
+      </w:r>
       <w:r>
         <w:rPr>
           <w:lang w:val="id_ID" w:bidi="id_ID"/>
         </w:rPr>
         <w:t xml:space="preserve">), atau hanya “jalan” (bdk. </w:t>
       </w:r>
-      <w:hyperlink r:id="rId205">
-        <w:r>
-          <w:rPr>
-            <w:lang w:val="id_ID" w:bidi="id_ID"/>
-          </w:rPr>
-          <w:rPr>
-            <w:color w:val="0000EE"/>
-            <w:u w:val="single"/>
-          </w:rPr>
-          <w:t>1Raj. 2:3</w:t>
-        </w:r>
-      </w:hyperlink>
-      <w:r>
-        <w:rPr>
-          <w:lang w:val="id_ID" w:bidi="id_ID"/>
-        </w:rPr>
-        <w:t xml:space="preserve">; </w:t>
-      </w:r>
-      <w:hyperlink r:id="rId207">
-        <w:r>
-          <w:rPr>
-            <w:lang w:val="id_ID" w:bidi="id_ID"/>
-          </w:rPr>
-          <w:rPr>
-            <w:color w:val="0000EE"/>
-            <w:u w:val="single"/>
-          </w:rPr>
-          <w:t>Mzm. 18:21</w:t>
-        </w:r>
-      </w:hyperlink>
-      <w:r>
-        <w:rPr>
-          <w:lang w:val="id_ID" w:bidi="id_ID"/>
-        </w:rPr>
-        <w:t xml:space="preserve">; </w:t>
-      </w:r>
-      <w:hyperlink r:id="rId208">
-        <w:r>
-          <w:rPr>
-            <w:lang w:val="id_ID" w:bidi="id_ID"/>
-          </w:rPr>
-          <w:rPr>
-            <w:color w:val="0000EE"/>
-            <w:u w:val="single"/>
-          </w:rPr>
-          <w:t>25:9</w:t>
-        </w:r>
-      </w:hyperlink>
-      <w:r>
-        <w:rPr>
-          <w:lang w:val="id_ID" w:bidi="id_ID"/>
-        </w:rPr>
-        <w:t xml:space="preserve">; </w:t>
-      </w:r>
-      <w:hyperlink r:id="rId209">
-        <w:r>
-          <w:rPr>
-            <w:lang w:val="id_ID" w:bidi="id_ID"/>
-          </w:rPr>
-          <w:rPr>
-            <w:color w:val="0000EE"/>
-            <w:u w:val="single"/>
-          </w:rPr>
-          <w:t>37:34</w:t>
-        </w:r>
-      </w:hyperlink>
+      <w:r>
+        <w:rPr>
+          <w:lang w:val="id_ID" w:bidi="id_ID"/>
+        </w:rPr>
+        <w:t>1Raj. 2:3</w:t>
+      </w:r>
+      <w:r>
+        <w:rPr>
+          <w:lang w:val="id_ID" w:bidi="id_ID"/>
+        </w:rPr>
+        <w:t xml:space="preserve">; </w:t>
+      </w:r>
+      <w:r>
+        <w:rPr>
+          <w:lang w:val="id_ID" w:bidi="id_ID"/>
+        </w:rPr>
+        <w:t>Mzm. 18:21</w:t>
+      </w:r>
+      <w:r>
+        <w:rPr>
+          <w:lang w:val="id_ID" w:bidi="id_ID"/>
+        </w:rPr>
+        <w:t xml:space="preserve">; </w:t>
+      </w:r>
+      <w:r>
+        <w:rPr>
+          <w:lang w:val="id_ID" w:bidi="id_ID"/>
+        </w:rPr>
+        <w:t>25:9</w:t>
+      </w:r>
+      <w:r>
+        <w:rPr>
+          <w:lang w:val="id_ID" w:bidi="id_ID"/>
+        </w:rPr>
+        <w:t xml:space="preserve">; </w:t>
+      </w:r>
+      <w:r>
+        <w:rPr>
+          <w:lang w:val="id_ID" w:bidi="id_ID"/>
+        </w:rPr>
+        <w:t>37:34</w:t>
+      </w:r>
       <w:r>
         <w:rPr>
           <w:lang w:val="id_ID" w:bidi="id_ID"/>
@@ -5952,108 +4620,72 @@
         </w:rPr>
         <w:t>Kata-kata ini membentuk bidang semantik, dan tidak mudah untuk membedakan dengan jelas di antara berbagai bentuk hukum. Secara umum, "kata-kata" berkaitan dengan kewajiban manusia terhadap Tuhan, terutama Sepuluh Perintah Allah (</w:t>
       </w:r>
-      <w:hyperlink r:id="rId210">
-        <w:r>
-          <w:rPr>
-            <w:lang w:val="id_ID" w:bidi="id_ID"/>
-          </w:rPr>
-          <w:rPr>
-            <w:color w:val="0000EE"/>
-            <w:u w:val="single"/>
-          </w:rPr>
-          <w:t>Kel. 20:1</w:t>
-        </w:r>
-      </w:hyperlink>
-      <w:r>
-        <w:rPr>
-          <w:lang w:val="id_ID" w:bidi="id_ID"/>
-        </w:rPr>
-        <w:t xml:space="preserve">; </w:t>
-      </w:r>
-      <w:hyperlink r:id="rId194">
-        <w:r>
-          <w:rPr>
-            <w:lang w:val="id_ID" w:bidi="id_ID"/>
-          </w:rPr>
-          <w:rPr>
-            <w:color w:val="0000EE"/>
-            <w:u w:val="single"/>
-          </w:rPr>
-          <w:t>34:27</w:t>
-        </w:r>
-      </w:hyperlink>
+      <w:r>
+        <w:rPr>
+          <w:lang w:val="id_ID" w:bidi="id_ID"/>
+        </w:rPr>
+        <w:t>Kel. 20:1</w:t>
+      </w:r>
+      <w:r>
+        <w:rPr>
+          <w:lang w:val="id_ID" w:bidi="id_ID"/>
+        </w:rPr>
+        <w:t xml:space="preserve">; </w:t>
+      </w:r>
+      <w:r>
+        <w:rPr>
+          <w:lang w:val="id_ID" w:bidi="id_ID"/>
+        </w:rPr>
+        <w:t>34:27</w:t>
+      </w:r>
       <w:r>
         <w:rPr>
           <w:lang w:val="id_ID" w:bidi="id_ID"/>
         </w:rPr>
         <w:t>). "Penghakiman" berisi peraturan sipil dan kewajiban terhadap sesama dan lingkungan sosial (</w:t>
       </w:r>
-      <w:hyperlink r:id="rId211">
-        <w:r>
-          <w:rPr>
-            <w:lang w:val="id_ID" w:bidi="id_ID"/>
-          </w:rPr>
-          <w:rPr>
-            <w:color w:val="0000EE"/>
-            <w:u w:val="single"/>
-          </w:rPr>
-          <w:t>Kel. 21:1–23:9</w:t>
-        </w:r>
-      </w:hyperlink>
+      <w:r>
+        <w:rPr>
+          <w:lang w:val="id_ID" w:bidi="id_ID"/>
+        </w:rPr>
+        <w:t>Kel. 21:1–23:9</w:t>
+      </w:r>
       <w:r>
         <w:rPr>
           <w:lang w:val="id_ID" w:bidi="id_ID"/>
         </w:rPr>
         <w:t>); ini sering dalam bentuk "jika … maka … ". Dalam Kitab Imamat dan dalam formulasi kultus, kata "ketetapan" memiliki arti teknis peraturan kultus—hukum seremonial. Namun, dalam konteks lain, terutama dalam serangkaian sinonim untuk hukum, itu berarti harapan atau peraturan apa pun. "Perintah" adalah peraturan yang diberikan oleh otoritas yang lebih tinggi. Meskipun PL memiliki banyak kata untuk hukum, konotasi satu kata seringkali tidak dapat dibedakan dari kata lain, terutama dalam satu rangkai seperti "ketetapan dan hukum" (</w:t>
       </w:r>
-      <w:hyperlink r:id="rId212">
-        <w:r>
-          <w:rPr>
-            <w:lang w:val="id_ID" w:bidi="id_ID"/>
-          </w:rPr>
-          <w:rPr>
-            <w:color w:val="0000EE"/>
-            <w:u w:val="single"/>
-          </w:rPr>
-          <w:t>Ul. 4:1, 5</w:t>
-        </w:r>
-      </w:hyperlink>
-      <w:r>
-        <w:rPr>
-          <w:lang w:val="id_ID" w:bidi="id_ID"/>
-        </w:rPr>
-        <w:t xml:space="preserve">; </w:t>
-      </w:r>
-      <w:hyperlink r:id="rId213">
-        <w:r>
-          <w:rPr>
-            <w:lang w:val="id_ID" w:bidi="id_ID"/>
-          </w:rPr>
-          <w:rPr>
-            <w:color w:val="0000EE"/>
-            <w:u w:val="single"/>
-          </w:rPr>
-          <w:t>5:1</w:t>
-        </w:r>
-      </w:hyperlink>
+      <w:r>
+        <w:rPr>
+          <w:lang w:val="id_ID" w:bidi="id_ID"/>
+        </w:rPr>
+        <w:t>Ul. 4:1, 5</w:t>
+      </w:r>
+      <w:r>
+        <w:rPr>
+          <w:lang w:val="id_ID" w:bidi="id_ID"/>
+        </w:rPr>
+        <w:t xml:space="preserve">; </w:t>
+      </w:r>
+      <w:r>
+        <w:rPr>
+          <w:lang w:val="id_ID" w:bidi="id_ID"/>
+        </w:rPr>
+        <w:t>5:1</w:t>
+      </w:r>
       <w:r>
         <w:rPr>
           <w:lang w:val="id_ID" w:bidi="id_ID"/>
         </w:rPr>
         <w:t>), "perintah, ketetapan dan hukum" (</w:t>
       </w:r>
-      <w:hyperlink r:id="rId214">
-        <w:r>
-          <w:rPr>
-            <w:lang w:val="id_ID" w:bidi="id_ID"/>
-          </w:rPr>
-          <w:rPr>
-            <w:color w:val="0000EE"/>
-            <w:u w:val="single"/>
-          </w:rPr>
-          <w:t>Ul. 6:1</w:t>
-        </w:r>
-      </w:hyperlink>
+      <w:r>
+        <w:rPr>
+          <w:lang w:val="id_ID" w:bidi="id_ID"/>
+        </w:rPr>
+        <w:t>Ul. 6:1</w:t>
+      </w:r>
       <w:r>
         <w:rPr>
           <w:lang w:val="id_ID" w:bidi="id_ID"/>
@@ -6072,18 +4704,12 @@
         </w:rPr>
         <w:t>" (</w:t>
       </w:r>
-      <w:hyperlink r:id="rId205">
-        <w:r>
-          <w:rPr>
-            <w:lang w:val="id_ID" w:bidi="id_ID"/>
-          </w:rPr>
-          <w:rPr>
-            <w:color w:val="0000EE"/>
-            <w:u w:val="single"/>
-          </w:rPr>
-          <w:t>1Raj. 2:3</w:t>
-        </w:r>
-      </w:hyperlink>
+      <w:r>
+        <w:rPr>
+          <w:lang w:val="id_ID" w:bidi="id_ID"/>
+        </w:rPr>
+        <w:t>1Raj. 2:3</w:t>
+      </w:r>
       <w:r>
         <w:rPr>
           <w:lang w:val="id_ID" w:bidi="id_ID"/>
@@ -6116,270 +4742,180 @@
         </w:rPr>
         <w:t>" (</w:t>
       </w:r>
-      <w:hyperlink r:id="rId215">
-        <w:r>
-          <w:rPr>
-            <w:lang w:val="id_ID" w:bidi="id_ID"/>
-          </w:rPr>
-          <w:rPr>
-            <w:color w:val="0000EE"/>
-            <w:u w:val="single"/>
-          </w:rPr>
-          <w:t>Kel. 20:2</w:t>
-        </w:r>
-      </w:hyperlink>
+      <w:r>
+        <w:rPr>
+          <w:lang w:val="id_ID" w:bidi="id_ID"/>
+        </w:rPr>
+        <w:t>Kel. 20:2</w:t>
+      </w:r>
       <w:r>
         <w:rPr>
           <w:lang w:val="id_ID" w:bidi="id_ID"/>
         </w:rPr>
         <w:t>). Dalam tindakan historis penebusan Israel, wahyu di Gunung Sinai, dan pengudusan Israel untuk menjadi umat-Nya, Dia melibatkan diri dengan Israel sebagai "bapa." Dia mengadopsi Israel menjadi anak dan menguduskan mereka; artinya, Dia menyatakan mereka kudus (</w:t>
       </w:r>
-      <w:hyperlink r:id="rId216">
-        <w:r>
-          <w:rPr>
-            <w:lang w:val="id_ID" w:bidi="id_ID"/>
-          </w:rPr>
-          <w:rPr>
-            <w:color w:val="0000EE"/>
-            <w:u w:val="single"/>
-          </w:rPr>
-          <w:t>Kel. 19:6</w:t>
-        </w:r>
-      </w:hyperlink>
-      <w:r>
-        <w:rPr>
-          <w:lang w:val="id_ID" w:bidi="id_ID"/>
-        </w:rPr>
-        <w:t xml:space="preserve">; </w:t>
-      </w:r>
-      <w:hyperlink r:id="rId217">
-        <w:r>
-          <w:rPr>
-            <w:lang w:val="id_ID" w:bidi="id_ID"/>
-          </w:rPr>
-          <w:rPr>
-            <w:color w:val="0000EE"/>
-            <w:u w:val="single"/>
-          </w:rPr>
-          <w:t>31:13</w:t>
-        </w:r>
-      </w:hyperlink>
-      <w:r>
-        <w:rPr>
-          <w:lang w:val="id_ID" w:bidi="id_ID"/>
-        </w:rPr>
-        <w:t xml:space="preserve">; </w:t>
-      </w:r>
-      <w:hyperlink r:id="rId218">
-        <w:r>
-          <w:rPr>
-            <w:lang w:val="id_ID" w:bidi="id_ID"/>
-          </w:rPr>
-          <w:rPr>
-            <w:color w:val="0000EE"/>
-            <w:u w:val="single"/>
-          </w:rPr>
-          <w:t>Im. 20:8</w:t>
-        </w:r>
-      </w:hyperlink>
-      <w:r>
-        <w:rPr>
-          <w:lang w:val="id_ID" w:bidi="id_ID"/>
-        </w:rPr>
-        <w:t xml:space="preserve">; </w:t>
-      </w:r>
-      <w:hyperlink r:id="rId219">
-        <w:r>
-          <w:rPr>
-            <w:lang w:val="id_ID" w:bidi="id_ID"/>
-          </w:rPr>
-          <w:rPr>
-            <w:color w:val="0000EE"/>
-            <w:u w:val="single"/>
-          </w:rPr>
-          <w:t>22:32</w:t>
-        </w:r>
-      </w:hyperlink>
+      <w:r>
+        <w:rPr>
+          <w:lang w:val="id_ID" w:bidi="id_ID"/>
+        </w:rPr>
+        <w:t>Kel. 19:6</w:t>
+      </w:r>
+      <w:r>
+        <w:rPr>
+          <w:lang w:val="id_ID" w:bidi="id_ID"/>
+        </w:rPr>
+        <w:t xml:space="preserve">; </w:t>
+      </w:r>
+      <w:r>
+        <w:rPr>
+          <w:lang w:val="id_ID" w:bidi="id_ID"/>
+        </w:rPr>
+        <w:t>31:13</w:t>
+      </w:r>
+      <w:r>
+        <w:rPr>
+          <w:lang w:val="id_ID" w:bidi="id_ID"/>
+        </w:rPr>
+        <w:t xml:space="preserve">; </w:t>
+      </w:r>
+      <w:r>
+        <w:rPr>
+          <w:lang w:val="id_ID" w:bidi="id_ID"/>
+        </w:rPr>
+        <w:t>Im. 20:8</w:t>
+      </w:r>
+      <w:r>
+        <w:rPr>
+          <w:lang w:val="id_ID" w:bidi="id_ID"/>
+        </w:rPr>
+        <w:t xml:space="preserve">; </w:t>
+      </w:r>
+      <w:r>
+        <w:rPr>
+          <w:lang w:val="id_ID" w:bidi="id_ID"/>
+        </w:rPr>
+        <w:t>22:32</w:t>
+      </w:r>
       <w:r>
         <w:rPr>
           <w:lang w:val="id_ID" w:bidi="id_ID"/>
         </w:rPr>
         <w:t xml:space="preserve">; bdk. </w:t>
       </w:r>
-      <w:hyperlink r:id="rId220">
-        <w:r>
-          <w:rPr>
-            <w:lang w:val="id_ID" w:bidi="id_ID"/>
-          </w:rPr>
-          <w:rPr>
-            <w:color w:val="0000EE"/>
-            <w:u w:val="single"/>
-          </w:rPr>
-          <w:t>Rm. 9:4</w:t>
-        </w:r>
-      </w:hyperlink>
+      <w:r>
+        <w:rPr>
+          <w:lang w:val="id_ID" w:bidi="id_ID"/>
+        </w:rPr>
+        <w:t>Rm. 9:4</w:t>
+      </w:r>
       <w:r>
         <w:rPr>
           <w:lang w:val="id_ID" w:bidi="id_ID"/>
         </w:rPr>
         <w:t>). Kadang-kadang dua konsep penebusan dan pengudusan ditempatkan bersama, tetapi apakah mereka bersama atau tidak, mereka tidak dapat dipisahkan: "Akulah Tuhan, yang menguduskan kamu" (</w:t>
       </w:r>
-      <w:hyperlink r:id="rId219">
-        <w:r>
-          <w:rPr>
-            <w:lang w:val="id_ID" w:bidi="id_ID"/>
-          </w:rPr>
-          <w:rPr>
-            <w:color w:val="0000EE"/>
-            <w:u w:val="single"/>
-          </w:rPr>
-          <w:t>Im. 22:32b</w:t>
-        </w:r>
-      </w:hyperlink>
+      <w:r>
+        <w:rPr>
+          <w:lang w:val="id_ID" w:bidi="id_ID"/>
+        </w:rPr>
+        <w:t>Im. 22:32b</w:t>
+      </w:r>
       <w:r>
         <w:rPr>
           <w:lang w:val="id_ID" w:bidi="id_ID"/>
         </w:rPr>
         <w:t xml:space="preserve">). Dasar ketaatan dapat dinyatakan dengan sederhana melalui seruan atas nama Tuhan: "Akulah Yahweh" (bdk. </w:t>
       </w:r>
-      <w:hyperlink r:id="rId221">
-        <w:r>
-          <w:rPr>
-            <w:lang w:val="id_ID" w:bidi="id_ID"/>
-          </w:rPr>
-          <w:rPr>
-            <w:color w:val="0000EE"/>
-            <w:u w:val="single"/>
-          </w:rPr>
-          <w:t>Im. 18:6, 21, 30</w:t>
-        </w:r>
-      </w:hyperlink>
-      <w:r>
-        <w:rPr>
-          <w:lang w:val="id_ID" w:bidi="id_ID"/>
-        </w:rPr>
-        <w:t xml:space="preserve">; </w:t>
-      </w:r>
-      <w:hyperlink r:id="rId222">
-        <w:r>
-          <w:rPr>
-            <w:lang w:val="id_ID" w:bidi="id_ID"/>
-          </w:rPr>
-          <w:rPr>
-            <w:color w:val="0000EE"/>
-            <w:u w:val="single"/>
-          </w:rPr>
-          <w:t>19:10, 14, 16, 18, 28, 30–31, 34, 36–37</w:t>
-        </w:r>
-      </w:hyperlink>
+      <w:r>
+        <w:rPr>
+          <w:lang w:val="id_ID" w:bidi="id_ID"/>
+        </w:rPr>
+        <w:t>Im. 18:6, 21, 30</w:t>
+      </w:r>
+      <w:r>
+        <w:rPr>
+          <w:lang w:val="id_ID" w:bidi="id_ID"/>
+        </w:rPr>
+        <w:t xml:space="preserve">; </w:t>
+      </w:r>
+      <w:r>
+        <w:rPr>
+          <w:lang w:val="id_ID" w:bidi="id_ID"/>
+        </w:rPr>
+        <w:t>19:10, 14, 16, 18, 28, 30–31, 34, 36–37</w:t>
+      </w:r>
       <w:r>
         <w:rPr>
           <w:lang w:val="id_ID" w:bidi="id_ID"/>
         </w:rPr>
         <w:t>). Syarat kesucian praktis juga didasarkan pada pengalaman kehadiran Tuhan. Tuhan memerintahkan Israel untuk menjadi kudus karena Dia adalah kudus (</w:t>
       </w:r>
-      <w:hyperlink r:id="rId223">
-        <w:r>
-          <w:rPr>
-            <w:lang w:val="id_ID" w:bidi="id_ID"/>
-          </w:rPr>
-          <w:rPr>
-            <w:color w:val="0000EE"/>
-            <w:u w:val="single"/>
-          </w:rPr>
-          <w:t>Im. 11:44–45</w:t>
-        </w:r>
-      </w:hyperlink>
-      <w:r>
-        <w:rPr>
-          <w:lang w:val="id_ID" w:bidi="id_ID"/>
-        </w:rPr>
-        <w:t xml:space="preserve">; </w:t>
-      </w:r>
-      <w:hyperlink r:id="rId224">
-        <w:r>
-          <w:rPr>
-            <w:lang w:val="id_ID" w:bidi="id_ID"/>
-          </w:rPr>
-          <w:rPr>
-            <w:color w:val="0000EE"/>
-            <w:u w:val="single"/>
-          </w:rPr>
-          <w:t>19:2</w:t>
-        </w:r>
-      </w:hyperlink>
+      <w:r>
+        <w:rPr>
+          <w:lang w:val="id_ID" w:bidi="id_ID"/>
+        </w:rPr>
+        <w:t>Im. 11:44–45</w:t>
+      </w:r>
+      <w:r>
+        <w:rPr>
+          <w:lang w:val="id_ID" w:bidi="id_ID"/>
+        </w:rPr>
+        <w:t xml:space="preserve">; </w:t>
+      </w:r>
+      <w:r>
+        <w:rPr>
+          <w:lang w:val="id_ID" w:bidi="id_ID"/>
+        </w:rPr>
+        <w:t>19:2</w:t>
+      </w:r>
       <w:r>
         <w:rPr>
           <w:lang w:val="id_ID" w:bidi="id_ID"/>
         </w:rPr>
         <w:t>). "Yang Mahakudus dari Israel" berdiam di tengah-tengah umat-Nya (</w:t>
       </w:r>
-      <w:hyperlink r:id="rId225">
-        <w:r>
-          <w:rPr>
-            <w:lang w:val="id_ID" w:bidi="id_ID"/>
-          </w:rPr>
-          <w:rPr>
-            <w:color w:val="0000EE"/>
-            <w:u w:val="single"/>
-          </w:rPr>
-          <w:t>Kel. 25:8</w:t>
-        </w:r>
-      </w:hyperlink>
-      <w:r>
-        <w:rPr>
-          <w:lang w:val="id_ID" w:bidi="id_ID"/>
-        </w:rPr>
-        <w:t xml:space="preserve">; </w:t>
-      </w:r>
-      <w:hyperlink r:id="rId226">
-        <w:r>
-          <w:rPr>
-            <w:lang w:val="id_ID" w:bidi="id_ID"/>
-          </w:rPr>
-          <w:rPr>
-            <w:color w:val="0000EE"/>
-            <w:u w:val="single"/>
-          </w:rPr>
-          <w:t>29:45</w:t>
-        </w:r>
-      </w:hyperlink>
-      <w:r>
-        <w:rPr>
-          <w:lang w:val="id_ID" w:bidi="id_ID"/>
-        </w:rPr>
-        <w:t xml:space="preserve">; </w:t>
-      </w:r>
-      <w:hyperlink r:id="rId227">
-        <w:r>
-          <w:rPr>
-            <w:lang w:val="id_ID" w:bidi="id_ID"/>
-          </w:rPr>
-          <w:rPr>
-            <w:color w:val="0000EE"/>
-            <w:u w:val="single"/>
-          </w:rPr>
-          <w:t>Bil. 5:3</w:t>
-        </w:r>
-      </w:hyperlink>
-      <w:r>
-        <w:rPr>
-          <w:lang w:val="id_ID" w:bidi="id_ID"/>
-        </w:rPr>
-        <w:t xml:space="preserve">; </w:t>
-      </w:r>
-      <w:hyperlink r:id="rId228">
-        <w:r>
-          <w:rPr>
-            <w:lang w:val="id_ID" w:bidi="id_ID"/>
-          </w:rPr>
-          <w:rPr>
-            <w:color w:val="0000EE"/>
-            <w:u w:val="single"/>
-          </w:rPr>
-          <w:t>35:34</w:t>
-        </w:r>
-      </w:hyperlink>
+      <w:r>
+        <w:rPr>
+          <w:lang w:val="id_ID" w:bidi="id_ID"/>
+        </w:rPr>
+        <w:t>Kel. 25:8</w:t>
+      </w:r>
+      <w:r>
+        <w:rPr>
+          <w:lang w:val="id_ID" w:bidi="id_ID"/>
+        </w:rPr>
+        <w:t xml:space="preserve">; </w:t>
+      </w:r>
+      <w:r>
+        <w:rPr>
+          <w:lang w:val="id_ID" w:bidi="id_ID"/>
+        </w:rPr>
+        <w:t>29:45</w:t>
+      </w:r>
+      <w:r>
+        <w:rPr>
+          <w:lang w:val="id_ID" w:bidi="id_ID"/>
+        </w:rPr>
+        <w:t xml:space="preserve">; </w:t>
+      </w:r>
+      <w:r>
+        <w:rPr>
+          <w:lang w:val="id_ID" w:bidi="id_ID"/>
+        </w:rPr>
+        <w:t>Bil. 5:3</w:t>
+      </w:r>
+      <w:r>
+        <w:rPr>
+          <w:lang w:val="id_ID" w:bidi="id_ID"/>
+        </w:rPr>
+        <w:t xml:space="preserve">; </w:t>
+      </w:r>
+      <w:r>
+        <w:rPr>
+          <w:lang w:val="id_ID" w:bidi="id_ID"/>
+        </w:rPr>
+        <w:t>35:34</w:t>
+      </w:r>
       <w:r>
         <w:rPr>
           <w:lang w:val="id_ID" w:bidi="id_ID"/>
@@ -6400,18 +4936,12 @@
         </w:rPr>
         <w:t>Bagaimana mungkin Israel yang memberontak memahami apa yang Tuhan inginkan, jika bukan melalui peraturan moral, sosial, sipil, dan kultus yang tepat? Tuhan telah mengamati bahwa mereka tidak memiliki "hati" untuk melayani-Nya sebagai umat yang setia pada perjanjian (</w:t>
       </w:r>
-      <w:hyperlink r:id="rId229">
-        <w:r>
-          <w:rPr>
-            <w:lang w:val="id_ID" w:bidi="id_ID"/>
-          </w:rPr>
-          <w:rPr>
-            <w:color w:val="0000EE"/>
-            <w:u w:val="single"/>
-          </w:rPr>
-          <w:t>Ul. 5:29</w:t>
-        </w:r>
-      </w:hyperlink>
+      <w:r>
+        <w:rPr>
+          <w:lang w:val="id_ID" w:bidi="id_ID"/>
+        </w:rPr>
+        <w:t>Ul. 5:29</w:t>
+      </w:r>
       <w:r>
         <w:rPr>
           <w:lang w:val="id_ID" w:bidi="id_ID"/>
@@ -6443,18 +4973,12 @@
         </w:rPr>
         <w:t xml:space="preserve">Hukum Israel mencerminkan praktik konteks Timur Dekat kuno. Kitab hukum Babilonia kuno (Eshnuna, Hammurabi) menunjukkan kesamaan dengan hukum-hukum Alkitab. Kesamaan ini melampaui kesamaan kasus dan mencakup formulasi hukum (hukum kasuistik). Hukum Israel berbeda karena merupakan hukum ilahi. Musa adalah mediator dan bukan penggagas hukum, seperti praktik seorang raja yang, seperti Hammurabi, memberlakukan kode hukum. Tuhan sendiri yang memberikan hukum kepada Israel (bdk. </w:t>
       </w:r>
-      <w:hyperlink r:id="rId230">
-        <w:r>
-          <w:rPr>
-            <w:lang w:val="id_ID" w:bidi="id_ID"/>
-          </w:rPr>
-          <w:rPr>
-            <w:color w:val="0000EE"/>
-            <w:u w:val="single"/>
-          </w:rPr>
-          <w:t>Ul. 4:5–8</w:t>
-        </w:r>
-      </w:hyperlink>
+      <w:r>
+        <w:rPr>
+          <w:lang w:val="id_ID" w:bidi="id_ID"/>
+        </w:rPr>
+        <w:t>Ul. 4:5–8</w:t>
+      </w:r>
       <w:r>
         <w:rPr>
           <w:lang w:val="id_ID" w:bidi="id_ID"/>
@@ -6486,162 +5010,108 @@
         </w:rPr>
         <w:t xml:space="preserve">Korpus hukum PL tidak diberikan dalam satu buku atau dalam satu bagian. Selain itu, hukum-hukum mencerminkan perkembangan dari konteks padang gurun (Kitab Keluaran) ke konteks tanah perjanjian (Kitab Ulangan). Materi hukum PL kompleks, penuh dengan variasi dan duplikasi. Ini ditemukan dalam Kitab Keluaran (psl. </w:t>
       </w:r>
-      <w:hyperlink r:id="rId231">
-        <w:r>
-          <w:rPr>
-            <w:lang w:val="id_ID" w:bidi="id_ID"/>
-          </w:rPr>
-          <w:rPr>
-            <w:color w:val="0000EE"/>
-            <w:u w:val="single"/>
-          </w:rPr>
-          <w:t>20–24</w:t>
-        </w:r>
-      </w:hyperlink>
-      <w:r>
-        <w:rPr>
-          <w:lang w:val="id_ID" w:bidi="id_ID"/>
-        </w:rPr>
-        <w:t xml:space="preserve">; </w:t>
-      </w:r>
-      <w:hyperlink r:id="rId232">
-        <w:r>
-          <w:rPr>
-            <w:lang w:val="id_ID" w:bidi="id_ID"/>
-          </w:rPr>
-          <w:rPr>
-            <w:color w:val="0000EE"/>
-            <w:u w:val="single"/>
-          </w:rPr>
-          <w:t>25–31</w:t>
-        </w:r>
-      </w:hyperlink>
+      <w:r>
+        <w:rPr>
+          <w:lang w:val="id_ID" w:bidi="id_ID"/>
+        </w:rPr>
+        <w:t>20–24</w:t>
+      </w:r>
+      <w:r>
+        <w:rPr>
+          <w:lang w:val="id_ID" w:bidi="id_ID"/>
+        </w:rPr>
+        <w:t xml:space="preserve">; </w:t>
+      </w:r>
+      <w:r>
+        <w:rPr>
+          <w:lang w:val="id_ID" w:bidi="id_ID"/>
+        </w:rPr>
+        <w:t>25–31</w:t>
+      </w:r>
       <w:r>
         <w:rPr>
           <w:lang w:val="id_ID" w:bidi="id_ID"/>
         </w:rPr>
         <w:t xml:space="preserve">), Kitab Imamat, Kitab Bilangan (psl. </w:t>
       </w:r>
-      <w:hyperlink r:id="rId233">
-        <w:r>
-          <w:rPr>
-            <w:lang w:val="id_ID" w:bidi="id_ID"/>
-          </w:rPr>
-          <w:rPr>
-            <w:color w:val="0000EE"/>
-            <w:u w:val="single"/>
-          </w:rPr>
-          <w:t>3–6</w:t>
-        </w:r>
-      </w:hyperlink>
-      <w:r>
-        <w:rPr>
-          <w:lang w:val="id_ID" w:bidi="id_ID"/>
-        </w:rPr>
-        <w:t xml:space="preserve">; </w:t>
-      </w:r>
-      <w:hyperlink r:id="rId234">
-        <w:r>
-          <w:rPr>
-            <w:lang w:val="id_ID" w:bidi="id_ID"/>
-          </w:rPr>
-          <w:rPr>
-            <w:color w:val="0000EE"/>
-            <w:u w:val="single"/>
-          </w:rPr>
-          <w:t>8–10</w:t>
-        </w:r>
-      </w:hyperlink>
-      <w:r>
-        <w:rPr>
-          <w:lang w:val="id_ID" w:bidi="id_ID"/>
-        </w:rPr>
-        <w:t xml:space="preserve">; </w:t>
-      </w:r>
-      <w:hyperlink r:id="rId235">
-        <w:r>
-          <w:rPr>
-            <w:lang w:val="id_ID" w:bidi="id_ID"/>
-          </w:rPr>
-          <w:rPr>
-            <w:color w:val="0000EE"/>
-            <w:u w:val="single"/>
-          </w:rPr>
-          <w:t>15</w:t>
-        </w:r>
-      </w:hyperlink>
-      <w:r>
-        <w:rPr>
-          <w:lang w:val="id_ID" w:bidi="id_ID"/>
-        </w:rPr>
-        <w:t xml:space="preserve">; </w:t>
-      </w:r>
-      <w:hyperlink r:id="rId236">
-        <w:r>
-          <w:rPr>
-            <w:lang w:val="id_ID" w:bidi="id_ID"/>
-          </w:rPr>
-          <w:rPr>
-            <w:color w:val="0000EE"/>
-            <w:u w:val="single"/>
-          </w:rPr>
-          <w:t>18</w:t>
-        </w:r>
-      </w:hyperlink>
-      <w:r>
-        <w:rPr>
-          <w:lang w:val="id_ID" w:bidi="id_ID"/>
-        </w:rPr>
-        <w:t xml:space="preserve">; </w:t>
-      </w:r>
-      <w:hyperlink r:id="rId237">
-        <w:r>
-          <w:rPr>
-            <w:lang w:val="id_ID" w:bidi="id_ID"/>
-          </w:rPr>
-          <w:rPr>
-            <w:color w:val="0000EE"/>
-            <w:u w:val="single"/>
-          </w:rPr>
-          <w:t>19</w:t>
-        </w:r>
-      </w:hyperlink>
-      <w:r>
-        <w:rPr>
-          <w:lang w:val="id_ID" w:bidi="id_ID"/>
-        </w:rPr>
-        <w:t xml:space="preserve">; </w:t>
-      </w:r>
-      <w:hyperlink r:id="rId238">
-        <w:r>
-          <w:rPr>
-            <w:lang w:val="id_ID" w:bidi="id_ID"/>
-          </w:rPr>
-          <w:rPr>
-            <w:color w:val="0000EE"/>
-            <w:u w:val="single"/>
-          </w:rPr>
-          <w:t>28–30</w:t>
-        </w:r>
-      </w:hyperlink>
+      <w:r>
+        <w:rPr>
+          <w:lang w:val="id_ID" w:bidi="id_ID"/>
+        </w:rPr>
+        <w:t>3–6</w:t>
+      </w:r>
+      <w:r>
+        <w:rPr>
+          <w:lang w:val="id_ID" w:bidi="id_ID"/>
+        </w:rPr>
+        <w:t xml:space="preserve">; </w:t>
+      </w:r>
+      <w:r>
+        <w:rPr>
+          <w:lang w:val="id_ID" w:bidi="id_ID"/>
+        </w:rPr>
+        <w:t>8–10</w:t>
+      </w:r>
+      <w:r>
+        <w:rPr>
+          <w:lang w:val="id_ID" w:bidi="id_ID"/>
+        </w:rPr>
+        <w:t xml:space="preserve">; </w:t>
+      </w:r>
+      <w:r>
+        <w:rPr>
+          <w:lang w:val="id_ID" w:bidi="id_ID"/>
+        </w:rPr>
+        <w:t>15</w:t>
+      </w:r>
+      <w:r>
+        <w:rPr>
+          <w:lang w:val="id_ID" w:bidi="id_ID"/>
+        </w:rPr>
+        <w:t xml:space="preserve">; </w:t>
+      </w:r>
+      <w:r>
+        <w:rPr>
+          <w:lang w:val="id_ID" w:bidi="id_ID"/>
+        </w:rPr>
+        <w:t>18</w:t>
+      </w:r>
+      <w:r>
+        <w:rPr>
+          <w:lang w:val="id_ID" w:bidi="id_ID"/>
+        </w:rPr>
+        <w:t xml:space="preserve">; </w:t>
+      </w:r>
+      <w:r>
+        <w:rPr>
+          <w:lang w:val="id_ID" w:bidi="id_ID"/>
+        </w:rPr>
+        <w:t>19</w:t>
+      </w:r>
+      <w:r>
+        <w:rPr>
+          <w:lang w:val="id_ID" w:bidi="id_ID"/>
+        </w:rPr>
+        <w:t xml:space="preserve">; </w:t>
+      </w:r>
+      <w:r>
+        <w:rPr>
+          <w:lang w:val="id_ID" w:bidi="id_ID"/>
+        </w:rPr>
+        <w:t>28–30</w:t>
+      </w:r>
       <w:r>
         <w:rPr>
           <w:lang w:val="id_ID" w:bidi="id_ID"/>
         </w:rPr>
         <w:t xml:space="preserve">), dan Kitab Ulangan (psl. </w:t>
       </w:r>
-      <w:hyperlink r:id="rId239">
-        <w:r>
-          <w:rPr>
-            <w:lang w:val="id_ID" w:bidi="id_ID"/>
-          </w:rPr>
-          <w:rPr>
-            <w:color w:val="0000EE"/>
-            <w:u w:val="single"/>
-          </w:rPr>
-          <w:t>5–26</w:t>
-        </w:r>
-      </w:hyperlink>
+      <w:r>
+        <w:rPr>
+          <w:lang w:val="id_ID" w:bidi="id_ID"/>
+        </w:rPr>
+        <w:t>5–26</w:t>
+      </w:r>
       <w:r>
         <w:rPr>
           <w:lang w:val="id_ID" w:bidi="id_ID"/>
@@ -6673,522 +5143,348 @@
         </w:rPr>
         <w:t>Perintah-perintah tersebut hanya disebut sebagai "firman" Tuhan (</w:t>
       </w:r>
-      <w:hyperlink r:id="rId210">
-        <w:r>
-          <w:rPr>
-            <w:lang w:val="id_ID" w:bidi="id_ID"/>
-          </w:rPr>
-          <w:rPr>
-            <w:color w:val="0000EE"/>
-            <w:u w:val="single"/>
-          </w:rPr>
-          <w:t>Kel. 20:1</w:t>
-        </w:r>
-      </w:hyperlink>
+      <w:r>
+        <w:rPr>
+          <w:lang w:val="id_ID" w:bidi="id_ID"/>
+        </w:rPr>
+        <w:t>Kel. 20:1</w:t>
+      </w:r>
       <w:r>
         <w:rPr>
           <w:lang w:val="id_ID" w:bidi="id_ID"/>
         </w:rPr>
         <w:t xml:space="preserve">). Mereka muncul dalam kitab </w:t>
       </w:r>
-      <w:hyperlink r:id="rId240">
-        <w:r>
-          <w:rPr>
-            <w:lang w:val="id_ID" w:bidi="id_ID"/>
-          </w:rPr>
-          <w:rPr>
-            <w:color w:val="0000EE"/>
-            <w:u w:val="single"/>
-          </w:rPr>
-          <w:t>Keluaran 20:1–17</w:t>
-        </w:r>
-      </w:hyperlink>
+      <w:r>
+        <w:rPr>
+          <w:lang w:val="id_ID" w:bidi="id_ID"/>
+        </w:rPr>
+        <w:t>Keluaran 20:1–17</w:t>
+      </w:r>
       <w:r>
         <w:rPr>
           <w:lang w:val="id_ID" w:bidi="id_ID"/>
         </w:rPr>
         <w:t xml:space="preserve"> dan dalam kitab </w:t>
       </w:r>
-      <w:hyperlink r:id="rId241">
-        <w:r>
-          <w:rPr>
-            <w:lang w:val="id_ID" w:bidi="id_ID"/>
-          </w:rPr>
-          <w:rPr>
-            <w:color w:val="0000EE"/>
-            <w:u w:val="single"/>
-          </w:rPr>
-          <w:t>Ulangan 5:6–21</w:t>
-        </w:r>
-      </w:hyperlink>
+      <w:r>
+        <w:rPr>
+          <w:lang w:val="id_ID" w:bidi="id_ID"/>
+        </w:rPr>
+        <w:t>Ulangan 5:6–21</w:t>
+      </w:r>
       <w:r>
         <w:rPr>
           <w:lang w:val="id_ID" w:bidi="id_ID"/>
         </w:rPr>
         <w:t xml:space="preserve">, tetapi variasi kecil dan perintah individu terjadi dalam konteks lain (misalnya, </w:t>
       </w:r>
-      <w:hyperlink r:id="rId242">
-        <w:r>
-          <w:rPr>
-            <w:lang w:val="id_ID" w:bidi="id_ID"/>
-          </w:rPr>
-          <w:rPr>
-            <w:color w:val="0000EE"/>
-            <w:u w:val="single"/>
-          </w:rPr>
-          <w:t>Kel. 34:14, 17, 21</w:t>
-        </w:r>
-      </w:hyperlink>
-      <w:r>
-        <w:rPr>
-          <w:lang w:val="id_ID" w:bidi="id_ID"/>
-        </w:rPr>
-        <w:t xml:space="preserve">; </w:t>
-      </w:r>
-      <w:hyperlink r:id="rId243">
-        <w:r>
-          <w:rPr>
-            <w:lang w:val="id_ID" w:bidi="id_ID"/>
-          </w:rPr>
-          <w:rPr>
-            <w:color w:val="0000EE"/>
-            <w:u w:val="single"/>
-          </w:rPr>
-          <w:t>Im. 19:1–8</w:t>
-        </w:r>
-      </w:hyperlink>
-      <w:r>
-        <w:rPr>
-          <w:lang w:val="id_ID" w:bidi="id_ID"/>
-        </w:rPr>
-        <w:t xml:space="preserve">; </w:t>
-      </w:r>
-      <w:hyperlink r:id="rId244">
-        <w:r>
-          <w:rPr>
-            <w:lang w:val="id_ID" w:bidi="id_ID"/>
-          </w:rPr>
-          <w:rPr>
-            <w:color w:val="0000EE"/>
-            <w:u w:val="single"/>
-          </w:rPr>
-          <w:t>Ul. 27:15–16</w:t>
-        </w:r>
-      </w:hyperlink>
+      <w:r>
+        <w:rPr>
+          <w:lang w:val="id_ID" w:bidi="id_ID"/>
+        </w:rPr>
+        <w:t>Kel. 34:14, 17, 21</w:t>
+      </w:r>
+      <w:r>
+        <w:rPr>
+          <w:lang w:val="id_ID" w:bidi="id_ID"/>
+        </w:rPr>
+        <w:t xml:space="preserve">; </w:t>
+      </w:r>
+      <w:r>
+        <w:rPr>
+          <w:lang w:val="id_ID" w:bidi="id_ID"/>
+        </w:rPr>
+        <w:t>Im. 19:1–8</w:t>
+      </w:r>
+      <w:r>
+        <w:rPr>
+          <w:lang w:val="id_ID" w:bidi="id_ID"/>
+        </w:rPr>
+        <w:t xml:space="preserve">; </w:t>
+      </w:r>
+      <w:r>
+        <w:rPr>
+          <w:lang w:val="id_ID" w:bidi="id_ID"/>
+        </w:rPr>
+        <w:t>Ul. 27:15–16</w:t>
+      </w:r>
       <w:r>
         <w:rPr>
           <w:lang w:val="id_ID" w:bidi="id_ID"/>
         </w:rPr>
         <w:t>). Sebagai bagian dari perjanjian, perintah-perintah tersebut pertama kali ditujukan kepada Israel; mereka sekarang menjadi dasar moralitas dalam Kekristenan. Relevansi abadi dari hukum moral jelas dalam PB. Tuhan kita menetapkan otoritas-Nya sebagai penafsir semua perintah (</w:t>
       </w:r>
-      <w:hyperlink r:id="rId245">
-        <w:r>
-          <w:rPr>
-            <w:lang w:val="id_ID" w:bidi="id_ID"/>
-          </w:rPr>
-          <w:rPr>
-            <w:color w:val="0000EE"/>
-            <w:u w:val="single"/>
-          </w:rPr>
-          <w:t>Mat. 5:17–48</w:t>
-        </w:r>
-      </w:hyperlink>
-      <w:r>
-        <w:rPr>
-          <w:lang w:val="id_ID" w:bidi="id_ID"/>
-        </w:rPr>
-        <w:t xml:space="preserve">; </w:t>
-      </w:r>
-      <w:hyperlink r:id="rId246">
-        <w:r>
-          <w:rPr>
-            <w:lang w:val="id_ID" w:bidi="id_ID"/>
-          </w:rPr>
-          <w:rPr>
-            <w:color w:val="0000EE"/>
-            <w:u w:val="single"/>
-          </w:rPr>
-          <w:t>12:1–14</w:t>
-        </w:r>
-      </w:hyperlink>
-      <w:r>
-        <w:rPr>
-          <w:lang w:val="id_ID" w:bidi="id_ID"/>
-        </w:rPr>
-        <w:t xml:space="preserve">; </w:t>
-      </w:r>
-      <w:hyperlink r:id="rId247">
-        <w:r>
-          <w:rPr>
-            <w:lang w:val="id_ID" w:bidi="id_ID"/>
-          </w:rPr>
-          <w:rPr>
-            <w:color w:val="0000EE"/>
-            <w:u w:val="single"/>
-          </w:rPr>
-          <w:t>23:23–24</w:t>
-        </w:r>
-      </w:hyperlink>
+      <w:r>
+        <w:rPr>
+          <w:lang w:val="id_ID" w:bidi="id_ID"/>
+        </w:rPr>
+        <w:t>Mat. 5:17–48</w:t>
+      </w:r>
+      <w:r>
+        <w:rPr>
+          <w:lang w:val="id_ID" w:bidi="id_ID"/>
+        </w:rPr>
+        <w:t xml:space="preserve">; </w:t>
+      </w:r>
+      <w:r>
+        <w:rPr>
+          <w:lang w:val="id_ID" w:bidi="id_ID"/>
+        </w:rPr>
+        <w:t>12:1–14</w:t>
+      </w:r>
+      <w:r>
+        <w:rPr>
+          <w:lang w:val="id_ID" w:bidi="id_ID"/>
+        </w:rPr>
+        <w:t xml:space="preserve">; </w:t>
+      </w:r>
+      <w:r>
+        <w:rPr>
+          <w:lang w:val="id_ID" w:bidi="id_ID"/>
+        </w:rPr>
+        <w:t>23:23–24</w:t>
+      </w:r>
       <w:r>
         <w:rPr>
           <w:lang w:val="id_ID" w:bidi="id_ID"/>
         </w:rPr>
         <w:t xml:space="preserve">). Dia meringkas hukum dalam istilah cinta kepada Allah dan manusia (bdk. </w:t>
       </w:r>
-      <w:hyperlink r:id="rId248">
-        <w:r>
-          <w:rPr>
-            <w:lang w:val="id_ID" w:bidi="id_ID"/>
-          </w:rPr>
-          <w:rPr>
-            <w:color w:val="0000EE"/>
-            <w:u w:val="single"/>
-          </w:rPr>
-          <w:t>Mat. 22:37–40</w:t>
-        </w:r>
-      </w:hyperlink>
-      <w:r>
-        <w:rPr>
-          <w:lang w:val="id_ID" w:bidi="id_ID"/>
-        </w:rPr>
-        <w:t xml:space="preserve">; </w:t>
-      </w:r>
-      <w:hyperlink r:id="rId249">
-        <w:r>
-          <w:rPr>
-            <w:lang w:val="id_ID" w:bidi="id_ID"/>
-          </w:rPr>
-          <w:rPr>
-            <w:color w:val="0000EE"/>
-            <w:u w:val="single"/>
-          </w:rPr>
-          <w:t>Mrk. 12:28–34</w:t>
-        </w:r>
-      </w:hyperlink>
-      <w:r>
-        <w:rPr>
-          <w:lang w:val="id_ID" w:bidi="id_ID"/>
-        </w:rPr>
-        <w:t xml:space="preserve">; </w:t>
-      </w:r>
-      <w:hyperlink r:id="rId250">
-        <w:r>
-          <w:rPr>
-            <w:lang w:val="id_ID" w:bidi="id_ID"/>
-          </w:rPr>
-          <w:rPr>
-            <w:color w:val="0000EE"/>
-            <w:u w:val="single"/>
-          </w:rPr>
-          <w:t>Luk. 10:27</w:t>
-        </w:r>
-      </w:hyperlink>
+      <w:r>
+        <w:rPr>
+          <w:lang w:val="id_ID" w:bidi="id_ID"/>
+        </w:rPr>
+        <w:t>Mat. 22:37–40</w:t>
+      </w:r>
+      <w:r>
+        <w:rPr>
+          <w:lang w:val="id_ID" w:bidi="id_ID"/>
+        </w:rPr>
+        <w:t xml:space="preserve">; </w:t>
+      </w:r>
+      <w:r>
+        <w:rPr>
+          <w:lang w:val="id_ID" w:bidi="id_ID"/>
+        </w:rPr>
+        <w:t>Mrk. 12:28–34</w:t>
+      </w:r>
+      <w:r>
+        <w:rPr>
+          <w:lang w:val="id_ID" w:bidi="id_ID"/>
+        </w:rPr>
+        <w:t xml:space="preserve">; </w:t>
+      </w:r>
+      <w:r>
+        <w:rPr>
+          <w:lang w:val="id_ID" w:bidi="id_ID"/>
+        </w:rPr>
+        <w:t>Luk. 10:27</w:t>
+      </w:r>
       <w:r>
         <w:rPr>
           <w:lang w:val="id_ID" w:bidi="id_ID"/>
         </w:rPr>
         <w:t xml:space="preserve">; bdk. </w:t>
       </w:r>
-      <w:hyperlink r:id="rId251">
-        <w:r>
-          <w:rPr>
-            <w:lang w:val="id_ID" w:bidi="id_ID"/>
-          </w:rPr>
-          <w:rPr>
-            <w:color w:val="0000EE"/>
-            <w:u w:val="single"/>
-          </w:rPr>
-          <w:t>Rm. 13:8–9</w:t>
-        </w:r>
-      </w:hyperlink>
-      <w:r>
-        <w:rPr>
-          <w:lang w:val="id_ID" w:bidi="id_ID"/>
-        </w:rPr>
-        <w:t xml:space="preserve">; </w:t>
-      </w:r>
-      <w:hyperlink r:id="rId252">
-        <w:r>
-          <w:rPr>
-            <w:lang w:val="id_ID" w:bidi="id_ID"/>
-          </w:rPr>
-          <w:rPr>
-            <w:color w:val="0000EE"/>
-            <w:u w:val="single"/>
-          </w:rPr>
-          <w:t>Gal. 5:14</w:t>
-        </w:r>
-      </w:hyperlink>
+      <w:r>
+        <w:rPr>
+          <w:lang w:val="id_ID" w:bidi="id_ID"/>
+        </w:rPr>
+        <w:t>Rm. 13:8–9</w:t>
+      </w:r>
+      <w:r>
+        <w:rPr>
+          <w:lang w:val="id_ID" w:bidi="id_ID"/>
+        </w:rPr>
+        <w:t xml:space="preserve">; </w:t>
+      </w:r>
+      <w:r>
+        <w:rPr>
+          <w:lang w:val="id_ID" w:bidi="id_ID"/>
+        </w:rPr>
+        <w:t>Gal. 5:14</w:t>
+      </w:r>
       <w:r>
         <w:rPr>
           <w:lang w:val="id_ID" w:bidi="id_ID"/>
         </w:rPr>
         <w:t>). Karena Dia juga adalah Tuhan atas hari Sabat, hari Sabat tidak dapat dipisahkan dari perintah-perintah lainnya (</w:t>
       </w:r>
-      <w:hyperlink r:id="rId253">
-        <w:r>
-          <w:rPr>
-            <w:lang w:val="id_ID" w:bidi="id_ID"/>
-          </w:rPr>
-          <w:rPr>
-            <w:color w:val="0000EE"/>
-            <w:u w:val="single"/>
-          </w:rPr>
-          <w:t>Mat. 12:8</w:t>
-        </w:r>
-      </w:hyperlink>
+      <w:r>
+        <w:rPr>
+          <w:lang w:val="id_ID" w:bidi="id_ID"/>
+        </w:rPr>
+        <w:t>Mat. 12:8</w:t>
+      </w:r>
       <w:r>
         <w:rPr>
           <w:lang w:val="id_ID" w:bidi="id_ID"/>
         </w:rPr>
         <w:t xml:space="preserve">). Rasul Paulus juga menegakkan hukum, karena "etika Roh"-nya mencerminkan internalisasi hukum Tuhan dalam hati orang-orang percaya (bdk. </w:t>
       </w:r>
-      <w:hyperlink r:id="rId254">
-        <w:r>
-          <w:rPr>
-            <w:lang w:val="id_ID" w:bidi="id_ID"/>
-          </w:rPr>
-          <w:rPr>
-            <w:color w:val="0000EE"/>
-            <w:u w:val="single"/>
-          </w:rPr>
-          <w:t>Rm. 8:1–17</w:t>
-        </w:r>
-      </w:hyperlink>
-      <w:r>
-        <w:rPr>
-          <w:lang w:val="id_ID" w:bidi="id_ID"/>
-        </w:rPr>
-        <w:t xml:space="preserve">; </w:t>
-      </w:r>
-      <w:hyperlink r:id="rId255">
-        <w:r>
-          <w:rPr>
-            <w:lang w:val="id_ID" w:bidi="id_ID"/>
-          </w:rPr>
-          <w:rPr>
-            <w:color w:val="0000EE"/>
-            <w:u w:val="single"/>
-          </w:rPr>
-          <w:t>12:1–15:13</w:t>
-        </w:r>
-      </w:hyperlink>
-      <w:r>
-        <w:rPr>
-          <w:lang w:val="id_ID" w:bidi="id_ID"/>
-        </w:rPr>
-        <w:t xml:space="preserve">; </w:t>
-      </w:r>
-      <w:hyperlink r:id="rId256">
-        <w:r>
-          <w:rPr>
-            <w:lang w:val="id_ID" w:bidi="id_ID"/>
-          </w:rPr>
-          <w:rPr>
-            <w:color w:val="0000EE"/>
-            <w:u w:val="single"/>
-          </w:rPr>
-          <w:t>1Kor. 2:6–16</w:t>
-        </w:r>
-      </w:hyperlink>
-      <w:r>
-        <w:rPr>
-          <w:lang w:val="id_ID" w:bidi="id_ID"/>
-        </w:rPr>
-        <w:t xml:space="preserve">; </w:t>
-      </w:r>
-      <w:hyperlink r:id="rId257">
-        <w:r>
-          <w:rPr>
-            <w:lang w:val="id_ID" w:bidi="id_ID"/>
-          </w:rPr>
-          <w:rPr>
-            <w:color w:val="0000EE"/>
-            <w:u w:val="single"/>
-          </w:rPr>
-          <w:t>5:1–8</w:t>
-        </w:r>
-      </w:hyperlink>
-      <w:r>
-        <w:rPr>
-          <w:lang w:val="id_ID" w:bidi="id_ID"/>
-        </w:rPr>
-        <w:t xml:space="preserve">; </w:t>
-      </w:r>
-      <w:hyperlink r:id="rId258">
-        <w:r>
-          <w:rPr>
-            <w:lang w:val="id_ID" w:bidi="id_ID"/>
-          </w:rPr>
-          <w:rPr>
-            <w:color w:val="0000EE"/>
-            <w:u w:val="single"/>
-          </w:rPr>
-          <w:t>10:23–11:1</w:t>
-        </w:r>
-      </w:hyperlink>
-      <w:r>
-        <w:rPr>
-          <w:lang w:val="id_ID" w:bidi="id_ID"/>
-        </w:rPr>
-        <w:t xml:space="preserve">; </w:t>
-      </w:r>
-      <w:hyperlink r:id="rId259">
-        <w:r>
-          <w:rPr>
-            <w:lang w:val="id_ID" w:bidi="id_ID"/>
-          </w:rPr>
-          <w:rPr>
-            <w:color w:val="0000EE"/>
-            <w:u w:val="single"/>
-          </w:rPr>
-          <w:t>Gal. 5:13–6:10</w:t>
-        </w:r>
-      </w:hyperlink>
-      <w:r>
-        <w:rPr>
-          <w:lang w:val="id_ID" w:bidi="id_ID"/>
-        </w:rPr>
-        <w:t xml:space="preserve">; </w:t>
-      </w:r>
-      <w:hyperlink r:id="rId260">
-        <w:r>
-          <w:rPr>
-            <w:lang w:val="id_ID" w:bidi="id_ID"/>
-          </w:rPr>
-          <w:rPr>
-            <w:color w:val="0000EE"/>
-            <w:u w:val="single"/>
-          </w:rPr>
-          <w:t>Ef. 4:17–6:9</w:t>
-        </w:r>
-      </w:hyperlink>
-      <w:r>
-        <w:rPr>
-          <w:lang w:val="id_ID" w:bidi="id_ID"/>
-        </w:rPr>
-        <w:t xml:space="preserve">; </w:t>
-      </w:r>
-      <w:hyperlink r:id="rId261">
-        <w:r>
-          <w:rPr>
-            <w:lang w:val="id_ID" w:bidi="id_ID"/>
-          </w:rPr>
-          <w:rPr>
-            <w:color w:val="0000EE"/>
-            <w:u w:val="single"/>
-          </w:rPr>
-          <w:t>Flp. 2:1–18</w:t>
-        </w:r>
-      </w:hyperlink>
-      <w:r>
-        <w:rPr>
-          <w:lang w:val="id_ID" w:bidi="id_ID"/>
-        </w:rPr>
-        <w:t xml:space="preserve">; </w:t>
-      </w:r>
-      <w:hyperlink r:id="rId262">
-        <w:r>
-          <w:rPr>
-            <w:lang w:val="id_ID" w:bidi="id_ID"/>
-          </w:rPr>
-          <w:rPr>
-            <w:color w:val="0000EE"/>
-            <w:u w:val="single"/>
-          </w:rPr>
-          <w:t>Kol. 3:1–4:6</w:t>
-        </w:r>
-      </w:hyperlink>
-      <w:r>
-        <w:rPr>
-          <w:lang w:val="id_ID" w:bidi="id_ID"/>
-        </w:rPr>
-        <w:t xml:space="preserve">; </w:t>
-      </w:r>
-      <w:hyperlink r:id="rId263">
-        <w:r>
-          <w:rPr>
-            <w:lang w:val="id_ID" w:bidi="id_ID"/>
-          </w:rPr>
-          <w:rPr>
-            <w:color w:val="0000EE"/>
-            <w:u w:val="single"/>
-          </w:rPr>
-          <w:t>1Tes. 4:1–12</w:t>
-        </w:r>
-      </w:hyperlink>
-      <w:r>
-        <w:rPr>
-          <w:lang w:val="id_ID" w:bidi="id_ID"/>
-        </w:rPr>
-        <w:t xml:space="preserve">; </w:t>
-      </w:r>
-      <w:hyperlink r:id="rId264">
-        <w:r>
-          <w:rPr>
-            <w:lang w:val="id_ID" w:bidi="id_ID"/>
-          </w:rPr>
-          <w:rPr>
-            <w:color w:val="0000EE"/>
-            <w:u w:val="single"/>
-          </w:rPr>
-          <w:t>5:12–24</w:t>
-        </w:r>
-      </w:hyperlink>
-      <w:r>
-        <w:rPr>
-          <w:lang w:val="id_ID" w:bidi="id_ID"/>
-        </w:rPr>
-        <w:t xml:space="preserve">; </w:t>
-      </w:r>
-      <w:hyperlink r:id="rId265">
-        <w:r>
-          <w:rPr>
-            <w:lang w:val="id_ID" w:bidi="id_ID"/>
-          </w:rPr>
-          <w:rPr>
-            <w:color w:val="0000EE"/>
-            <w:u w:val="single"/>
-          </w:rPr>
-          <w:t>2Tes. 3:6–15</w:t>
-        </w:r>
-      </w:hyperlink>
-      <w:r>
-        <w:rPr>
-          <w:lang w:val="id_ID" w:bidi="id_ID"/>
-        </w:rPr>
-        <w:t xml:space="preserve">; </w:t>
-      </w:r>
-      <w:hyperlink r:id="rId266">
-        <w:r>
-          <w:rPr>
-            <w:lang w:val="id_ID" w:bidi="id_ID"/>
-          </w:rPr>
-          <w:rPr>
-            <w:color w:val="0000EE"/>
-            <w:u w:val="single"/>
-          </w:rPr>
-          <w:t>1Tim. 6:3–10</w:t>
-        </w:r>
-      </w:hyperlink>
-      <w:r>
-        <w:rPr>
-          <w:lang w:val="id_ID" w:bidi="id_ID"/>
-        </w:rPr>
-        <w:t xml:space="preserve">; </w:t>
-      </w:r>
-      <w:hyperlink r:id="rId267">
-        <w:r>
-          <w:rPr>
-            <w:lang w:val="id_ID" w:bidi="id_ID"/>
-          </w:rPr>
-          <w:rPr>
-            <w:color w:val="0000EE"/>
-            <w:u w:val="single"/>
-          </w:rPr>
-          <w:t>Tit. 3:1–11</w:t>
-        </w:r>
-      </w:hyperlink>
+      <w:r>
+        <w:rPr>
+          <w:lang w:val="id_ID" w:bidi="id_ID"/>
+        </w:rPr>
+        <w:t>Rm. 8:1–17</w:t>
+      </w:r>
+      <w:r>
+        <w:rPr>
+          <w:lang w:val="id_ID" w:bidi="id_ID"/>
+        </w:rPr>
+        <w:t xml:space="preserve">; </w:t>
+      </w:r>
+      <w:r>
+        <w:rPr>
+          <w:lang w:val="id_ID" w:bidi="id_ID"/>
+        </w:rPr>
+        <w:t>12:1–15:13</w:t>
+      </w:r>
+      <w:r>
+        <w:rPr>
+          <w:lang w:val="id_ID" w:bidi="id_ID"/>
+        </w:rPr>
+        <w:t xml:space="preserve">; </w:t>
+      </w:r>
+      <w:r>
+        <w:rPr>
+          <w:lang w:val="id_ID" w:bidi="id_ID"/>
+        </w:rPr>
+        <w:t>1Kor. 2:6–16</w:t>
+      </w:r>
+      <w:r>
+        <w:rPr>
+          <w:lang w:val="id_ID" w:bidi="id_ID"/>
+        </w:rPr>
+        <w:t xml:space="preserve">; </w:t>
+      </w:r>
+      <w:r>
+        <w:rPr>
+          <w:lang w:val="id_ID" w:bidi="id_ID"/>
+        </w:rPr>
+        <w:t>5:1–8</w:t>
+      </w:r>
+      <w:r>
+        <w:rPr>
+          <w:lang w:val="id_ID" w:bidi="id_ID"/>
+        </w:rPr>
+        <w:t xml:space="preserve">; </w:t>
+      </w:r>
+      <w:r>
+        <w:rPr>
+          <w:lang w:val="id_ID" w:bidi="id_ID"/>
+        </w:rPr>
+        <w:t>10:23–11:1</w:t>
+      </w:r>
+      <w:r>
+        <w:rPr>
+          <w:lang w:val="id_ID" w:bidi="id_ID"/>
+        </w:rPr>
+        <w:t xml:space="preserve">; </w:t>
+      </w:r>
+      <w:r>
+        <w:rPr>
+          <w:lang w:val="id_ID" w:bidi="id_ID"/>
+        </w:rPr>
+        <w:t>Gal. 5:13–6:10</w:t>
+      </w:r>
+      <w:r>
+        <w:rPr>
+          <w:lang w:val="id_ID" w:bidi="id_ID"/>
+        </w:rPr>
+        <w:t xml:space="preserve">; </w:t>
+      </w:r>
+      <w:r>
+        <w:rPr>
+          <w:lang w:val="id_ID" w:bidi="id_ID"/>
+        </w:rPr>
+        <w:t>Ef. 4:17–6:9</w:t>
+      </w:r>
+      <w:r>
+        <w:rPr>
+          <w:lang w:val="id_ID" w:bidi="id_ID"/>
+        </w:rPr>
+        <w:t xml:space="preserve">; </w:t>
+      </w:r>
+      <w:r>
+        <w:rPr>
+          <w:lang w:val="id_ID" w:bidi="id_ID"/>
+        </w:rPr>
+        <w:t>Flp. 2:1–18</w:t>
+      </w:r>
+      <w:r>
+        <w:rPr>
+          <w:lang w:val="id_ID" w:bidi="id_ID"/>
+        </w:rPr>
+        <w:t xml:space="preserve">; </w:t>
+      </w:r>
+      <w:r>
+        <w:rPr>
+          <w:lang w:val="id_ID" w:bidi="id_ID"/>
+        </w:rPr>
+        <w:t>Kol. 3:1–4:6</w:t>
+      </w:r>
+      <w:r>
+        <w:rPr>
+          <w:lang w:val="id_ID" w:bidi="id_ID"/>
+        </w:rPr>
+        <w:t xml:space="preserve">; </w:t>
+      </w:r>
+      <w:r>
+        <w:rPr>
+          <w:lang w:val="id_ID" w:bidi="id_ID"/>
+        </w:rPr>
+        <w:t>1Tes. 4:1–12</w:t>
+      </w:r>
+      <w:r>
+        <w:rPr>
+          <w:lang w:val="id_ID" w:bidi="id_ID"/>
+        </w:rPr>
+        <w:t xml:space="preserve">; </w:t>
+      </w:r>
+      <w:r>
+        <w:rPr>
+          <w:lang w:val="id_ID" w:bidi="id_ID"/>
+        </w:rPr>
+        <w:t>5:12–24</w:t>
+      </w:r>
+      <w:r>
+        <w:rPr>
+          <w:lang w:val="id_ID" w:bidi="id_ID"/>
+        </w:rPr>
+        <w:t xml:space="preserve">; </w:t>
+      </w:r>
+      <w:r>
+        <w:rPr>
+          <w:lang w:val="id_ID" w:bidi="id_ID"/>
+        </w:rPr>
+        <w:t>2Tes. 3:6–15</w:t>
+      </w:r>
+      <w:r>
+        <w:rPr>
+          <w:lang w:val="id_ID" w:bidi="id_ID"/>
+        </w:rPr>
+        <w:t xml:space="preserve">; </w:t>
+      </w:r>
+      <w:r>
+        <w:rPr>
+          <w:lang w:val="id_ID" w:bidi="id_ID"/>
+        </w:rPr>
+        <w:t>1Tim. 6:3–10</w:t>
+      </w:r>
+      <w:r>
+        <w:rPr>
+          <w:lang w:val="id_ID" w:bidi="id_ID"/>
+        </w:rPr>
+        <w:t xml:space="preserve">; </w:t>
+      </w:r>
+      <w:r>
+        <w:rPr>
+          <w:lang w:val="id_ID" w:bidi="id_ID"/>
+        </w:rPr>
+        <w:t>Tit. 3:1–11</w:t>
+      </w:r>
       <w:r>
         <w:rPr>
           <w:lang w:val="id_ID" w:bidi="id_ID"/>
@@ -7209,36 +5505,24 @@
         </w:rPr>
         <w:t>Perintah-perintah itu ditulis di kedua sisi dari dua loh oleh Tuhan (</w:t>
       </w:r>
-      <w:hyperlink r:id="rId187">
-        <w:r>
-          <w:rPr>
-            <w:lang w:val="id_ID" w:bidi="id_ID"/>
-          </w:rPr>
-          <w:rPr>
-            <w:color w:val="0000EE"/>
-            <w:u w:val="single"/>
-          </w:rPr>
-          <w:t>Kel. 32:15–16</w:t>
-        </w:r>
-      </w:hyperlink>
+      <w:r>
+        <w:rPr>
+          <w:lang w:val="id_ID" w:bidi="id_ID"/>
+        </w:rPr>
+        <w:t>Kel. 32:15–16</w:t>
+      </w:r>
       <w:r>
         <w:rPr>
           <w:lang w:val="id_ID" w:bidi="id_ID"/>
         </w:rPr>
         <w:t>). Tidak jelas apakah loh-loh itu adalah salinan duplikat, bagaimana perintah-perintah itu dibagi, dan bagaimana perintah-perintah itu diberi nomor. Dua loh batu disimpan dalam tabut perjanjian sebagai kesaksian perjanjian (</w:t>
       </w:r>
-      <w:hyperlink r:id="rId268">
-        <w:r>
-          <w:rPr>
-            <w:lang w:val="id_ID" w:bidi="id_ID"/>
-          </w:rPr>
-          <w:rPr>
-            <w:color w:val="0000EE"/>
-            <w:u w:val="single"/>
-          </w:rPr>
-          <w:t>Kel. 40:20</w:t>
-        </w:r>
-      </w:hyperlink>
+      <w:r>
+        <w:rPr>
+          <w:lang w:val="id_ID" w:bidi="id_ID"/>
+        </w:rPr>
+        <w:t>Kel. 40:20</w:t>
+      </w:r>
       <w:r>
         <w:rPr>
           <w:lang w:val="id_ID" w:bidi="id_ID"/>
@@ -7256,18 +5540,12 @@
         </w:rPr>
         <w:t>Kitab Perjanjian (</w:t>
       </w:r>
-      <w:hyperlink r:id="rId269">
-        <w:r>
-          <w:rPr>
-            <w:lang w:val="id_ID" w:bidi="id_ID"/>
-          </w:rPr>
-          <w:rPr>
-            <w:color w:val="0000EE"/>
-            <w:u w:val="single"/>
-          </w:rPr>
-          <w:t>Kel. 20:23–23:19</w:t>
-        </w:r>
-      </w:hyperlink>
+      <w:r>
+        <w:rPr>
+          <w:lang w:val="id_ID" w:bidi="id_ID"/>
+        </w:rPr>
+        <w:t>Kel. 20:23–23:19</w:t>
+      </w:r>
       <w:r>
         <w:rPr>
           <w:lang w:val="id_ID" w:bidi="id_ID"/>
@@ -7288,54 +5566,36 @@
         </w:rPr>
         <w:t>Tujuan dari kode perjanjian adalah untuk mencontohkan dan menggerakkan mesin hukum yang memungkinkan Israel menjadi sebuah bangsa mencerminkan kepedulian Allah terhadap keadilan, cinta, damai, dan nilai kehidupan. Hukum-hukum dalam Buku Perjanjian sebagian besar bersifat kasuistik. Mereka mengatur kehidupan dalam masyarakat agraris dengan pelayan, keledai, banteng, lembu, domba, dan ladang gandum. Peraturan tersebut berkaitan dengan hubungan dengan wanita (termasuk janda), orang asing, yatim piatu; dengan masalah hukum (tanggung jawab, kerusakan, kepemilikan); serta dengan kewajiban agama (mezbah, Sabat). Seringkali hukum mengharuskan restitusi, tetapi restitusi tidak berlaku ketika melibatkan kehidupan manusia (</w:t>
       </w:r>
-      <w:hyperlink r:id="rId270">
-        <w:r>
-          <w:rPr>
-            <w:lang w:val="id_ID" w:bidi="id_ID"/>
-          </w:rPr>
-          <w:rPr>
-            <w:color w:val="0000EE"/>
-            <w:u w:val="single"/>
-          </w:rPr>
-          <w:t>Kel. 21:12–29</w:t>
-        </w:r>
-      </w:hyperlink>
-      <w:r>
-        <w:rPr>
-          <w:lang w:val="id_ID" w:bidi="id_ID"/>
-        </w:rPr>
-        <w:t xml:space="preserve">; </w:t>
-      </w:r>
-      <w:hyperlink r:id="rId271">
-        <w:r>
-          <w:rPr>
-            <w:lang w:val="id_ID" w:bidi="id_ID"/>
-          </w:rPr>
-          <w:rPr>
-            <w:color w:val="0000EE"/>
-            <w:u w:val="single"/>
-          </w:rPr>
-          <w:t>22:2–3</w:t>
-        </w:r>
-      </w:hyperlink>
+      <w:r>
+        <w:rPr>
+          <w:lang w:val="id_ID" w:bidi="id_ID"/>
+        </w:rPr>
+        <w:t>Kel. 21:12–29</w:t>
+      </w:r>
+      <w:r>
+        <w:rPr>
+          <w:lang w:val="id_ID" w:bidi="id_ID"/>
+        </w:rPr>
+        <w:t xml:space="preserve">; </w:t>
+      </w:r>
+      <w:r>
+        <w:rPr>
+          <w:lang w:val="id_ID" w:bidi="id_ID"/>
+        </w:rPr>
+        <w:t>22:2–3</w:t>
+      </w:r>
       <w:r>
         <w:rPr>
           <w:lang w:val="id_ID" w:bidi="id_ID"/>
         </w:rPr>
         <w:t>), terutama ketika melibatkan keluarga seseorang (</w:t>
       </w:r>
-      <w:hyperlink r:id="rId272">
-        <w:r>
-          <w:rPr>
-            <w:lang w:val="id_ID" w:bidi="id_ID"/>
-          </w:rPr>
-          <w:rPr>
-            <w:color w:val="0000EE"/>
-            <w:u w:val="single"/>
-          </w:rPr>
-          <w:t>Kel. 21:15–17, 22–25</w:t>
-        </w:r>
-      </w:hyperlink>
+      <w:r>
+        <w:rPr>
+          <w:lang w:val="id_ID" w:bidi="id_ID"/>
+        </w:rPr>
+        <w:t>Kel. 21:15–17, 22–25</w:t>
+      </w:r>
       <w:r>
         <w:rPr>
           <w:lang w:val="id_ID" w:bidi="id_ID"/>
@@ -7426,72 +5686,48 @@
         </w:rPr>
         <w:t>Perhatian Allah terhadap kekudusan dan kemurnian diungkapkan dalam hukum-hukum keimaman (</w:t>
       </w:r>
-      <w:hyperlink r:id="rId232">
-        <w:r>
-          <w:rPr>
-            <w:lang w:val="id_ID" w:bidi="id_ID"/>
-          </w:rPr>
-          <w:rPr>
-            <w:color w:val="0000EE"/>
-            <w:u w:val="single"/>
-          </w:rPr>
-          <w:t>Kel. 25–31</w:t>
-        </w:r>
-      </w:hyperlink>
-      <w:r>
-        <w:rPr>
-          <w:lang w:val="id_ID" w:bidi="id_ID"/>
-        </w:rPr>
-        <w:t xml:space="preserve">; </w:t>
-      </w:r>
-      <w:hyperlink r:id="rId273">
-        <w:r>
-          <w:rPr>
-            <w:lang w:val="id_ID" w:bidi="id_ID"/>
-          </w:rPr>
-          <w:rPr>
-            <w:color w:val="0000EE"/>
-            <w:u w:val="single"/>
-          </w:rPr>
-          <w:t>35–40</w:t>
-        </w:r>
-      </w:hyperlink>
-      <w:r>
-        <w:rPr>
-          <w:lang w:val="id_ID" w:bidi="id_ID"/>
-        </w:rPr>
-        <w:t xml:space="preserve">; </w:t>
-      </w:r>
-      <w:hyperlink r:id="rId274">
-        <w:r>
-          <w:rPr>
-            <w:lang w:val="id_ID" w:bidi="id_ID"/>
-          </w:rPr>
-          <w:rPr>
-            <w:color w:val="0000EE"/>
-            <w:u w:val="single"/>
-          </w:rPr>
-          <w:t>Im. 1–27</w:t>
-        </w:r>
-      </w:hyperlink>
-      <w:r>
-        <w:rPr>
-          <w:lang w:val="id_ID" w:bidi="id_ID"/>
-        </w:rPr>
-        <w:t xml:space="preserve">; </w:t>
-      </w:r>
-      <w:hyperlink r:id="rId275">
-        <w:r>
-          <w:rPr>
-            <w:lang w:val="id_ID" w:bidi="id_ID"/>
-          </w:rPr>
-          <w:rPr>
-            <w:color w:val="0000EE"/>
-            <w:u w:val="single"/>
-          </w:rPr>
-          <w:t>Bil. 4–10</w:t>
-        </w:r>
-      </w:hyperlink>
+      <w:r>
+        <w:rPr>
+          <w:lang w:val="id_ID" w:bidi="id_ID"/>
+        </w:rPr>
+        <w:t>Kel. 25–31</w:t>
+      </w:r>
+      <w:r>
+        <w:rPr>
+          <w:lang w:val="id_ID" w:bidi="id_ID"/>
+        </w:rPr>
+        <w:t xml:space="preserve">; </w:t>
+      </w:r>
+      <w:r>
+        <w:rPr>
+          <w:lang w:val="id_ID" w:bidi="id_ID"/>
+        </w:rPr>
+        <w:t>35–40</w:t>
+      </w:r>
+      <w:r>
+        <w:rPr>
+          <w:lang w:val="id_ID" w:bidi="id_ID"/>
+        </w:rPr>
+        <w:t xml:space="preserve">; </w:t>
+      </w:r>
+      <w:r>
+        <w:rPr>
+          <w:lang w:val="id_ID" w:bidi="id_ID"/>
+        </w:rPr>
+        <w:t>Im. 1–27</w:t>
+      </w:r>
+      <w:r>
+        <w:rPr>
+          <w:lang w:val="id_ID" w:bidi="id_ID"/>
+        </w:rPr>
+        <w:t xml:space="preserve">; </w:t>
+      </w:r>
+      <w:r>
+        <w:rPr>
+          <w:lang w:val="id_ID" w:bidi="id_ID"/>
+        </w:rPr>
+        <w:t>Bil. 4–10</w:t>
+      </w:r>
       <w:r>
         <w:rPr>
           <w:lang w:val="id_ID" w:bidi="id_ID"/>
@@ -7512,108 +5748,72 @@
         </w:rPr>
         <w:t>Kemah Suci ditempatkan di tengah-tengah perkemahan Israel di padang gurun. Itu melambangkan kehadiran Tuhan di antara umat-Nya. Para imam dan orang Lewi berkemah di sekitar Kemah Suci untuk melayani dan melindungi kekudusan Tuhan. Semua suku ditempatkan di sekitar Kemah Suci, dan meskipun anggota suku tidak memiliki akses ke semua bagian Kemah Suci, mereka harus bersih secara ritual untuk tinggal di perkemahan. Siapa pun yang najis secara ritual (</w:t>
       </w:r>
-      <w:hyperlink r:id="rId276">
-        <w:r>
-          <w:rPr>
-            <w:lang w:val="id_ID" w:bidi="id_ID"/>
-          </w:rPr>
-          <w:rPr>
-            <w:color w:val="0000EE"/>
-            <w:u w:val="single"/>
-          </w:rPr>
-          <w:t>Im. 13:46</w:t>
-        </w:r>
-      </w:hyperlink>
-      <w:r>
-        <w:rPr>
-          <w:lang w:val="id_ID" w:bidi="id_ID"/>
-        </w:rPr>
-        <w:t xml:space="preserve">; </w:t>
-      </w:r>
-      <w:hyperlink r:id="rId277">
-        <w:r>
-          <w:rPr>
-            <w:lang w:val="id_ID" w:bidi="id_ID"/>
-          </w:rPr>
-          <w:rPr>
-            <w:color w:val="0000EE"/>
-            <w:u w:val="single"/>
-          </w:rPr>
-          <w:t>Bil. 5:1–3</w:t>
-        </w:r>
-      </w:hyperlink>
+      <w:r>
+        <w:rPr>
+          <w:lang w:val="id_ID" w:bidi="id_ID"/>
+        </w:rPr>
+        <w:t>Im. 13:46</w:t>
+      </w:r>
+      <w:r>
+        <w:rPr>
+          <w:lang w:val="id_ID" w:bidi="id_ID"/>
+        </w:rPr>
+        <w:t xml:space="preserve">; </w:t>
+      </w:r>
+      <w:r>
+        <w:rPr>
+          <w:lang w:val="id_ID" w:bidi="id_ID"/>
+        </w:rPr>
+        <w:t>Bil. 5:1–3</w:t>
+      </w:r>
       <w:r>
         <w:rPr>
           <w:lang w:val="id_ID" w:bidi="id_ID"/>
         </w:rPr>
         <w:t>) atau telah berdosa berat ditempatkan di luar perkemahan (</w:t>
       </w:r>
-      <w:hyperlink r:id="rId278">
-        <w:r>
-          <w:rPr>
-            <w:lang w:val="id_ID" w:bidi="id_ID"/>
-          </w:rPr>
-          <w:rPr>
-            <w:color w:val="0000EE"/>
-            <w:u w:val="single"/>
-          </w:rPr>
-          <w:t>Im. 24:10–23</w:t>
-        </w:r>
-      </w:hyperlink>
-      <w:r>
-        <w:rPr>
-          <w:lang w:val="id_ID" w:bidi="id_ID"/>
-        </w:rPr>
-        <w:t xml:space="preserve">; </w:t>
-      </w:r>
-      <w:hyperlink r:id="rId279">
-        <w:r>
-          <w:rPr>
-            <w:lang w:val="id_ID" w:bidi="id_ID"/>
-          </w:rPr>
-          <w:rPr>
-            <w:color w:val="0000EE"/>
-            <w:u w:val="single"/>
-          </w:rPr>
-          <w:t>Bil. 15:32–36</w:t>
-        </w:r>
-      </w:hyperlink>
+      <w:r>
+        <w:rPr>
+          <w:lang w:val="id_ID" w:bidi="id_ID"/>
+        </w:rPr>
+        <w:t>Im. 24:10–23</w:t>
+      </w:r>
+      <w:r>
+        <w:rPr>
+          <w:lang w:val="id_ID" w:bidi="id_ID"/>
+        </w:rPr>
+        <w:t xml:space="preserve">; </w:t>
+      </w:r>
+      <w:r>
+        <w:rPr>
+          <w:lang w:val="id_ID" w:bidi="id_ID"/>
+        </w:rPr>
+        <w:t>Bil. 15:32–36</w:t>
+      </w:r>
       <w:r>
         <w:rPr>
           <w:lang w:val="id_ID" w:bidi="id_ID"/>
         </w:rPr>
         <w:t>). Peraturan ini bahkan menyangkut benda-benda yang telah menjadi najis (</w:t>
       </w:r>
-      <w:hyperlink r:id="rId280">
-        <w:r>
-          <w:rPr>
-            <w:lang w:val="id_ID" w:bidi="id_ID"/>
-          </w:rPr>
-          <w:rPr>
-            <w:color w:val="0000EE"/>
-            <w:u w:val="single"/>
-          </w:rPr>
-          <w:t>Im. 8:17</w:t>
-        </w:r>
-      </w:hyperlink>
-      <w:r>
-        <w:rPr>
-          <w:lang w:val="id_ID" w:bidi="id_ID"/>
-        </w:rPr>
-        <w:t xml:space="preserve">; </w:t>
-      </w:r>
-      <w:hyperlink r:id="rId281">
-        <w:r>
-          <w:rPr>
-            <w:lang w:val="id_ID" w:bidi="id_ID"/>
-          </w:rPr>
-          <w:rPr>
-            <w:color w:val="0000EE"/>
-            <w:u w:val="single"/>
-          </w:rPr>
-          <w:t>9:11</w:t>
-        </w:r>
-      </w:hyperlink>
+      <w:r>
+        <w:rPr>
+          <w:lang w:val="id_ID" w:bidi="id_ID"/>
+        </w:rPr>
+        <w:t>Im. 8:17</w:t>
+      </w:r>
+      <w:r>
+        <w:rPr>
+          <w:lang w:val="id_ID" w:bidi="id_ID"/>
+        </w:rPr>
+        <w:t xml:space="preserve">; </w:t>
+      </w:r>
+      <w:r>
+        <w:rPr>
+          <w:lang w:val="id_ID" w:bidi="id_ID"/>
+        </w:rPr>
+        <w:t>9:11</w:t>
+      </w:r>
       <w:r>
         <w:rPr>
           <w:lang w:val="id_ID" w:bidi="id_ID"/>
@@ -7634,72 +5834,48 @@
         </w:rPr>
         <w:t>Melalui persembahan dan pengorbanan yang ditentukan (</w:t>
       </w:r>
-      <w:hyperlink r:id="rId282">
-        <w:r>
-          <w:rPr>
-            <w:lang w:val="id_ID" w:bidi="id_ID"/>
-          </w:rPr>
-          <w:rPr>
-            <w:color w:val="0000EE"/>
-            <w:u w:val="single"/>
-          </w:rPr>
-          <w:t>Im. 1–7</w:t>
-        </w:r>
-      </w:hyperlink>
-      <w:r>
-        <w:rPr>
-          <w:lang w:val="id_ID" w:bidi="id_ID"/>
-        </w:rPr>
-        <w:t xml:space="preserve">; </w:t>
-      </w:r>
-      <w:hyperlink r:id="rId283">
-        <w:r>
-          <w:rPr>
-            <w:lang w:val="id_ID" w:bidi="id_ID"/>
-          </w:rPr>
-          <w:rPr>
-            <w:color w:val="0000EE"/>
-            <w:u w:val="single"/>
-          </w:rPr>
-          <w:t>16</w:t>
-        </w:r>
-      </w:hyperlink>
-      <w:r>
-        <w:rPr>
-          <w:lang w:val="id_ID" w:bidi="id_ID"/>
-        </w:rPr>
-        <w:t xml:space="preserve">; </w:t>
-      </w:r>
-      <w:hyperlink r:id="rId284">
-        <w:r>
-          <w:rPr>
-            <w:lang w:val="id_ID" w:bidi="id_ID"/>
-          </w:rPr>
-          <w:rPr>
-            <w:color w:val="0000EE"/>
-            <w:u w:val="single"/>
-          </w:rPr>
-          <w:t>Bil. 15:1–31</w:t>
-        </w:r>
-      </w:hyperlink>
-      <w:r>
-        <w:rPr>
-          <w:lang w:val="id_ID" w:bidi="id_ID"/>
-        </w:rPr>
-        <w:t xml:space="preserve">; </w:t>
-      </w:r>
-      <w:hyperlink r:id="rId285">
-        <w:r>
-          <w:rPr>
-            <w:lang w:val="id_ID" w:bidi="id_ID"/>
-          </w:rPr>
-          <w:rPr>
-            <w:color w:val="0000EE"/>
-            <w:u w:val="single"/>
-          </w:rPr>
-          <w:t>28</w:t>
-        </w:r>
-      </w:hyperlink>
+      <w:r>
+        <w:rPr>
+          <w:lang w:val="id_ID" w:bidi="id_ID"/>
+        </w:rPr>
+        <w:t>Im. 1–7</w:t>
+      </w:r>
+      <w:r>
+        <w:rPr>
+          <w:lang w:val="id_ID" w:bidi="id_ID"/>
+        </w:rPr>
+        <w:t xml:space="preserve">; </w:t>
+      </w:r>
+      <w:r>
+        <w:rPr>
+          <w:lang w:val="id_ID" w:bidi="id_ID"/>
+        </w:rPr>
+        <w:t>16</w:t>
+      </w:r>
+      <w:r>
+        <w:rPr>
+          <w:lang w:val="id_ID" w:bidi="id_ID"/>
+        </w:rPr>
+        <w:t xml:space="preserve">; </w:t>
+      </w:r>
+      <w:r>
+        <w:rPr>
+          <w:lang w:val="id_ID" w:bidi="id_ID"/>
+        </w:rPr>
+        <w:t>Bil. 15:1–31</w:t>
+      </w:r>
+      <w:r>
+        <w:rPr>
+          <w:lang w:val="id_ID" w:bidi="id_ID"/>
+        </w:rPr>
+        <w:t xml:space="preserve">; </w:t>
+      </w:r>
+      <w:r>
+        <w:rPr>
+          <w:lang w:val="id_ID" w:bidi="id_ID"/>
+        </w:rPr>
+        <w:t>28</w:t>
+      </w:r>
       <w:r>
         <w:rPr>
           <w:lang w:val="id_ID" w:bidi="id_ID"/>
@@ -7720,36 +5896,24 @@
         </w:rPr>
         <w:t>Para imam dan orang Lewi mengajarkan hukum Allah (</w:t>
       </w:r>
-      <w:hyperlink r:id="rId286">
-        <w:r>
-          <w:rPr>
-            <w:lang w:val="id_ID" w:bidi="id_ID"/>
-          </w:rPr>
-          <w:rPr>
-            <w:color w:val="0000EE"/>
-            <w:u w:val="single"/>
-          </w:rPr>
-          <w:t>Ul. 31:9–13</w:t>
-        </w:r>
-      </w:hyperlink>
+      <w:r>
+        <w:rPr>
+          <w:lang w:val="id_ID" w:bidi="id_ID"/>
+        </w:rPr>
+        <w:t>Ul. 31:9–13</w:t>
+      </w:r>
       <w:r>
         <w:rPr>
           <w:lang w:val="id_ID" w:bidi="id_ID"/>
         </w:rPr>
         <w:t>), menerapkan peraturannya, dan melayani di pelataran (</w:t>
       </w:r>
-      <w:hyperlink r:id="rId287">
-        <w:r>
-          <w:rPr>
-            <w:lang w:val="id_ID" w:bidi="id_ID"/>
-          </w:rPr>
-          <w:rPr>
-            <w:color w:val="0000EE"/>
-            <w:u w:val="single"/>
-          </w:rPr>
-          <w:t>Ul. 17:8–13</w:t>
-        </w:r>
-      </w:hyperlink>
+      <w:r>
+        <w:rPr>
+          <w:lang w:val="id_ID" w:bidi="id_ID"/>
+        </w:rPr>
+        <w:t>Ul. 17:8–13</w:t>
+      </w:r>
       <w:r>
         <w:rPr>
           <w:lang w:val="id_ID" w:bidi="id_ID"/>
@@ -7767,18 +5931,12 @@
         </w:rPr>
         <w:t>Hukum Kekudusan (</w:t>
       </w:r>
-      <w:hyperlink r:id="rId288">
-        <w:r>
-          <w:rPr>
-            <w:lang w:val="id_ID" w:bidi="id_ID"/>
-          </w:rPr>
-          <w:rPr>
-            <w:color w:val="0000EE"/>
-            <w:u w:val="single"/>
-          </w:rPr>
-          <w:t>Im. 17–26</w:t>
-        </w:r>
-      </w:hyperlink>
+      <w:r>
+        <w:rPr>
+          <w:lang w:val="id_ID" w:bidi="id_ID"/>
+        </w:rPr>
+        <w:t>Im. 17–26</w:t>
+      </w:r>
       <w:r>
         <w:rPr>
           <w:lang w:val="id_ID" w:bidi="id_ID"/>
@@ -7799,180 +5957,120 @@
         </w:rPr>
         <w:t xml:space="preserve">Hukum kekudusan membentuk bagian penting dari kitab Imamat. Di sini Musa berbicara kepada seluruh Israel (bdk. </w:t>
       </w:r>
-      <w:hyperlink r:id="rId289">
-        <w:r>
-          <w:rPr>
-            <w:lang w:val="id_ID" w:bidi="id_ID"/>
-          </w:rPr>
-          <w:rPr>
-            <w:color w:val="0000EE"/>
-            <w:u w:val="single"/>
-          </w:rPr>
-          <w:t>Im. 17:2</w:t>
-        </w:r>
-      </w:hyperlink>
-      <w:r>
-        <w:rPr>
-          <w:lang w:val="id_ID" w:bidi="id_ID"/>
-        </w:rPr>
-        <w:t xml:space="preserve">; </w:t>
-      </w:r>
-      <w:hyperlink r:id="rId290">
-        <w:r>
-          <w:rPr>
-            <w:lang w:val="id_ID" w:bidi="id_ID"/>
-          </w:rPr>
-          <w:rPr>
-            <w:color w:val="0000EE"/>
-            <w:u w:val="single"/>
-          </w:rPr>
-          <w:t>18:2</w:t>
-        </w:r>
-      </w:hyperlink>
-      <w:r>
-        <w:rPr>
-          <w:lang w:val="id_ID" w:bidi="id_ID"/>
-        </w:rPr>
-        <w:t xml:space="preserve">; </w:t>
-      </w:r>
-      <w:hyperlink r:id="rId224">
-        <w:r>
-          <w:rPr>
-            <w:lang w:val="id_ID" w:bidi="id_ID"/>
-          </w:rPr>
-          <w:rPr>
-            <w:color w:val="0000EE"/>
-            <w:u w:val="single"/>
-          </w:rPr>
-          <w:t>19:2</w:t>
-        </w:r>
-      </w:hyperlink>
-      <w:r>
-        <w:rPr>
-          <w:lang w:val="id_ID" w:bidi="id_ID"/>
-        </w:rPr>
-        <w:t xml:space="preserve">; </w:t>
-      </w:r>
-      <w:hyperlink r:id="rId291">
-        <w:r>
-          <w:rPr>
-            <w:lang w:val="id_ID" w:bidi="id_ID"/>
-          </w:rPr>
-          <w:rPr>
-            <w:color w:val="0000EE"/>
-            <w:u w:val="single"/>
-          </w:rPr>
-          <w:t>20:2</w:t>
-        </w:r>
-      </w:hyperlink>
-      <w:r>
-        <w:rPr>
-          <w:lang w:val="id_ID" w:bidi="id_ID"/>
-        </w:rPr>
-        <w:t xml:space="preserve">; </w:t>
-      </w:r>
-      <w:hyperlink r:id="rId292">
-        <w:r>
-          <w:rPr>
-            <w:lang w:val="id_ID" w:bidi="id_ID"/>
-          </w:rPr>
-          <w:rPr>
-            <w:color w:val="0000EE"/>
-            <w:u w:val="single"/>
-          </w:rPr>
-          <w:t>21:24</w:t>
-        </w:r>
-      </w:hyperlink>
-      <w:r>
-        <w:rPr>
-          <w:lang w:val="id_ID" w:bidi="id_ID"/>
-        </w:rPr>
-        <w:t xml:space="preserve">; </w:t>
-      </w:r>
-      <w:hyperlink r:id="rId293">
-        <w:r>
-          <w:rPr>
-            <w:lang w:val="id_ID" w:bidi="id_ID"/>
-          </w:rPr>
-          <w:rPr>
-            <w:color w:val="0000EE"/>
-            <w:u w:val="single"/>
-          </w:rPr>
-          <w:t>23:2</w:t>
-        </w:r>
-      </w:hyperlink>
-      <w:r>
-        <w:rPr>
-          <w:lang w:val="id_ID" w:bidi="id_ID"/>
-        </w:rPr>
-        <w:t xml:space="preserve">; </w:t>
-      </w:r>
-      <w:hyperlink r:id="rId294">
-        <w:r>
-          <w:rPr>
-            <w:lang w:val="id_ID" w:bidi="id_ID"/>
-          </w:rPr>
-          <w:rPr>
-            <w:color w:val="0000EE"/>
-            <w:u w:val="single"/>
-          </w:rPr>
-          <w:t>24:2</w:t>
-        </w:r>
-      </w:hyperlink>
-      <w:r>
-        <w:rPr>
-          <w:lang w:val="id_ID" w:bidi="id_ID"/>
-        </w:rPr>
-        <w:t xml:space="preserve">; </w:t>
-      </w:r>
-      <w:hyperlink r:id="rId295">
-        <w:r>
-          <w:rPr>
-            <w:lang w:val="id_ID" w:bidi="id_ID"/>
-          </w:rPr>
-          <w:rPr>
-            <w:color w:val="0000EE"/>
-            <w:u w:val="single"/>
-          </w:rPr>
-          <w:t>25:2</w:t>
-        </w:r>
-      </w:hyperlink>
-      <w:r>
-        <w:rPr>
-          <w:lang w:val="id_ID" w:bidi="id_ID"/>
-        </w:rPr>
-        <w:t xml:space="preserve">; </w:t>
-      </w:r>
-      <w:hyperlink r:id="rId296">
-        <w:r>
-          <w:rPr>
-            <w:lang w:val="id_ID" w:bidi="id_ID"/>
-          </w:rPr>
-          <w:rPr>
-            <w:color w:val="0000EE"/>
-            <w:u w:val="single"/>
-          </w:rPr>
-          <w:t>26:46</w:t>
-        </w:r>
-      </w:hyperlink>
-      <w:r>
-        <w:rPr>
-          <w:lang w:val="id_ID" w:bidi="id_ID"/>
-        </w:rPr>
-        <w:t xml:space="preserve">; </w:t>
-      </w:r>
-      <w:hyperlink r:id="rId297">
-        <w:r>
-          <w:rPr>
-            <w:lang w:val="id_ID" w:bidi="id_ID"/>
-          </w:rPr>
-          <w:rPr>
-            <w:color w:val="0000EE"/>
-            <w:u w:val="single"/>
-          </w:rPr>
-          <w:t>27:2</w:t>
-        </w:r>
-      </w:hyperlink>
+      <w:r>
+        <w:rPr>
+          <w:lang w:val="id_ID" w:bidi="id_ID"/>
+        </w:rPr>
+        <w:t>Im. 17:2</w:t>
+      </w:r>
+      <w:r>
+        <w:rPr>
+          <w:lang w:val="id_ID" w:bidi="id_ID"/>
+        </w:rPr>
+        <w:t xml:space="preserve">; </w:t>
+      </w:r>
+      <w:r>
+        <w:rPr>
+          <w:lang w:val="id_ID" w:bidi="id_ID"/>
+        </w:rPr>
+        <w:t>18:2</w:t>
+      </w:r>
+      <w:r>
+        <w:rPr>
+          <w:lang w:val="id_ID" w:bidi="id_ID"/>
+        </w:rPr>
+        <w:t xml:space="preserve">; </w:t>
+      </w:r>
+      <w:r>
+        <w:rPr>
+          <w:lang w:val="id_ID" w:bidi="id_ID"/>
+        </w:rPr>
+        <w:t>19:2</w:t>
+      </w:r>
+      <w:r>
+        <w:rPr>
+          <w:lang w:val="id_ID" w:bidi="id_ID"/>
+        </w:rPr>
+        <w:t xml:space="preserve">; </w:t>
+      </w:r>
+      <w:r>
+        <w:rPr>
+          <w:lang w:val="id_ID" w:bidi="id_ID"/>
+        </w:rPr>
+        <w:t>20:2</w:t>
+      </w:r>
+      <w:r>
+        <w:rPr>
+          <w:lang w:val="id_ID" w:bidi="id_ID"/>
+        </w:rPr>
+        <w:t xml:space="preserve">; </w:t>
+      </w:r>
+      <w:r>
+        <w:rPr>
+          <w:lang w:val="id_ID" w:bidi="id_ID"/>
+        </w:rPr>
+        <w:t>21:24</w:t>
+      </w:r>
+      <w:r>
+        <w:rPr>
+          <w:lang w:val="id_ID" w:bidi="id_ID"/>
+        </w:rPr>
+        <w:t xml:space="preserve">; </w:t>
+      </w:r>
+      <w:r>
+        <w:rPr>
+          <w:lang w:val="id_ID" w:bidi="id_ID"/>
+        </w:rPr>
+        <w:t>23:2</w:t>
+      </w:r>
+      <w:r>
+        <w:rPr>
+          <w:lang w:val="id_ID" w:bidi="id_ID"/>
+        </w:rPr>
+        <w:t xml:space="preserve">; </w:t>
+      </w:r>
+      <w:r>
+        <w:rPr>
+          <w:lang w:val="id_ID" w:bidi="id_ID"/>
+        </w:rPr>
+        <w:t>24:2</w:t>
+      </w:r>
+      <w:r>
+        <w:rPr>
+          <w:lang w:val="id_ID" w:bidi="id_ID"/>
+        </w:rPr>
+        <w:t xml:space="preserve">; </w:t>
+      </w:r>
+      <w:r>
+        <w:rPr>
+          <w:lang w:val="id_ID" w:bidi="id_ID"/>
+        </w:rPr>
+        <w:t>25:2</w:t>
+      </w:r>
+      <w:r>
+        <w:rPr>
+          <w:lang w:val="id_ID" w:bidi="id_ID"/>
+        </w:rPr>
+        <w:t xml:space="preserve">; </w:t>
+      </w:r>
+      <w:r>
+        <w:rPr>
+          <w:lang w:val="id_ID" w:bidi="id_ID"/>
+        </w:rPr>
+        <w:t>26:46</w:t>
+      </w:r>
+      <w:r>
+        <w:rPr>
+          <w:lang w:val="id_ID" w:bidi="id_ID"/>
+        </w:rPr>
+        <w:t xml:space="preserve">; </w:t>
+      </w:r>
+      <w:r>
+        <w:rPr>
+          <w:lang w:val="id_ID" w:bidi="id_ID"/>
+        </w:rPr>
+        <w:t>27:2</w:t>
+      </w:r>
       <w:r>
         <w:rPr>
           <w:lang w:val="id_ID" w:bidi="id_ID"/>
@@ -7993,126 +6091,84 @@
         </w:rPr>
         <w:t xml:space="preserve">Hukum-hukum tersebut berupa larangan dan perintah langsung. Isinya berkaitan dengan tempat pengorbanan dan larangan makan daging dengan darah di dalamnya (psl. </w:t>
       </w:r>
-      <w:hyperlink r:id="rId298">
-        <w:r>
-          <w:rPr>
-            <w:lang w:val="id_ID" w:bidi="id_ID"/>
-          </w:rPr>
-          <w:rPr>
-            <w:color w:val="0000EE"/>
-            <w:u w:val="single"/>
-          </w:rPr>
-          <w:t>17</w:t>
-        </w:r>
-      </w:hyperlink>
+      <w:r>
+        <w:rPr>
+          <w:lang w:val="id_ID" w:bidi="id_ID"/>
+        </w:rPr>
+        <w:t>17</w:t>
+      </w:r>
       <w:r>
         <w:rPr>
           <w:lang w:val="id_ID" w:bidi="id_ID"/>
         </w:rPr>
         <w:t xml:space="preserve">); larangan hubungan seksual dengan anggota keluarga tertentu (psl. </w:t>
       </w:r>
-      <w:hyperlink r:id="rId299">
-        <w:r>
-          <w:rPr>
-            <w:lang w:val="id_ID" w:bidi="id_ID"/>
-          </w:rPr>
-          <w:rPr>
-            <w:color w:val="0000EE"/>
-            <w:u w:val="single"/>
-          </w:rPr>
-          <w:t>18</w:t>
-        </w:r>
-      </w:hyperlink>
+      <w:r>
+        <w:rPr>
+          <w:lang w:val="id_ID" w:bidi="id_ID"/>
+        </w:rPr>
+        <w:t>18</w:t>
+      </w:r>
       <w:r>
         <w:rPr>
           <w:lang w:val="id_ID" w:bidi="id_ID"/>
         </w:rPr>
         <w:t xml:space="preserve">); dan peraturan yang mengutamakan kesalehan, kekudusan, keadilan, dan cinta dalam masyarakat (psl. </w:t>
       </w:r>
-      <w:hyperlink r:id="rId300">
-        <w:r>
-          <w:rPr>
-            <w:lang w:val="id_ID" w:bidi="id_ID"/>
-          </w:rPr>
-          <w:rPr>
-            <w:color w:val="0000EE"/>
-            <w:u w:val="single"/>
-          </w:rPr>
-          <w:t>19</w:t>
-        </w:r>
-      </w:hyperlink>
+      <w:r>
+        <w:rPr>
+          <w:lang w:val="id_ID" w:bidi="id_ID"/>
+        </w:rPr>
+        <w:t>19</w:t>
+      </w:r>
       <w:r>
         <w:rPr>
           <w:lang w:val="id_ID" w:bidi="id_ID"/>
         </w:rPr>
         <w:t xml:space="preserve">). Kode penal (undang-undang hukum pidana) menerapkan hukuman kepada mereka yang berdosa melawan peraturan (psl. </w:t>
       </w:r>
-      <w:hyperlink r:id="rId301">
-        <w:r>
-          <w:rPr>
-            <w:lang w:val="id_ID" w:bidi="id_ID"/>
-          </w:rPr>
-          <w:rPr>
-            <w:color w:val="0000EE"/>
-            <w:u w:val="single"/>
-          </w:rPr>
-          <w:t>20</w:t>
-        </w:r>
-      </w:hyperlink>
-      <w:r>
-        <w:rPr>
-          <w:lang w:val="id_ID" w:bidi="id_ID"/>
-        </w:rPr>
-        <w:t xml:space="preserve">; </w:t>
-      </w:r>
-      <w:hyperlink r:id="rId278">
-        <w:r>
-          <w:rPr>
-            <w:lang w:val="id_ID" w:bidi="id_ID"/>
-          </w:rPr>
-          <w:rPr>
-            <w:color w:val="0000EE"/>
-            <w:u w:val="single"/>
-          </w:rPr>
-          <w:t>24:10–23</w:t>
-        </w:r>
-      </w:hyperlink>
+      <w:r>
+        <w:rPr>
+          <w:lang w:val="id_ID" w:bidi="id_ID"/>
+        </w:rPr>
+        <w:t>20</w:t>
+      </w:r>
+      <w:r>
+        <w:rPr>
+          <w:lang w:val="id_ID" w:bidi="id_ID"/>
+        </w:rPr>
+        <w:t xml:space="preserve">; </w:t>
+      </w:r>
+      <w:r>
+        <w:rPr>
+          <w:lang w:val="id_ID" w:bidi="id_ID"/>
+        </w:rPr>
+        <w:t>24:10–23</w:t>
+      </w:r>
       <w:r>
         <w:rPr>
           <w:lang w:val="id_ID" w:bidi="id_ID"/>
         </w:rPr>
         <w:t xml:space="preserve">). Pasal </w:t>
       </w:r>
-      <w:hyperlink r:id="rId302">
-        <w:r>
-          <w:rPr>
-            <w:lang w:val="id_ID" w:bidi="id_ID"/>
-          </w:rPr>
-          <w:rPr>
-            <w:color w:val="0000EE"/>
-            <w:u w:val="single"/>
-          </w:rPr>
-          <w:t>21–24</w:t>
-        </w:r>
-      </w:hyperlink>
+      <w:r>
+        <w:rPr>
+          <w:lang w:val="id_ID" w:bidi="id_ID"/>
+        </w:rPr>
+        <w:t>21–24</w:t>
+      </w:r>
       <w:r>
         <w:rPr>
           <w:lang w:val="id_ID" w:bidi="id_ID"/>
         </w:rPr>
         <w:t xml:space="preserve"> menerapkan peraturan kultus kepada para imam dan semua orang Israel. Lembaga tahun sabat dan Tahun Yobel mengatur penghapusan hutang, kebebasan orang, dan pengembalian tanah (psl. </w:t>
       </w:r>
-      <w:hyperlink r:id="rId303">
-        <w:r>
-          <w:rPr>
-            <w:lang w:val="id_ID" w:bidi="id_ID"/>
-          </w:rPr>
-          <w:rPr>
-            <w:color w:val="0000EE"/>
-            <w:u w:val="single"/>
-          </w:rPr>
-          <w:t>25</w:t>
-        </w:r>
-      </w:hyperlink>
+      <w:r>
+        <w:rPr>
+          <w:lang w:val="id_ID" w:bidi="id_ID"/>
+        </w:rPr>
+        <w:t>25</w:t>
+      </w:r>
       <w:r>
         <w:rPr>
           <w:lang w:val="id_ID" w:bidi="id_ID"/>
@@ -8133,36 +6189,24 @@
         </w:rPr>
         <w:t>Hukum kekudusan menjelaskan kualitas yang diperlukan pada orang yang suci: pengabdian kepada Tuhan (persembahan, pengorbanan, imam) dan kasih kepada sesama (</w:t>
       </w:r>
-      <w:hyperlink r:id="rId304">
-        <w:r>
-          <w:rPr>
-            <w:lang w:val="id_ID" w:bidi="id_ID"/>
-          </w:rPr>
-          <w:rPr>
-            <w:color w:val="0000EE"/>
-            <w:u w:val="single"/>
-          </w:rPr>
-          <w:t>Im. 19:18b</w:t>
-        </w:r>
-      </w:hyperlink>
+      <w:r>
+        <w:rPr>
+          <w:lang w:val="id_ID" w:bidi="id_ID"/>
+        </w:rPr>
+        <w:t>Im. 19:18b</w:t>
+      </w:r>
       <w:r>
         <w:rPr>
           <w:lang w:val="id_ID" w:bidi="id_ID"/>
         </w:rPr>
         <w:t xml:space="preserve">) yang ditunjukkan dalam kepedulian terhadap keadilan, perdamaian, kebebasan, nilai kehidupan manusia, dan kepedulian terhadap keluarga. Banyak dari hukum mencerminkan semangat Dekalog (psl. </w:t>
       </w:r>
-      <w:hyperlink r:id="rId300">
-        <w:r>
-          <w:rPr>
-            <w:lang w:val="id_ID" w:bidi="id_ID"/>
-          </w:rPr>
-          <w:rPr>
-            <w:color w:val="0000EE"/>
-            <w:u w:val="single"/>
-          </w:rPr>
-          <w:t>19</w:t>
-        </w:r>
-      </w:hyperlink>
+      <w:r>
+        <w:rPr>
+          <w:lang w:val="id_ID" w:bidi="id_ID"/>
+        </w:rPr>
+        <w:t>19</w:t>
+      </w:r>
       <w:r>
         <w:rPr>
           <w:lang w:val="id_ID" w:bidi="id_ID"/>
@@ -8183,36 +6227,24 @@
         </w:rPr>
         <w:t xml:space="preserve">Baik janji maupun kutukan terkait dengan kode kekudusan (psl. </w:t>
       </w:r>
-      <w:hyperlink r:id="rId305">
-        <w:r>
-          <w:rPr>
-            <w:lang w:val="id_ID" w:bidi="id_ID"/>
-          </w:rPr>
-          <w:rPr>
-            <w:color w:val="0000EE"/>
-            <w:u w:val="single"/>
-          </w:rPr>
-          <w:t>26</w:t>
-        </w:r>
-      </w:hyperlink>
+      <w:r>
+        <w:rPr>
+          <w:lang w:val="id_ID" w:bidi="id_ID"/>
+        </w:rPr>
+        <w:t>26</w:t>
+      </w:r>
       <w:r>
         <w:rPr>
           <w:lang w:val="id_ID" w:bidi="id_ID"/>
         </w:rPr>
         <w:t>). Kutukan memprediksi pengasingan sebagai konsekuensi melanggar hukum. Tetapi selalu di balik hukum dan hukuman adalah kasih karunia Tuhan, yang berjanji dengan bebas untuk mengampuni dosa-dosa umat dan memperbarui perjanjian yang rusak (</w:t>
       </w:r>
-      <w:hyperlink r:id="rId306">
-        <w:r>
-          <w:rPr>
-            <w:lang w:val="id_ID" w:bidi="id_ID"/>
-          </w:rPr>
-          <w:rPr>
-            <w:color w:val="0000EE"/>
-            <w:u w:val="single"/>
-          </w:rPr>
-          <w:t>Im. 26:44–45</w:t>
-        </w:r>
-      </w:hyperlink>
+      <w:r>
+        <w:rPr>
+          <w:lang w:val="id_ID" w:bidi="id_ID"/>
+        </w:rPr>
+        <w:t>Im. 26:44–45</w:t>
+      </w:r>
       <w:r>
         <w:rPr>
           <w:lang w:val="id_ID" w:bidi="id_ID"/>
@@ -8244,198 +6276,132 @@
         </w:rPr>
         <w:t>Hukum dalam kitab Ulangan adalah penjelasan dan penerapan baru dari Kitab Perjanjian dalam pandangan situasi historis baru Israel. Israel akan memasuki Tanah Perjanjian ketika Musa menguraikan hukum Tuhan kepada mereka (</w:t>
       </w:r>
-      <w:hyperlink r:id="rId307">
-        <w:r>
-          <w:rPr>
-            <w:lang w:val="id_ID" w:bidi="id_ID"/>
-          </w:rPr>
-          <w:rPr>
-            <w:color w:val="0000EE"/>
-            <w:u w:val="single"/>
-          </w:rPr>
-          <w:t>Ul. 1:5</w:t>
-        </w:r>
-      </w:hyperlink>
+      <w:r>
+        <w:rPr>
+          <w:lang w:val="id_ID" w:bidi="id_ID"/>
+        </w:rPr>
+        <w:t>Ul. 1:5</w:t>
+      </w:r>
       <w:r>
         <w:rPr>
           <w:lang w:val="id_ID" w:bidi="id_ID"/>
         </w:rPr>
         <w:t>). Elemen impersonal dari Kitab Perjanjian di sini diubah oleh seruan pribadi. Musa sangat mendesak Israel untuk setia kepada Tuhan, perjanjian, dan ketentuan perjanjian. Hukum Deuteronomik membayangkan orang-orang di tanah perjanjian, dengan tempat kudus pusat (</w:t>
       </w:r>
-      <w:hyperlink r:id="rId308">
-        <w:r>
-          <w:rPr>
-            <w:lang w:val="id_ID" w:bidi="id_ID"/>
-          </w:rPr>
-          <w:rPr>
-            <w:color w:val="0000EE"/>
-            <w:u w:val="single"/>
-          </w:rPr>
-          <w:t>Ul. 12:5, 11–18</w:t>
-        </w:r>
-      </w:hyperlink>
-      <w:r>
-        <w:rPr>
-          <w:lang w:val="id_ID" w:bidi="id_ID"/>
-        </w:rPr>
-        <w:t xml:space="preserve">; </w:t>
-      </w:r>
-      <w:hyperlink r:id="rId309">
-        <w:r>
-          <w:rPr>
-            <w:lang w:val="id_ID" w:bidi="id_ID"/>
-          </w:rPr>
-          <w:rPr>
-            <w:color w:val="0000EE"/>
-            <w:u w:val="single"/>
-          </w:rPr>
-          <w:t>14:23</w:t>
-        </w:r>
-      </w:hyperlink>
-      <w:r>
-        <w:rPr>
-          <w:lang w:val="id_ID" w:bidi="id_ID"/>
-        </w:rPr>
-        <w:t xml:space="preserve">; </w:t>
-      </w:r>
-      <w:hyperlink r:id="rId310">
-        <w:r>
-          <w:rPr>
-            <w:lang w:val="id_ID" w:bidi="id_ID"/>
-          </w:rPr>
-          <w:rPr>
-            <w:color w:val="0000EE"/>
-            <w:u w:val="single"/>
-          </w:rPr>
-          <w:t>15:20</w:t>
-        </w:r>
-      </w:hyperlink>
-      <w:r>
-        <w:rPr>
-          <w:lang w:val="id_ID" w:bidi="id_ID"/>
-        </w:rPr>
-        <w:t xml:space="preserve">; </w:t>
-      </w:r>
-      <w:hyperlink r:id="rId311">
-        <w:r>
-          <w:rPr>
-            <w:lang w:val="id_ID" w:bidi="id_ID"/>
-          </w:rPr>
-          <w:rPr>
-            <w:color w:val="0000EE"/>
-            <w:u w:val="single"/>
-          </w:rPr>
-          <w:t>16:5–7, 16, 21</w:t>
-        </w:r>
-      </w:hyperlink>
-      <w:r>
-        <w:rPr>
-          <w:lang w:val="id_ID" w:bidi="id_ID"/>
-        </w:rPr>
-        <w:t xml:space="preserve">; </w:t>
-      </w:r>
-      <w:hyperlink r:id="rId312">
-        <w:r>
-          <w:rPr>
-            <w:lang w:val="id_ID" w:bidi="id_ID"/>
-          </w:rPr>
-          <w:rPr>
-            <w:color w:val="0000EE"/>
-            <w:u w:val="single"/>
-          </w:rPr>
-          <w:t>17:8</w:t>
-        </w:r>
-      </w:hyperlink>
-      <w:r>
-        <w:rPr>
-          <w:lang w:val="id_ID" w:bidi="id_ID"/>
-        </w:rPr>
-        <w:t xml:space="preserve">; </w:t>
-      </w:r>
-      <w:hyperlink r:id="rId313">
-        <w:r>
-          <w:rPr>
-            <w:lang w:val="id_ID" w:bidi="id_ID"/>
-          </w:rPr>
-          <w:rPr>
-            <w:color w:val="0000EE"/>
-            <w:u w:val="single"/>
-          </w:rPr>
-          <w:t>18:6</w:t>
-        </w:r>
-      </w:hyperlink>
-      <w:r>
-        <w:rPr>
-          <w:lang w:val="id_ID" w:bidi="id_ID"/>
-        </w:rPr>
-        <w:t xml:space="preserve">; </w:t>
-      </w:r>
-      <w:hyperlink r:id="rId314">
-        <w:r>
-          <w:rPr>
-            <w:lang w:val="id_ID" w:bidi="id_ID"/>
-          </w:rPr>
-          <w:rPr>
-            <w:color w:val="0000EE"/>
-            <w:u w:val="single"/>
-          </w:rPr>
-          <w:t>26:2</w:t>
-        </w:r>
-      </w:hyperlink>
-      <w:r>
-        <w:rPr>
-          <w:lang w:val="id_ID" w:bidi="id_ID"/>
-        </w:rPr>
-        <w:t xml:space="preserve">; </w:t>
-      </w:r>
-      <w:hyperlink r:id="rId315">
-        <w:r>
-          <w:rPr>
-            <w:lang w:val="id_ID" w:bidi="id_ID"/>
-          </w:rPr>
-          <w:rPr>
-            <w:color w:val="0000EE"/>
-            <w:u w:val="single"/>
-          </w:rPr>
-          <w:t>31:11</w:t>
-        </w:r>
-      </w:hyperlink>
+      <w:r>
+        <w:rPr>
+          <w:lang w:val="id_ID" w:bidi="id_ID"/>
+        </w:rPr>
+        <w:t>Ul. 12:5, 11–18</w:t>
+      </w:r>
+      <w:r>
+        <w:rPr>
+          <w:lang w:val="id_ID" w:bidi="id_ID"/>
+        </w:rPr>
+        <w:t xml:space="preserve">; </w:t>
+      </w:r>
+      <w:r>
+        <w:rPr>
+          <w:lang w:val="id_ID" w:bidi="id_ID"/>
+        </w:rPr>
+        <w:t>14:23</w:t>
+      </w:r>
+      <w:r>
+        <w:rPr>
+          <w:lang w:val="id_ID" w:bidi="id_ID"/>
+        </w:rPr>
+        <w:t xml:space="preserve">; </w:t>
+      </w:r>
+      <w:r>
+        <w:rPr>
+          <w:lang w:val="id_ID" w:bidi="id_ID"/>
+        </w:rPr>
+        <w:t>15:20</w:t>
+      </w:r>
+      <w:r>
+        <w:rPr>
+          <w:lang w:val="id_ID" w:bidi="id_ID"/>
+        </w:rPr>
+        <w:t xml:space="preserve">; </w:t>
+      </w:r>
+      <w:r>
+        <w:rPr>
+          <w:lang w:val="id_ID" w:bidi="id_ID"/>
+        </w:rPr>
+        <w:t>16:5–7, 16, 21</w:t>
+      </w:r>
+      <w:r>
+        <w:rPr>
+          <w:lang w:val="id_ID" w:bidi="id_ID"/>
+        </w:rPr>
+        <w:t xml:space="preserve">; </w:t>
+      </w:r>
+      <w:r>
+        <w:rPr>
+          <w:lang w:val="id_ID" w:bidi="id_ID"/>
+        </w:rPr>
+        <w:t>17:8</w:t>
+      </w:r>
+      <w:r>
+        <w:rPr>
+          <w:lang w:val="id_ID" w:bidi="id_ID"/>
+        </w:rPr>
+        <w:t xml:space="preserve">; </w:t>
+      </w:r>
+      <w:r>
+        <w:rPr>
+          <w:lang w:val="id_ID" w:bidi="id_ID"/>
+        </w:rPr>
+        <w:t>18:6</w:t>
+      </w:r>
+      <w:r>
+        <w:rPr>
+          <w:lang w:val="id_ID" w:bidi="id_ID"/>
+        </w:rPr>
+        <w:t xml:space="preserve">; </w:t>
+      </w:r>
+      <w:r>
+        <w:rPr>
+          <w:lang w:val="id_ID" w:bidi="id_ID"/>
+        </w:rPr>
+        <w:t>26:2</w:t>
+      </w:r>
+      <w:r>
+        <w:rPr>
+          <w:lang w:val="id_ID" w:bidi="id_ID"/>
+        </w:rPr>
+        <w:t xml:space="preserve">; </w:t>
+      </w:r>
+      <w:r>
+        <w:rPr>
+          <w:lang w:val="id_ID" w:bidi="id_ID"/>
+        </w:rPr>
+        <w:t>31:11</w:t>
+      </w:r>
       <w:r>
         <w:rPr>
           <w:lang w:val="id_ID" w:bidi="id_ID"/>
         </w:rPr>
         <w:t>) dan dengan seorang raja (</w:t>
       </w:r>
-      <w:hyperlink r:id="rId316">
-        <w:r>
-          <w:rPr>
-            <w:lang w:val="id_ID" w:bidi="id_ID"/>
-          </w:rPr>
-          <w:rPr>
-            <w:color w:val="0000EE"/>
-            <w:u w:val="single"/>
-          </w:rPr>
-          <w:t>Ul. 17:14–20</w:t>
-        </w:r>
-      </w:hyperlink>
+      <w:r>
+        <w:rPr>
+          <w:lang w:val="id_ID" w:bidi="id_ID"/>
+        </w:rPr>
+        <w:t>Ul. 17:14–20</w:t>
+      </w:r>
       <w:r>
         <w:rPr>
           <w:lang w:val="id_ID" w:bidi="id_ID"/>
         </w:rPr>
         <w:t xml:space="preserve">). Berkat dan kutukan memberi motivasi untuk seti terhadap perjanjian (psl. </w:t>
       </w:r>
-      <w:hyperlink r:id="rId317">
-        <w:r>
-          <w:rPr>
-            <w:lang w:val="id_ID" w:bidi="id_ID"/>
-          </w:rPr>
-          <w:rPr>
-            <w:color w:val="0000EE"/>
-            <w:u w:val="single"/>
-          </w:rPr>
-          <w:t>28</w:t>
-        </w:r>
-      </w:hyperlink>
+      <w:r>
+        <w:rPr>
+          <w:lang w:val="id_ID" w:bidi="id_ID"/>
+        </w:rPr>
+        <w:t>28</w:t>
+      </w:r>
       <w:r>
         <w:rPr>
           <w:lang w:val="id_ID" w:bidi="id_ID"/>
@@ -8467,72 +6433,48 @@
         </w:rPr>
         <w:t xml:space="preserve">Hukum yang diungkapkan di Gunung Sinai dimaksudkan untuk membawa Israel lebih dekat kepada Allah. Meskipun mereka memberontak, Allah menggunakan hukum sebagai instrumen kebenaran-Nya untuk mengajarkan, dengan cara yang sangat spesifik, apa itu dosa (bdk. </w:t>
       </w:r>
-      <w:hyperlink r:id="rId318">
-        <w:r>
-          <w:rPr>
-            <w:lang w:val="id_ID" w:bidi="id_ID"/>
-          </w:rPr>
-          <w:rPr>
-            <w:color w:val="0000EE"/>
-            <w:u w:val="single"/>
-          </w:rPr>
-          <w:t>Rm. 5:20</w:t>
-        </w:r>
-      </w:hyperlink>
-      <w:r>
-        <w:rPr>
-          <w:lang w:val="id_ID" w:bidi="id_ID"/>
-        </w:rPr>
-        <w:t xml:space="preserve">; </w:t>
-      </w:r>
-      <w:hyperlink r:id="rId319">
-        <w:r>
-          <w:rPr>
-            <w:lang w:val="id_ID" w:bidi="id_ID"/>
-          </w:rPr>
-          <w:rPr>
-            <w:color w:val="0000EE"/>
-            <w:u w:val="single"/>
-          </w:rPr>
-          <w:t>7:7–8</w:t>
-        </w:r>
-      </w:hyperlink>
+      <w:r>
+        <w:rPr>
+          <w:lang w:val="id_ID" w:bidi="id_ID"/>
+        </w:rPr>
+        <w:t>Rm. 5:20</w:t>
+      </w:r>
+      <w:r>
+        <w:rPr>
+          <w:lang w:val="id_ID" w:bidi="id_ID"/>
+        </w:rPr>
+        <w:t xml:space="preserve">; </w:t>
+      </w:r>
+      <w:r>
+        <w:rPr>
+          <w:lang w:val="id_ID" w:bidi="id_ID"/>
+        </w:rPr>
+        <w:t>7:7–8</w:t>
+      </w:r>
       <w:r>
         <w:rPr>
           <w:lang w:val="id_ID" w:bidi="id_ID"/>
         </w:rPr>
         <w:t>) dan bagaimana mereka harus berjalan di jalan yang menjaga mereka tidak tercemar oleh dosa dan kudus kepada Tuhan. Hukum itu adalah guru dan penjaga Israel (</w:t>
       </w:r>
-      <w:hyperlink r:id="rId320">
-        <w:r>
-          <w:rPr>
-            <w:lang w:val="id_ID" w:bidi="id_ID"/>
-          </w:rPr>
-          <w:rPr>
-            <w:color w:val="0000EE"/>
-            <w:u w:val="single"/>
-          </w:rPr>
-          <w:t>Gal. 3:24</w:t>
-        </w:r>
-      </w:hyperlink>
+      <w:r>
+        <w:rPr>
+          <w:lang w:val="id_ID" w:bidi="id_ID"/>
+        </w:rPr>
+        <w:t>Gal. 3:24</w:t>
+      </w:r>
       <w:r>
         <w:rPr>
           <w:lang w:val="id_ID" w:bidi="id_ID"/>
         </w:rPr>
         <w:t>). Penjelasan rinci tentang hukum dalam semua bidang kehidupan (pekerjaan, masyarakat, keluarga, ibadah, dan bangsa) memiliki tempat penting dalam urusan Allah dengan Israel. Israel adalah bangsa di tanah yang istimewa, dengan pemerintahan teokratis, dan membutuhkan kumpulan undang-undang. Selain itu, kondisi Israel di Gunung Sinai sedemikian rupa sehingga mereka tidak dapat menerima wahyu langsung. Wahyu itu harus dimediasi melalui Musa. Itu harus dijelaskan secara rinci karena Israel tidak memiliki pemahaman intuitif tentang apa yang dituntut oleh wahyu tentang kekudusan, keadilan, kebenaran, kasih, dan kesabaran Allah dari mereka. Mereka telah mengadopsi cara-cara Mesir dan harus belajar kehendak ilahi melalui wahyu. Namun, Musa dan para nabi menekankan bahwa tujuan hukum bukanlah ketaatan ketat pada hukum demi hukum itu sendiri (legalisme) atau untuk mendapatkan upah/pahala (Farisisme). Menjaga hukum adalah tindakan pengabdian kepada Allah, demi Allah. Tuhan kita menegaskan tujuan hukum: untuk membangun cara hidup dinamis di mana seseorang terus-menerus mencari kerajaan Allah dan kebenaran-Nya (</w:t>
       </w:r>
-      <w:hyperlink r:id="rId321">
-        <w:r>
-          <w:rPr>
-            <w:lang w:val="id_ID" w:bidi="id_ID"/>
-          </w:rPr>
-          <w:rPr>
-            <w:color w:val="0000EE"/>
-            <w:u w:val="single"/>
-          </w:rPr>
-          <w:t>Mat. 6:33</w:t>
-        </w:r>
-      </w:hyperlink>
+      <w:r>
+        <w:rPr>
+          <w:lang w:val="id_ID" w:bidi="id_ID"/>
+        </w:rPr>
+        <w:t>Mat. 6:33</w:t>
+      </w:r>
       <w:r>
         <w:rPr>
           <w:lang w:val="id_ID" w:bidi="id_ID"/>
@@ -8553,216 +6495,144 @@
         </w:rPr>
         <w:t>Hukum Allah adalah sarana pengudusan-Nya. Dia menguduskan Israel melalui tindakan kasih karunia, dan Dia mengharuskan Israel untuk tetap kudus. Yesus menegaskan penggunaan hukum yang memungkinkan seseorang mengetahui dosa-dosanya dan yang mendorongnya kepada Kristus. Di kayu salib, Tuhan kita menanggung ganjaran hukum, memenuhi dengan cara yang lebih besar kehadiran tabernakel/bait Allah, memenuhi harapan Bapa akan penebusan, dan menunjukkan kasih Bapa. Dia, Anak yang lebih besar dari Musa, memberikan inti hukum dalam ringkasan persyaratan Allah: kasih kepada Allah dan kasih kepada sesama (</w:t>
       </w:r>
-      <w:hyperlink r:id="rId247">
-        <w:r>
-          <w:rPr>
-            <w:lang w:val="id_ID" w:bidi="id_ID"/>
-          </w:rPr>
-          <w:rPr>
-            <w:color w:val="0000EE"/>
-            <w:u w:val="single"/>
-          </w:rPr>
-          <w:t>Mat. 23:23–24</w:t>
-        </w:r>
-      </w:hyperlink>
-      <w:r>
-        <w:rPr>
-          <w:lang w:val="id_ID" w:bidi="id_ID"/>
-        </w:rPr>
-        <w:t xml:space="preserve">; </w:t>
-      </w:r>
-      <w:hyperlink r:id="rId322">
-        <w:r>
-          <w:rPr>
-            <w:lang w:val="id_ID" w:bidi="id_ID"/>
-          </w:rPr>
-          <w:rPr>
-            <w:color w:val="0000EE"/>
-            <w:u w:val="single"/>
-          </w:rPr>
-          <w:t>Luk. 11:42–44</w:t>
-        </w:r>
-      </w:hyperlink>
+      <w:r>
+        <w:rPr>
+          <w:lang w:val="id_ID" w:bidi="id_ID"/>
+        </w:rPr>
+        <w:t>Mat. 23:23–24</w:t>
+      </w:r>
+      <w:r>
+        <w:rPr>
+          <w:lang w:val="id_ID" w:bidi="id_ID"/>
+        </w:rPr>
+        <w:t xml:space="preserve">; </w:t>
+      </w:r>
+      <w:r>
+        <w:rPr>
+          <w:lang w:val="id_ID" w:bidi="id_ID"/>
+        </w:rPr>
+        <w:t>Luk. 11:42–44</w:t>
+      </w:r>
       <w:r>
         <w:rPr>
           <w:lang w:val="id_ID" w:bidi="id_ID"/>
         </w:rPr>
         <w:t>). Yesus mengajarkan bahwa tujuan ketaatan bukanlah terutama untuk menerima hadiah tetapi untuk menjadi garam (</w:t>
       </w:r>
-      <w:hyperlink r:id="rId323">
-        <w:r>
-          <w:rPr>
-            <w:lang w:val="id_ID" w:bidi="id_ID"/>
-          </w:rPr>
-          <w:rPr>
-            <w:color w:val="0000EE"/>
-            <w:u w:val="single"/>
-          </w:rPr>
-          <w:t>Mat. 5:13</w:t>
-        </w:r>
-      </w:hyperlink>
+      <w:r>
+        <w:rPr>
+          <w:lang w:val="id_ID" w:bidi="id_ID"/>
+        </w:rPr>
+        <w:t>Mat. 5:13</w:t>
+      </w:r>
       <w:r>
         <w:rPr>
           <w:lang w:val="id_ID" w:bidi="id_ID"/>
         </w:rPr>
         <w:t>) dan terang (</w:t>
       </w:r>
-      <w:hyperlink r:id="rId324">
-        <w:r>
-          <w:rPr>
-            <w:lang w:val="id_ID" w:bidi="id_ID"/>
-          </w:rPr>
-          <w:rPr>
-            <w:color w:val="0000EE"/>
-            <w:u w:val="single"/>
-          </w:rPr>
-          <w:t>Mat. 5:14–16</w:t>
-        </w:r>
-      </w:hyperlink>
+      <w:r>
+        <w:rPr>
+          <w:lang w:val="id_ID" w:bidi="id_ID"/>
+        </w:rPr>
+        <w:t>Mat. 5:14–16</w:t>
+      </w:r>
       <w:r>
         <w:rPr>
           <w:lang w:val="id_ID" w:bidi="id_ID"/>
         </w:rPr>
         <w:t xml:space="preserve">; bdk. </w:t>
       </w:r>
-      <w:hyperlink r:id="rId325">
-        <w:r>
-          <w:rPr>
-            <w:lang w:val="id_ID" w:bidi="id_ID"/>
-          </w:rPr>
-          <w:rPr>
-            <w:color w:val="0000EE"/>
-            <w:u w:val="single"/>
-          </w:rPr>
-          <w:t>Ef. 4:17–5:20</w:t>
-        </w:r>
-      </w:hyperlink>
+      <w:r>
+        <w:rPr>
+          <w:lang w:val="id_ID" w:bidi="id_ID"/>
+        </w:rPr>
+        <w:t>Ef. 4:17–5:20</w:t>
+      </w:r>
       <w:r>
         <w:rPr>
           <w:lang w:val="id_ID" w:bidi="id_ID"/>
         </w:rPr>
         <w:t>), dan untuk menghasilkan buah (</w:t>
       </w:r>
-      <w:hyperlink r:id="rId326">
-        <w:r>
-          <w:rPr>
-            <w:lang w:val="id_ID" w:bidi="id_ID"/>
-          </w:rPr>
-          <w:rPr>
-            <w:color w:val="0000EE"/>
-            <w:u w:val="single"/>
-          </w:rPr>
-          <w:t>Yoh. 15:1–17</w:t>
-        </w:r>
-      </w:hyperlink>
+      <w:r>
+        <w:rPr>
+          <w:lang w:val="id_ID" w:bidi="id_ID"/>
+        </w:rPr>
+        <w:t>Yoh. 15:1–17</w:t>
+      </w:r>
       <w:r>
         <w:rPr>
           <w:lang w:val="id_ID" w:bidi="id_ID"/>
         </w:rPr>
         <w:t>). Tujuan hukum Allah adalah transformasi bertahap anak-anak Allah untuk mencerminkan citra Anak (</w:t>
       </w:r>
-      <w:hyperlink r:id="rId327">
-        <w:r>
-          <w:rPr>
-            <w:lang w:val="id_ID" w:bidi="id_ID"/>
-          </w:rPr>
-          <w:rPr>
-            <w:color w:val="0000EE"/>
-            <w:u w:val="single"/>
-          </w:rPr>
-          <w:t>Rm. 8:29</w:t>
-        </w:r>
-      </w:hyperlink>
-      <w:r>
-        <w:rPr>
-          <w:lang w:val="id_ID" w:bidi="id_ID"/>
-        </w:rPr>
-        <w:t xml:space="preserve">; </w:t>
-      </w:r>
-      <w:hyperlink r:id="rId328">
-        <w:r>
-          <w:rPr>
-            <w:lang w:val="id_ID" w:bidi="id_ID"/>
-          </w:rPr>
-          <w:rPr>
-            <w:color w:val="0000EE"/>
-            <w:u w:val="single"/>
-          </w:rPr>
-          <w:t>2Kor. 3:18</w:t>
-        </w:r>
-      </w:hyperlink>
-      <w:r>
-        <w:rPr>
-          <w:lang w:val="id_ID" w:bidi="id_ID"/>
-        </w:rPr>
-        <w:t xml:space="preserve">; </w:t>
-      </w:r>
-      <w:hyperlink r:id="rId329">
-        <w:r>
-          <w:rPr>
-            <w:lang w:val="id_ID" w:bidi="id_ID"/>
-          </w:rPr>
-          <w:rPr>
-            <w:color w:val="0000EE"/>
-            <w:u w:val="single"/>
-          </w:rPr>
-          <w:t>Kol. 3:10</w:t>
-        </w:r>
-      </w:hyperlink>
+      <w:r>
+        <w:rPr>
+          <w:lang w:val="id_ID" w:bidi="id_ID"/>
+        </w:rPr>
+        <w:t>Rm. 8:29</w:t>
+      </w:r>
+      <w:r>
+        <w:rPr>
+          <w:lang w:val="id_ID" w:bidi="id_ID"/>
+        </w:rPr>
+        <w:t xml:space="preserve">; </w:t>
+      </w:r>
+      <w:r>
+        <w:rPr>
+          <w:lang w:val="id_ID" w:bidi="id_ID"/>
+        </w:rPr>
+        <w:t>2Kor. 3:18</w:t>
+      </w:r>
+      <w:r>
+        <w:rPr>
+          <w:lang w:val="id_ID" w:bidi="id_ID"/>
+        </w:rPr>
+        <w:t xml:space="preserve">; </w:t>
+      </w:r>
+      <w:r>
+        <w:rPr>
+          <w:lang w:val="id_ID" w:bidi="id_ID"/>
+        </w:rPr>
+        <w:t>Kol. 3:10</w:t>
+      </w:r>
       <w:r>
         <w:rPr>
           <w:lang w:val="id_ID" w:bidi="id_ID"/>
         </w:rPr>
         <w:t>), untuk menjadi tiruan/teladan Bapa (</w:t>
       </w:r>
-      <w:hyperlink r:id="rId330">
-        <w:r>
-          <w:rPr>
-            <w:lang w:val="id_ID" w:bidi="id_ID"/>
-          </w:rPr>
-          <w:rPr>
-            <w:color w:val="0000EE"/>
-            <w:u w:val="single"/>
-          </w:rPr>
-          <w:t>Ef. 5:1–2</w:t>
-        </w:r>
-      </w:hyperlink>
+      <w:r>
+        <w:rPr>
+          <w:lang w:val="id_ID" w:bidi="id_ID"/>
+        </w:rPr>
+        <w:t>Ef. 5:1–2</w:t>
+      </w:r>
       <w:r>
         <w:rPr>
           <w:lang w:val="id_ID" w:bidi="id_ID"/>
         </w:rPr>
         <w:t>), dan untuk dipenuhi dengan Roh Allah (</w:t>
       </w:r>
-      <w:hyperlink r:id="rId331">
-        <w:r>
-          <w:rPr>
-            <w:lang w:val="id_ID" w:bidi="id_ID"/>
-          </w:rPr>
-          <w:rPr>
-            <w:color w:val="0000EE"/>
-            <w:u w:val="single"/>
-          </w:rPr>
-          <w:t>Gal. 5:18, 22–24</w:t>
-        </w:r>
-      </w:hyperlink>
+      <w:r>
+        <w:rPr>
+          <w:lang w:val="id_ID" w:bidi="id_ID"/>
+        </w:rPr>
+        <w:t>Gal. 5:18, 22–24</w:t>
+      </w:r>
       <w:r>
         <w:rPr>
           <w:lang w:val="id_ID" w:bidi="id_ID"/>
         </w:rPr>
         <w:t>). Untuk tujuan ini Yesus memberikan kita Ucapan Bahagia dan Khotbah di Bukit, yang merangkum maksud ajaran Musa dan para nabi (</w:t>
       </w:r>
-      <w:hyperlink r:id="rId332">
-        <w:r>
-          <w:rPr>
-            <w:lang w:val="id_ID" w:bidi="id_ID"/>
-          </w:rPr>
-          <w:rPr>
-            <w:color w:val="0000EE"/>
-            <w:u w:val="single"/>
-          </w:rPr>
-          <w:t>Mat. 5–7</w:t>
-        </w:r>
-      </w:hyperlink>
+      <w:r>
+        <w:rPr>
+          <w:lang w:val="id_ID" w:bidi="id_ID"/>
+        </w:rPr>
+        <w:t>Mat. 5–7</w:t>
+      </w:r>
       <w:r>
         <w:rPr>
           <w:lang w:val="id_ID" w:bidi="id_ID"/>
@@ -8783,204 +6653,132 @@
         </w:rPr>
         <w:t xml:space="preserve">Tujuan dari hukum adalah untuk mengubah orang percaya yang telah diperbarui menjadi dewasa. Kedewasaan rohani bukanlah hak istimewa yang hanya diberikan kepada orang percaya setelah Kristus; orang-orang kudus PL juga berjalan dengan Allah (Henokh, </w:t>
       </w:r>
-      <w:hyperlink r:id="rId333">
-        <w:r>
-          <w:rPr>
-            <w:lang w:val="id_ID" w:bidi="id_ID"/>
-          </w:rPr>
-          <w:rPr>
-            <w:color w:val="0000EE"/>
-            <w:u w:val="single"/>
-          </w:rPr>
-          <w:t>Kej. 5:22–24</w:t>
-        </w:r>
-      </w:hyperlink>
+      <w:r>
+        <w:rPr>
+          <w:lang w:val="id_ID" w:bidi="id_ID"/>
+        </w:rPr>
+        <w:t>Kej. 5:22–24</w:t>
+      </w:r>
       <w:r>
         <w:rPr>
           <w:lang w:val="id_ID" w:bidi="id_ID"/>
         </w:rPr>
         <w:t xml:space="preserve">; Nuh, </w:t>
       </w:r>
-      <w:hyperlink r:id="rId333">
-        <w:r>
-          <w:rPr>
-            <w:lang w:val="id_ID" w:bidi="id_ID"/>
-          </w:rPr>
-          <w:rPr>
-            <w:color w:val="0000EE"/>
-            <w:u w:val="single"/>
-          </w:rPr>
-          <w:t xml:space="preserve">Kej. </w:t>
-        </w:r>
-      </w:hyperlink>
-      <w:hyperlink r:id="rId334">
-        <w:r>
-          <w:rPr>
-            <w:lang w:val="id_ID" w:bidi="id_ID"/>
-          </w:rPr>
-          <w:rPr>
-            <w:color w:val="0000EE"/>
-            <w:u w:val="single"/>
-          </w:rPr>
-          <w:t>6:9</w:t>
-        </w:r>
-      </w:hyperlink>
+      <w:r>
+        <w:rPr>
+          <w:lang w:val="id_ID" w:bidi="id_ID"/>
+        </w:rPr>
+        <w:t xml:space="preserve">Kej. </w:t>
+      </w:r>
+      <w:r>
+        <w:rPr>
+          <w:lang w:val="id_ID" w:bidi="id_ID"/>
+        </w:rPr>
+        <w:t>6:9</w:t>
+      </w:r>
       <w:r>
         <w:rPr>
           <w:lang w:val="id_ID" w:bidi="id_ID"/>
         </w:rPr>
         <w:t xml:space="preserve">; Abraham, </w:t>
       </w:r>
-      <w:hyperlink r:id="rId333">
-        <w:r>
-          <w:rPr>
-            <w:lang w:val="id_ID" w:bidi="id_ID"/>
-          </w:rPr>
-          <w:rPr>
-            <w:color w:val="0000EE"/>
-            <w:u w:val="single"/>
-          </w:rPr>
-          <w:t xml:space="preserve">Kej. </w:t>
-        </w:r>
-      </w:hyperlink>
-      <w:hyperlink r:id="rId177">
-        <w:r>
-          <w:rPr>
-            <w:lang w:val="id_ID" w:bidi="id_ID"/>
-          </w:rPr>
-          <w:rPr>
-            <w:color w:val="0000EE"/>
-            <w:u w:val="single"/>
-          </w:rPr>
-          <w:t>17:1</w:t>
-        </w:r>
-      </w:hyperlink>
+      <w:r>
+        <w:rPr>
+          <w:lang w:val="id_ID" w:bidi="id_ID"/>
+        </w:rPr>
+        <w:t xml:space="preserve">Kej. </w:t>
+      </w:r>
+      <w:r>
+        <w:rPr>
+          <w:lang w:val="id_ID" w:bidi="id_ID"/>
+        </w:rPr>
+        <w:t>17:1</w:t>
+      </w:r>
       <w:r>
         <w:rPr>
           <w:lang w:val="id_ID" w:bidi="id_ID"/>
         </w:rPr>
         <w:t xml:space="preserve">). Mereka adalah pria dewasa yang hidup dengan integritas di hadapan Allah (bdk. </w:t>
       </w:r>
-      <w:hyperlink r:id="rId177">
-        <w:r>
-          <w:rPr>
-            <w:lang w:val="id_ID" w:bidi="id_ID"/>
-          </w:rPr>
-          <w:rPr>
-            <w:color w:val="0000EE"/>
-            <w:u w:val="single"/>
-          </w:rPr>
-          <w:t>Kej. 17:1</w:t>
-        </w:r>
-      </w:hyperlink>
-      <w:r>
-        <w:rPr>
-          <w:lang w:val="id_ID" w:bidi="id_ID"/>
-        </w:rPr>
-        <w:t xml:space="preserve">; </w:t>
-      </w:r>
-      <w:hyperlink r:id="rId335">
-        <w:r>
-          <w:rPr>
-            <w:lang w:val="id_ID" w:bidi="id_ID"/>
-          </w:rPr>
-          <w:rPr>
-            <w:color w:val="0000EE"/>
-            <w:u w:val="single"/>
-          </w:rPr>
-          <w:t>Ul 18:13</w:t>
-        </w:r>
-      </w:hyperlink>
-      <w:r>
-        <w:rPr>
-          <w:lang w:val="id_ID" w:bidi="id_ID"/>
-        </w:rPr>
-        <w:t xml:space="preserve">; </w:t>
-      </w:r>
-      <w:hyperlink r:id="rId336">
-        <w:r>
-          <w:rPr>
-            <w:lang w:val="id_ID" w:bidi="id_ID"/>
-          </w:rPr>
-          <w:rPr>
-            <w:color w:val="0000EE"/>
-            <w:u w:val="single"/>
-          </w:rPr>
-          <w:t>Mzm. 15:1–2</w:t>
-        </w:r>
-      </w:hyperlink>
-      <w:r>
-        <w:rPr>
-          <w:lang w:val="id_ID" w:bidi="id_ID"/>
-        </w:rPr>
-        <w:t xml:space="preserve">; </w:t>
-      </w:r>
-      <w:hyperlink r:id="rId337">
-        <w:r>
-          <w:rPr>
-            <w:lang w:val="id_ID" w:bidi="id_ID"/>
-          </w:rPr>
-          <w:rPr>
-            <w:color w:val="0000EE"/>
-            <w:u w:val="single"/>
-          </w:rPr>
-          <w:t>18:26</w:t>
-        </w:r>
-      </w:hyperlink>
-      <w:r>
-        <w:rPr>
-          <w:lang w:val="id_ID" w:bidi="id_ID"/>
-        </w:rPr>
-        <w:t xml:space="preserve">; </w:t>
-      </w:r>
-      <w:hyperlink r:id="rId338">
-        <w:r>
-          <w:rPr>
-            <w:lang w:val="id_ID" w:bidi="id_ID"/>
-          </w:rPr>
-          <w:rPr>
-            <w:color w:val="0000EE"/>
-            <w:u w:val="single"/>
-          </w:rPr>
-          <w:t>101:2, 6</w:t>
-        </w:r>
-      </w:hyperlink>
-      <w:r>
-        <w:rPr>
-          <w:lang w:val="id_ID" w:bidi="id_ID"/>
-        </w:rPr>
-        <w:t xml:space="preserve">; </w:t>
-      </w:r>
-      <w:hyperlink r:id="rId339">
-        <w:r>
-          <w:rPr>
-            <w:lang w:val="id_ID" w:bidi="id_ID"/>
-          </w:rPr>
-          <w:rPr>
-            <w:color w:val="0000EE"/>
-            <w:u w:val="single"/>
-          </w:rPr>
-          <w:t>119:80</w:t>
-        </w:r>
-      </w:hyperlink>
-      <w:r>
-        <w:rPr>
-          <w:lang w:val="id_ID" w:bidi="id_ID"/>
-        </w:rPr>
-        <w:t xml:space="preserve">; </w:t>
-      </w:r>
-      <w:hyperlink r:id="rId340">
-        <w:r>
-          <w:rPr>
-            <w:lang w:val="id_ID" w:bidi="id_ID"/>
-          </w:rPr>
-          <w:rPr>
-            <w:color w:val="0000EE"/>
-            <w:u w:val="single"/>
-          </w:rPr>
-          <w:t>Ams. 11:5</w:t>
-        </w:r>
-      </w:hyperlink>
+      <w:r>
+        <w:rPr>
+          <w:lang w:val="id_ID" w:bidi="id_ID"/>
+        </w:rPr>
+        <w:t>Kej. 17:1</w:t>
+      </w:r>
+      <w:r>
+        <w:rPr>
+          <w:lang w:val="id_ID" w:bidi="id_ID"/>
+        </w:rPr>
+        <w:t xml:space="preserve">; </w:t>
+      </w:r>
+      <w:r>
+        <w:rPr>
+          <w:lang w:val="id_ID" w:bidi="id_ID"/>
+        </w:rPr>
+        <w:t>Ul 18:13</w:t>
+      </w:r>
+      <w:r>
+        <w:rPr>
+          <w:lang w:val="id_ID" w:bidi="id_ID"/>
+        </w:rPr>
+        <w:t xml:space="preserve">; </w:t>
+      </w:r>
+      <w:r>
+        <w:rPr>
+          <w:lang w:val="id_ID" w:bidi="id_ID"/>
+        </w:rPr>
+        <w:t>Mzm. 15:1–2</w:t>
+      </w:r>
+      <w:r>
+        <w:rPr>
+          <w:lang w:val="id_ID" w:bidi="id_ID"/>
+        </w:rPr>
+        <w:t xml:space="preserve">; </w:t>
+      </w:r>
+      <w:r>
+        <w:rPr>
+          <w:lang w:val="id_ID" w:bidi="id_ID"/>
+        </w:rPr>
+        <w:t>18:26</w:t>
+      </w:r>
+      <w:r>
+        <w:rPr>
+          <w:lang w:val="id_ID" w:bidi="id_ID"/>
+        </w:rPr>
+        <w:t xml:space="preserve">; </w:t>
+      </w:r>
+      <w:r>
+        <w:rPr>
+          <w:lang w:val="id_ID" w:bidi="id_ID"/>
+        </w:rPr>
+        <w:t>101:2, 6</w:t>
+      </w:r>
+      <w:r>
+        <w:rPr>
+          <w:lang w:val="id_ID" w:bidi="id_ID"/>
+        </w:rPr>
+        <w:t xml:space="preserve">; </w:t>
+      </w:r>
+      <w:r>
+        <w:rPr>
+          <w:lang w:val="id_ID" w:bidi="id_ID"/>
+        </w:rPr>
+        <w:t>119:80</w:t>
+      </w:r>
+      <w:r>
+        <w:rPr>
+          <w:lang w:val="id_ID" w:bidi="id_ID"/>
+        </w:rPr>
+        <w:t xml:space="preserve">; </w:t>
+      </w:r>
+      <w:r>
+        <w:rPr>
+          <w:lang w:val="id_ID" w:bidi="id_ID"/>
+        </w:rPr>
+        <w:t>Ams. 11:5</w:t>
+      </w:r>
       <w:r>
         <w:rPr>
           <w:lang w:val="id_ID" w:bidi="id_ID"/>
@@ -9001,108 +6799,72 @@
         </w:rPr>
         <w:t>Kedewasaan, atau integritas, adalah respon kepada Allah di mana orang percaya tidak lagi perlu hidup dengan ketentuan individu atau dalam ketakutan akan kesalahan dan dosa kelalaian, tetapi menikmati melakukan kehendak Tuhan (</w:t>
       </w:r>
-      <w:hyperlink r:id="rId341">
-        <w:r>
-          <w:rPr>
-            <w:lang w:val="id_ID" w:bidi="id_ID"/>
-          </w:rPr>
-          <w:rPr>
-            <w:color w:val="0000EE"/>
-            <w:u w:val="single"/>
-          </w:rPr>
-          <w:t>Mzm. 1:2</w:t>
-        </w:r>
-      </w:hyperlink>
-      <w:r>
-        <w:rPr>
-          <w:lang w:val="id_ID" w:bidi="id_ID"/>
-        </w:rPr>
-        <w:t xml:space="preserve">; </w:t>
-      </w:r>
-      <w:hyperlink r:id="rId342">
-        <w:r>
-          <w:rPr>
-            <w:lang w:val="id_ID" w:bidi="id_ID"/>
-          </w:rPr>
-          <w:rPr>
-            <w:color w:val="0000EE"/>
-            <w:u w:val="single"/>
-          </w:rPr>
-          <w:t>112:1</w:t>
-        </w:r>
-      </w:hyperlink>
+      <w:r>
+        <w:rPr>
+          <w:lang w:val="id_ID" w:bidi="id_ID"/>
+        </w:rPr>
+        <w:t>Mzm. 1:2</w:t>
+      </w:r>
+      <w:r>
+        <w:rPr>
+          <w:lang w:val="id_ID" w:bidi="id_ID"/>
+        </w:rPr>
+        <w:t xml:space="preserve">; </w:t>
+      </w:r>
+      <w:r>
+        <w:rPr>
+          <w:lang w:val="id_ID" w:bidi="id_ID"/>
+        </w:rPr>
+        <w:t>112:1</w:t>
+      </w:r>
       <w:r>
         <w:rPr>
           <w:lang w:val="id_ID" w:bidi="id_ID"/>
         </w:rPr>
         <w:t>). Sejak kedatangan Kristus dan Pentakosta, Roh Kudus telah dicurahkan kepada setiap orang percaya. Dia datang tidak hanya untuk menginternalisasi/menghayati hukum Allah (</w:t>
       </w:r>
-      <w:hyperlink r:id="rId343">
-        <w:r>
-          <w:rPr>
-            <w:lang w:val="id_ID" w:bidi="id_ID"/>
-          </w:rPr>
-          <w:rPr>
-            <w:color w:val="0000EE"/>
-            <w:u w:val="single"/>
-          </w:rPr>
-          <w:t>Yer. 31:33</w:t>
-        </w:r>
-      </w:hyperlink>
+      <w:r>
+        <w:rPr>
+          <w:lang w:val="id_ID" w:bidi="id_ID"/>
+        </w:rPr>
+        <w:t>Yer. 31:33</w:t>
+      </w:r>
       <w:r>
         <w:rPr>
           <w:lang w:val="id_ID" w:bidi="id_ID"/>
         </w:rPr>
         <w:t>) tetapi juga untuk membantu kita mengembangkan kedewasaan Kristen dengan memberikan buah-buah kesalehan dalam kelimpahan yang lebih besar (</w:t>
       </w:r>
-      <w:hyperlink r:id="rId344">
-        <w:r>
-          <w:rPr>
-            <w:lang w:val="id_ID" w:bidi="id_ID"/>
-          </w:rPr>
-          <w:rPr>
-            <w:color w:val="0000EE"/>
-            <w:u w:val="single"/>
-          </w:rPr>
-          <w:t>Gal. 5:22–24</w:t>
-        </w:r>
-      </w:hyperlink>
+      <w:r>
+        <w:rPr>
+          <w:lang w:val="id_ID" w:bidi="id_ID"/>
+        </w:rPr>
+        <w:t>Gal. 5:22–24</w:t>
+      </w:r>
       <w:r>
         <w:rPr>
           <w:lang w:val="id_ID" w:bidi="id_ID"/>
         </w:rPr>
         <w:t>). Sementara kedewasaan dan kebebasan dialami oleh beberapa orang kudus PL, itu adalah hadiah Tuhan untuk semua anak-anak-Nya dalam Kristus (</w:t>
       </w:r>
-      <w:hyperlink r:id="rId345">
-        <w:r>
-          <w:rPr>
-            <w:lang w:val="id_ID" w:bidi="id_ID"/>
-          </w:rPr>
-          <w:rPr>
-            <w:color w:val="0000EE"/>
-            <w:u w:val="single"/>
-          </w:rPr>
-          <w:t>Kisah 2:39</w:t>
-        </w:r>
-      </w:hyperlink>
-      <w:r>
-        <w:rPr>
-          <w:lang w:val="id_ID" w:bidi="id_ID"/>
-        </w:rPr>
-        <w:t xml:space="preserve">; </w:t>
-      </w:r>
-      <w:hyperlink r:id="rId346">
-        <w:r>
-          <w:rPr>
-            <w:lang w:val="id_ID" w:bidi="id_ID"/>
-          </w:rPr>
-          <w:rPr>
-            <w:color w:val="0000EE"/>
-            <w:u w:val="single"/>
-          </w:rPr>
-          <w:t>1Kor. 12:13</w:t>
-        </w:r>
-      </w:hyperlink>
+      <w:r>
+        <w:rPr>
+          <w:lang w:val="id_ID" w:bidi="id_ID"/>
+        </w:rPr>
+        <w:t>Kisah 2:39</w:t>
+      </w:r>
+      <w:r>
+        <w:rPr>
+          <w:lang w:val="id_ID" w:bidi="id_ID"/>
+        </w:rPr>
+        <w:t xml:space="preserve">; </w:t>
+      </w:r>
+      <w:r>
+        <w:rPr>
+          <w:lang w:val="id_ID" w:bidi="id_ID"/>
+        </w:rPr>
+        <w:t>1Kor. 12:13</w:t>
+      </w:r>
       <w:r>
         <w:rPr>
           <w:lang w:val="id_ID" w:bidi="id_ID"/>
@@ -9121,18 +6883,12 @@
         </w:rPr>
         <w:t>” (</w:t>
       </w:r>
-      <w:hyperlink r:id="rId347">
-        <w:r>
-          <w:rPr>
-            <w:lang w:val="id_ID" w:bidi="id_ID"/>
-          </w:rPr>
-          <w:rPr>
-            <w:color w:val="0000EE"/>
-            <w:u w:val="single"/>
-          </w:rPr>
-          <w:t>2Tim. 3:17</w:t>
-        </w:r>
-      </w:hyperlink>
+      <w:r>
+        <w:rPr>
+          <w:lang w:val="id_ID" w:bidi="id_ID"/>
+        </w:rPr>
+        <w:t>2Tim. 3:17</w:t>
+      </w:r>
       <w:r>
         <w:rPr>
           <w:lang w:val="id_ID" w:bidi="id_ID"/>
